--- a/Lanchester-Equations.docx
+++ b/Lanchester-Equations.docx
@@ -87,6 +87,841 @@
           <w:lang w:val="en-US"/>
         </w:rPr>
         <w:t xml:space="preserve">for RED and BLUE forces. </w:t>
+      </w:r>
+    </w:p>
+    <w:p>
+      <w:pPr>
+        <w:rPr>
+          <w:lang w:val="en-US"/>
+        </w:rPr>
+      </w:pPr>
+      <w:r>
+        <w:rPr>
+          <w:lang w:val="en-US"/>
+        </w:rPr>
+        <w:t xml:space="preserve">A Lanchester system is a four-tuple </w:t>
+      </w:r>
+      <m:oMath>
+        <m:d>
+          <m:dPr>
+            <m:ctrlPr>
+              <w:rPr>
+                <w:rFonts w:ascii="Cambria Math" w:hAnsi="Cambria Math"/>
+                <w:i/>
+                <w:lang w:val="en-US"/>
+              </w:rPr>
+            </m:ctrlPr>
+          </m:dPr>
+          <m:e>
+            <m:r>
+              <w:rPr>
+                <w:rFonts w:ascii="Cambria Math" w:hAnsi="Cambria Math"/>
+                <w:lang w:val="en-US"/>
+              </w:rPr>
+              <m:t>B, α, R, β</m:t>
+            </m:r>
+          </m:e>
+        </m:d>
+      </m:oMath>
+      <w:r>
+        <w:rPr>
+          <w:lang w:val="en-US"/>
+        </w:rPr>
+        <w:t xml:space="preserve">,where </w:t>
+      </w:r>
+      <m:oMath>
+        <m:r>
+          <w:rPr>
+            <w:rFonts w:ascii="Cambria Math" w:hAnsi="Cambria Math"/>
+            <w:lang w:val="en-US"/>
+          </w:rPr>
+          <m:t>B</m:t>
+        </m:r>
+      </m:oMath>
+      <w:r>
+        <w:rPr>
+          <w:lang w:val="en-US"/>
+        </w:rPr>
+        <w:t xml:space="preserve"> and </w:t>
+      </w:r>
+      <m:oMath>
+        <m:r>
+          <w:rPr>
+            <w:rFonts w:ascii="Cambria Math" w:hAnsi="Cambria Math"/>
+            <w:lang w:val="en-US"/>
+          </w:rPr>
+          <m:t>R</m:t>
+        </m:r>
+      </m:oMath>
+      <w:r>
+        <w:rPr>
+          <w:lang w:val="en-US"/>
+        </w:rPr>
+        <w:t xml:space="preserve"> are infinitely differentiable functions of </w:t>
+      </w:r>
+      <m:oMath>
+        <m:r>
+          <w:rPr>
+            <w:rFonts w:ascii="Cambria Math" w:hAnsi="Cambria Math"/>
+            <w:lang w:val="en-US"/>
+          </w:rPr>
+          <m:t>t</m:t>
+        </m:r>
+      </m:oMath>
+      <w:r>
+        <w:rPr>
+          <w:lang w:val="en-US"/>
+        </w:rPr>
+        <w:t xml:space="preserve"> defined on </w:t>
+      </w:r>
+      <m:oMath>
+        <m:r>
+          <w:rPr>
+            <w:rFonts w:ascii="Cambria Math" w:hAnsi="Cambria Math"/>
+            <w:lang w:val="en-US"/>
+          </w:rPr>
+          <m:t>(0, ∞)</m:t>
+        </m:r>
+      </m:oMath>
+      <w:r>
+        <w:rPr>
+          <w:lang w:val="en-US"/>
+        </w:rPr>
+        <w:t xml:space="preserve"> such that </w:t>
+      </w:r>
+      <m:oMath>
+        <m:r>
+          <w:rPr>
+            <w:rFonts w:ascii="Cambria Math" w:hAnsi="Cambria Math"/>
+            <w:lang w:val="en-US"/>
+          </w:rPr>
+          <m:t>B</m:t>
+        </m:r>
+        <m:d>
+          <m:dPr>
+            <m:ctrlPr>
+              <w:rPr>
+                <w:rFonts w:ascii="Cambria Math" w:hAnsi="Cambria Math"/>
+                <w:i/>
+                <w:lang w:val="en-US"/>
+              </w:rPr>
+            </m:ctrlPr>
+          </m:dPr>
+          <m:e>
+            <m:r>
+              <w:rPr>
+                <w:rFonts w:ascii="Cambria Math" w:hAnsi="Cambria Math"/>
+                <w:lang w:val="en-US"/>
+              </w:rPr>
+              <m:t>0</m:t>
+            </m:r>
+          </m:e>
+        </m:d>
+        <m:r>
+          <w:rPr>
+            <w:rFonts w:ascii="Cambria Math" w:hAnsi="Cambria Math"/>
+            <w:lang w:val="en-US"/>
+          </w:rPr>
+          <m:t>≥0</m:t>
+        </m:r>
+        <m:r>
+          <w:rPr>
+            <w:rFonts w:ascii="Cambria Math" w:hAnsi="Cambria Math"/>
+            <w:lang w:val="en-US"/>
+          </w:rPr>
+          <m:t xml:space="preserve"> </m:t>
+        </m:r>
+        <m:r>
+          <w:rPr>
+            <w:rFonts w:ascii="Cambria Math" w:hAnsi="Cambria Math"/>
+            <w:lang w:val="en-US"/>
+          </w:rPr>
+          <m:t>,</m:t>
+        </m:r>
+        <m:r>
+          <w:rPr>
+            <w:rFonts w:ascii="Cambria Math" w:hAnsi="Cambria Math"/>
+            <w:lang w:val="en-US"/>
+          </w:rPr>
+          <m:t xml:space="preserve">  </m:t>
+        </m:r>
+        <m:r>
+          <w:rPr>
+            <w:rFonts w:ascii="Cambria Math" w:hAnsi="Cambria Math"/>
+            <w:lang w:val="en-US"/>
+          </w:rPr>
+          <m:t>R</m:t>
+        </m:r>
+        <m:d>
+          <m:dPr>
+            <m:ctrlPr>
+              <w:rPr>
+                <w:rFonts w:ascii="Cambria Math" w:hAnsi="Cambria Math"/>
+                <w:i/>
+                <w:lang w:val="en-US"/>
+              </w:rPr>
+            </m:ctrlPr>
+          </m:dPr>
+          <m:e>
+            <m:r>
+              <w:rPr>
+                <w:rFonts w:ascii="Cambria Math" w:hAnsi="Cambria Math"/>
+                <w:lang w:val="en-US"/>
+              </w:rPr>
+              <m:t>0</m:t>
+            </m:r>
+          </m:e>
+        </m:d>
+        <m:r>
+          <w:rPr>
+            <w:rFonts w:ascii="Cambria Math" w:hAnsi="Cambria Math"/>
+            <w:lang w:val="en-US"/>
+          </w:rPr>
+          <m:t>≥0</m:t>
+        </m:r>
+        <m:r>
+          <w:rPr>
+            <w:rFonts w:ascii="Cambria Math" w:hAnsi="Cambria Math"/>
+            <w:lang w:val="en-US"/>
+          </w:rPr>
+          <m:t xml:space="preserve"> </m:t>
+        </m:r>
+        <m:r>
+          <w:rPr>
+            <w:rFonts w:ascii="Cambria Math" w:hAnsi="Cambria Math"/>
+            <w:lang w:val="en-US"/>
+          </w:rPr>
+          <m:t>,</m:t>
+        </m:r>
+        <m:r>
+          <w:rPr>
+            <w:rFonts w:ascii="Cambria Math" w:hAnsi="Cambria Math"/>
+            <w:lang w:val="en-US"/>
+          </w:rPr>
+          <m:t xml:space="preserve">  </m:t>
+        </m:r>
+        <m:r>
+          <w:rPr>
+            <w:rFonts w:ascii="Cambria Math" w:hAnsi="Cambria Math"/>
+            <w:lang w:val="en-US"/>
+          </w:rPr>
+          <m:t xml:space="preserve"> α&gt;0</m:t>
+        </m:r>
+        <m:r>
+          <w:rPr>
+            <w:rFonts w:ascii="Cambria Math" w:hAnsi="Cambria Math"/>
+            <w:lang w:val="en-US"/>
+          </w:rPr>
+          <m:t xml:space="preserve"> </m:t>
+        </m:r>
+        <m:r>
+          <w:rPr>
+            <w:rFonts w:ascii="Cambria Math" w:hAnsi="Cambria Math"/>
+            <w:lang w:val="en-US"/>
+          </w:rPr>
+          <m:t>,</m:t>
+        </m:r>
+        <m:r>
+          <w:rPr>
+            <w:rFonts w:ascii="Cambria Math" w:hAnsi="Cambria Math"/>
+            <w:lang w:val="en-US"/>
+          </w:rPr>
+          <m:t xml:space="preserve">  </m:t>
+        </m:r>
+        <m:r>
+          <w:rPr>
+            <w:rFonts w:ascii="Cambria Math" w:hAnsi="Cambria Math"/>
+            <w:lang w:val="en-US"/>
+          </w:rPr>
+          <m:t xml:space="preserve"> β&gt;0</m:t>
+        </m:r>
+      </m:oMath>
+      <w:r>
+        <w:rPr>
+          <w:lang w:val="en-US"/>
+        </w:rPr>
+        <w:t xml:space="preserve"> with</w:t>
+      </w:r>
+    </w:p>
+    <w:p>
+      <w:pPr>
+        <w:rPr>
+          <w:lang w:val="en-US"/>
+        </w:rPr>
+      </w:pPr>
+      <m:oMathPara>
+        <m:oMath>
+          <m:acc>
+            <m:accPr>
+              <m:chr m:val="̇"/>
+              <m:ctrlPr>
+                <w:rPr>
+                  <w:rFonts w:ascii="Cambria Math" w:hAnsi="Cambria Math"/>
+                  <w:i/>
+                  <w:lang w:val="en-US"/>
+                </w:rPr>
+              </m:ctrlPr>
+            </m:accPr>
+            <m:e>
+              <m:r>
+                <w:rPr>
+                  <w:rFonts w:ascii="Cambria Math" w:hAnsi="Cambria Math"/>
+                  <w:lang w:val="en-US"/>
+                </w:rPr>
+                <m:t>R</m:t>
+              </m:r>
+            </m:e>
+          </m:acc>
+          <m:r>
+            <w:rPr>
+              <w:rFonts w:ascii="Cambria Math" w:hAnsi="Cambria Math"/>
+              <w:lang w:val="en-US"/>
+            </w:rPr>
+            <m:t>=</m:t>
+          </m:r>
+          <m:f>
+            <m:fPr>
+              <m:ctrlPr>
+                <w:rPr>
+                  <w:rFonts w:ascii="Cambria Math" w:hAnsi="Cambria Math"/>
+                  <w:i/>
+                  <w:lang w:val="en-US"/>
+                </w:rPr>
+              </m:ctrlPr>
+            </m:fPr>
+            <m:num>
+              <m:r>
+                <w:rPr>
+                  <w:rFonts w:ascii="Cambria Math" w:hAnsi="Cambria Math"/>
+                  <w:lang w:val="en-US"/>
+                </w:rPr>
+                <m:t>dR</m:t>
+              </m:r>
+            </m:num>
+            <m:den>
+              <m:r>
+                <w:rPr>
+                  <w:rFonts w:ascii="Cambria Math" w:hAnsi="Cambria Math"/>
+                  <w:lang w:val="en-US"/>
+                </w:rPr>
+                <m:t>dt</m:t>
+              </m:r>
+            </m:den>
+          </m:f>
+          <m:r>
+            <w:rPr>
+              <w:rFonts w:ascii="Cambria Math" w:hAnsi="Cambria Math"/>
+              <w:lang w:val="en-US"/>
+            </w:rPr>
+            <m:t>=-</m:t>
+          </m:r>
+          <m:r>
+            <w:rPr>
+              <w:rFonts w:ascii="Cambria Math" w:hAnsi="Cambria Math"/>
+              <w:lang w:val="en-US"/>
+            </w:rPr>
+            <m:t>α</m:t>
+          </m:r>
+          <m:r>
+            <w:rPr>
+              <w:rFonts w:ascii="Cambria Math" w:eastAsiaTheme="minorEastAsia" w:hAnsi="Cambria Math"/>
+              <w:lang w:val="en-US"/>
+            </w:rPr>
+            <m:t>f</m:t>
+          </m:r>
+          <m:d>
+            <m:dPr>
+              <m:ctrlPr>
+                <w:rPr>
+                  <w:rFonts w:ascii="Cambria Math" w:eastAsiaTheme="minorEastAsia" w:hAnsi="Cambria Math"/>
+                  <w:i/>
+                  <w:lang w:val="en-US"/>
+                </w:rPr>
+              </m:ctrlPr>
+            </m:dPr>
+            <m:e>
+              <m:r>
+                <w:rPr>
+                  <w:rFonts w:ascii="Cambria Math" w:eastAsiaTheme="minorEastAsia" w:hAnsi="Cambria Math"/>
+                  <w:lang w:val="en-US"/>
+                </w:rPr>
+                <m:t>B,R</m:t>
+              </m:r>
+            </m:e>
+          </m:d>
+          <m:r>
+            <w:rPr>
+              <w:rFonts w:ascii="Cambria Math" w:eastAsiaTheme="minorEastAsia" w:hAnsi="Cambria Math"/>
+              <w:lang w:val="en-US"/>
+            </w:rPr>
+            <m:t xml:space="preserve"> ,  </m:t>
+          </m:r>
+          <m:acc>
+            <m:accPr>
+              <m:chr m:val="̇"/>
+              <m:ctrlPr>
+                <w:rPr>
+                  <w:rFonts w:ascii="Cambria Math" w:eastAsiaTheme="minorEastAsia" w:hAnsi="Cambria Math"/>
+                  <w:i/>
+                  <w:lang w:val="en-US"/>
+                </w:rPr>
+              </m:ctrlPr>
+            </m:accPr>
+            <m:e>
+              <m:r>
+                <w:rPr>
+                  <w:rFonts w:ascii="Cambria Math" w:eastAsiaTheme="minorEastAsia" w:hAnsi="Cambria Math"/>
+                  <w:lang w:val="en-US"/>
+                </w:rPr>
+                <m:t>B</m:t>
+              </m:r>
+            </m:e>
+          </m:acc>
+          <m:r>
+            <w:rPr>
+              <w:rFonts w:ascii="Cambria Math" w:eastAsiaTheme="minorEastAsia" w:hAnsi="Cambria Math"/>
+              <w:lang w:val="en-US"/>
+            </w:rPr>
+            <m:t>=</m:t>
+          </m:r>
+          <m:f>
+            <m:fPr>
+              <m:ctrlPr>
+                <w:rPr>
+                  <w:rFonts w:ascii="Cambria Math" w:eastAsiaTheme="minorEastAsia" w:hAnsi="Cambria Math"/>
+                  <w:i/>
+                  <w:lang w:val="en-US"/>
+                </w:rPr>
+              </m:ctrlPr>
+            </m:fPr>
+            <m:num>
+              <m:r>
+                <w:rPr>
+                  <w:rFonts w:ascii="Cambria Math" w:eastAsiaTheme="minorEastAsia" w:hAnsi="Cambria Math"/>
+                  <w:lang w:val="en-US"/>
+                </w:rPr>
+                <m:t>dB</m:t>
+              </m:r>
+            </m:num>
+            <m:den>
+              <m:r>
+                <w:rPr>
+                  <w:rFonts w:ascii="Cambria Math" w:eastAsiaTheme="minorEastAsia" w:hAnsi="Cambria Math"/>
+                  <w:lang w:val="en-US"/>
+                </w:rPr>
+                <m:t>dt</m:t>
+              </m:r>
+            </m:den>
+          </m:f>
+          <m:r>
+            <w:rPr>
+              <w:rFonts w:ascii="Cambria Math" w:eastAsiaTheme="minorEastAsia" w:hAnsi="Cambria Math"/>
+              <w:lang w:val="en-US"/>
+            </w:rPr>
+            <m:t>=-</m:t>
+          </m:r>
+          <m:r>
+            <w:rPr>
+              <w:rFonts w:ascii="Cambria Math" w:hAnsi="Cambria Math"/>
+              <w:lang w:val="en-US"/>
+            </w:rPr>
+            <m:t xml:space="preserve"> β</m:t>
+          </m:r>
+          <m:r>
+            <w:rPr>
+              <w:rFonts w:ascii="Cambria Math" w:hAnsi="Cambria Math"/>
+              <w:lang w:val="en-US"/>
+            </w:rPr>
+            <m:t>g</m:t>
+          </m:r>
+          <m:d>
+            <m:dPr>
+              <m:ctrlPr>
+                <w:rPr>
+                  <w:rFonts w:ascii="Cambria Math" w:hAnsi="Cambria Math"/>
+                  <w:i/>
+                  <w:lang w:val="en-US"/>
+                </w:rPr>
+              </m:ctrlPr>
+            </m:dPr>
+            <m:e>
+              <m:r>
+                <w:rPr>
+                  <w:rFonts w:ascii="Cambria Math" w:hAnsi="Cambria Math"/>
+                  <w:lang w:val="en-US"/>
+                </w:rPr>
+                <m:t>B,R</m:t>
+              </m:r>
+            </m:e>
+          </m:d>
+        </m:oMath>
+      </m:oMathPara>
+    </w:p>
+    <w:p>
+      <w:pPr>
+        <w:rPr>
+          <w:lang w:val="en-US"/>
+        </w:rPr>
+      </w:pPr>
+      <w:r>
+        <w:rPr>
+          <w:lang w:val="en-US"/>
+        </w:rPr>
+        <w:t>W</w:t>
+      </w:r>
+      <w:r>
+        <w:rPr>
+          <w:lang w:val="en-US"/>
+        </w:rPr>
+        <w:t>e define the finishing time of it to be</w:t>
+      </w:r>
+      <w:r>
+        <w:rPr>
+          <w:lang w:val="en-US"/>
+        </w:rPr>
+        <w:t xml:space="preserve"> </w:t>
+      </w:r>
+      <m:oMath>
+        <m:sSub>
+          <m:sSubPr>
+            <m:ctrlPr>
+              <w:rPr>
+                <w:rFonts w:ascii="Cambria Math" w:hAnsi="Cambria Math"/>
+                <w:i/>
+                <w:lang w:val="en-US"/>
+              </w:rPr>
+            </m:ctrlPr>
+          </m:sSubPr>
+          <m:e>
+            <m:r>
+              <w:rPr>
+                <w:rFonts w:ascii="Cambria Math" w:hAnsi="Cambria Math"/>
+                <w:lang w:val="en-US"/>
+              </w:rPr>
+              <m:t>t</m:t>
+            </m:r>
+          </m:e>
+          <m:sub>
+            <m:r>
+              <w:rPr>
+                <w:rFonts w:ascii="Cambria Math" w:hAnsi="Cambria Math"/>
+                <w:lang w:val="en-US"/>
+              </w:rPr>
+              <m:t>f</m:t>
+            </m:r>
+          </m:sub>
+        </m:sSub>
+        <m:r>
+          <w:rPr>
+            <w:rFonts w:ascii="Cambria Math" w:hAnsi="Cambria Math"/>
+            <w:lang w:val="en-US"/>
+          </w:rPr>
+          <m:t>=</m:t>
+        </m:r>
+        <m:func>
+          <m:funcPr>
+            <m:ctrlPr>
+              <w:rPr>
+                <w:rFonts w:ascii="Cambria Math" w:hAnsi="Cambria Math"/>
+                <w:i/>
+                <w:lang w:val="en-US"/>
+              </w:rPr>
+            </m:ctrlPr>
+          </m:funcPr>
+          <m:fName>
+            <m:r>
+              <m:rPr>
+                <m:sty m:val="p"/>
+              </m:rPr>
+              <w:rPr>
+                <w:rFonts w:ascii="Cambria Math" w:hAnsi="Cambria Math"/>
+                <w:lang w:val="en-US"/>
+              </w:rPr>
+              <m:t>sup</m:t>
+            </m:r>
+          </m:fName>
+          <m:e>
+            <m:d>
+              <m:dPr>
+                <m:begChr m:val="{"/>
+                <m:endChr m:val="}"/>
+                <m:ctrlPr>
+                  <w:rPr>
+                    <w:rFonts w:ascii="Cambria Math" w:hAnsi="Cambria Math"/>
+                    <w:i/>
+                    <w:lang w:val="en-US"/>
+                  </w:rPr>
+                </m:ctrlPr>
+              </m:dPr>
+              <m:e>
+                <m:r>
+                  <w:rPr>
+                    <w:rFonts w:ascii="Cambria Math" w:hAnsi="Cambria Math"/>
+                    <w:lang w:val="en-US"/>
+                  </w:rPr>
+                  <m:t>t≥0</m:t>
+                </m:r>
+              </m:e>
+              <m:e>
+                <m:r>
+                  <w:rPr>
+                    <w:rFonts w:ascii="Cambria Math" w:hAnsi="Cambria Math"/>
+                    <w:lang w:val="en-US"/>
+                  </w:rPr>
+                  <m:t>B</m:t>
+                </m:r>
+                <m:d>
+                  <m:dPr>
+                    <m:ctrlPr>
+                      <w:rPr>
+                        <w:rFonts w:ascii="Cambria Math" w:hAnsi="Cambria Math"/>
+                        <w:i/>
+                        <w:lang w:val="en-US"/>
+                      </w:rPr>
+                    </m:ctrlPr>
+                  </m:dPr>
+                  <m:e>
+                    <m:r>
+                      <w:rPr>
+                        <w:rFonts w:ascii="Cambria Math" w:hAnsi="Cambria Math"/>
+                        <w:lang w:val="en-US"/>
+                      </w:rPr>
+                      <m:t>s</m:t>
+                    </m:r>
+                  </m:e>
+                </m:d>
+                <m:r>
+                  <w:rPr>
+                    <w:rFonts w:ascii="Cambria Math" w:hAnsi="Cambria Math"/>
+                    <w:lang w:val="en-US"/>
+                  </w:rPr>
+                  <m:t>,</m:t>
+                </m:r>
+                <m:r>
+                  <w:rPr>
+                    <w:rFonts w:ascii="Cambria Math" w:hAnsi="Cambria Math"/>
+                    <w:lang w:val="en-US"/>
+                  </w:rPr>
+                  <m:t>R</m:t>
+                </m:r>
+                <m:d>
+                  <m:dPr>
+                    <m:ctrlPr>
+                      <w:rPr>
+                        <w:rFonts w:ascii="Cambria Math" w:hAnsi="Cambria Math"/>
+                        <w:i/>
+                        <w:lang w:val="en-US"/>
+                      </w:rPr>
+                    </m:ctrlPr>
+                  </m:dPr>
+                  <m:e>
+                    <m:r>
+                      <w:rPr>
+                        <w:rFonts w:ascii="Cambria Math" w:hAnsi="Cambria Math"/>
+                        <w:lang w:val="en-US"/>
+                      </w:rPr>
+                      <m:t>s</m:t>
+                    </m:r>
+                  </m:e>
+                </m:d>
+                <m:r>
+                  <w:rPr>
+                    <w:rFonts w:ascii="Cambria Math" w:hAnsi="Cambria Math"/>
+                    <w:lang w:val="en-US"/>
+                  </w:rPr>
+                  <m:t>≥0</m:t>
+                </m:r>
+                <m:r>
+                  <w:rPr>
+                    <w:rFonts w:ascii="Cambria Math" w:hAnsi="Cambria Math"/>
+                    <w:lang w:val="en-US"/>
+                  </w:rPr>
+                  <m:t xml:space="preserve"> </m:t>
+                </m:r>
+                <m:r>
+                  <w:rPr>
+                    <w:rFonts w:ascii="Cambria Math" w:hAnsi="Cambria Math" w:cs="Cambria Math"/>
+                    <w:lang w:val="en-US"/>
+                  </w:rPr>
+                  <m:t>∀</m:t>
+                </m:r>
+                <m:r>
+                  <w:rPr>
+                    <w:rFonts w:ascii="Cambria Math" w:hAnsi="Cambria Math"/>
+                    <w:lang w:val="en-US"/>
+                  </w:rPr>
+                  <m:t>s</m:t>
+                </m:r>
+                <m:r>
+                  <w:rPr>
+                    <w:rFonts w:ascii="Cambria Math" w:hAnsi="Cambria Math" w:cs="Cambria Math"/>
+                    <w:lang w:val="en-US"/>
+                  </w:rPr>
+                  <m:t>∈</m:t>
+                </m:r>
+                <m:d>
+                  <m:dPr>
+                    <m:ctrlPr>
+                      <w:rPr>
+                        <w:rFonts w:ascii="Cambria Math" w:hAnsi="Cambria Math"/>
+                        <w:i/>
+                        <w:lang w:val="en-US"/>
+                      </w:rPr>
+                    </m:ctrlPr>
+                  </m:dPr>
+                  <m:e>
+                    <m:r>
+                      <w:rPr>
+                        <w:rFonts w:ascii="Cambria Math" w:hAnsi="Cambria Math"/>
+                        <w:lang w:val="en-US"/>
+                      </w:rPr>
+                      <m:t>0, t</m:t>
+                    </m:r>
+                  </m:e>
+                </m:d>
+              </m:e>
+            </m:d>
+          </m:e>
+        </m:func>
+      </m:oMath>
+      <w:r>
+        <w:rPr>
+          <w:rFonts w:eastAsiaTheme="minorEastAsia"/>
+          <w:lang w:val="en-US"/>
+        </w:rPr>
+        <w:t xml:space="preserve">. </w:t>
+      </w:r>
+      <w:r>
+        <w:rPr>
+          <w:lang w:val="en-US"/>
+        </w:rPr>
+        <w:t xml:space="preserve">Note that the finishing time could potentially be infinity. </w:t>
+      </w:r>
+      <m:oMath>
+        <m:r>
+          <w:rPr>
+            <w:rFonts w:ascii="Cambria Math" w:hAnsi="Cambria Math"/>
+            <w:lang w:val="en-US"/>
+          </w:rPr>
+          <m:t>B(t)</m:t>
+        </m:r>
+      </m:oMath>
+      <w:r>
+        <w:rPr>
+          <w:lang w:val="en-US"/>
+        </w:rPr>
+        <w:t xml:space="preserve"> is called the B</w:t>
+      </w:r>
+      <w:r>
+        <w:rPr>
+          <w:lang w:val="en-US"/>
+        </w:rPr>
+        <w:t>LUE</w:t>
+      </w:r>
+      <w:r>
+        <w:rPr>
+          <w:lang w:val="en-US"/>
+        </w:rPr>
+        <w:t xml:space="preserve"> force function.</w:t>
+      </w:r>
+      <w:r>
+        <w:rPr>
+          <w:lang w:val="en-US"/>
+        </w:rPr>
+        <w:t xml:space="preserve"> </w:t>
+      </w:r>
+      <m:oMath>
+        <m:r>
+          <w:rPr>
+            <w:rFonts w:ascii="Cambria Math" w:hAnsi="Cambria Math"/>
+            <w:lang w:val="en-US"/>
+          </w:rPr>
+          <m:t>R(t)</m:t>
+        </m:r>
+      </m:oMath>
+      <w:r>
+        <w:rPr>
+          <w:lang w:val="en-US"/>
+        </w:rPr>
+        <w:t xml:space="preserve"> is called the R</w:t>
+      </w:r>
+      <w:r>
+        <w:rPr>
+          <w:lang w:val="en-US"/>
+        </w:rPr>
+        <w:t>ED</w:t>
+      </w:r>
+      <w:r>
+        <w:rPr>
+          <w:lang w:val="en-US"/>
+        </w:rPr>
+        <w:t xml:space="preserve"> force function.</w:t>
+      </w:r>
+      <w:r>
+        <w:rPr>
+          <w:lang w:val="en-US"/>
+        </w:rPr>
+        <w:t xml:space="preserve"> </w:t>
+      </w:r>
+      <m:oMath>
+        <m:r>
+          <w:rPr>
+            <w:rFonts w:ascii="Cambria Math" w:hAnsi="Cambria Math"/>
+            <w:lang w:val="en-US"/>
+          </w:rPr>
+          <m:t>α</m:t>
+        </m:r>
+      </m:oMath>
+      <w:r>
+        <w:rPr>
+          <w:lang w:val="en-US"/>
+        </w:rPr>
+        <w:t xml:space="preserve"> is called the B</w:t>
+      </w:r>
+      <w:r>
+        <w:rPr>
+          <w:lang w:val="en-US"/>
+        </w:rPr>
+        <w:t>LUE</w:t>
+      </w:r>
+      <w:r>
+        <w:rPr>
+          <w:lang w:val="en-US"/>
+        </w:rPr>
+        <w:t xml:space="preserve"> efficiency.</w:t>
+      </w:r>
+      <w:r>
+        <w:rPr>
+          <w:lang w:val="en-US"/>
+        </w:rPr>
+        <w:t xml:space="preserve"> </w:t>
+      </w:r>
+      <m:oMath>
+        <m:r>
+          <w:rPr>
+            <w:rFonts w:ascii="Cambria Math" w:hAnsi="Cambria Math"/>
+            <w:lang w:val="en-US"/>
+          </w:rPr>
+          <m:t>β</m:t>
+        </m:r>
+      </m:oMath>
+      <w:r>
+        <w:rPr>
+          <w:lang w:val="en-US"/>
+        </w:rPr>
+        <w:t xml:space="preserve"> is called the </w:t>
+      </w:r>
+      <w:r>
+        <w:rPr>
+          <w:lang w:val="en-US"/>
+        </w:rPr>
+        <w:t>RED</w:t>
+      </w:r>
+      <w:r>
+        <w:rPr>
+          <w:lang w:val="en-US"/>
+        </w:rPr>
+        <w:t xml:space="preserve"> efficiency.</w:t>
       </w:r>
     </w:p>
     <w:p>
@@ -288,51 +1123,495 @@
     </w:p>
     <w:p>
       <w:pPr>
-        <w:pStyle w:val="berschrift2"/>
-        <w:rPr>
-          <w:lang w:val="en-US"/>
-        </w:rPr>
-      </w:pPr>
-      <w:r>
-        <w:rPr>
-          <w:rFonts w:eastAsiaTheme="minorEastAsia"/>
-          <w:lang w:val="en-US"/>
-        </w:rPr>
-        <w:t>S</w:t>
-      </w:r>
-      <w:r>
-        <w:rPr>
-          <w:rFonts w:eastAsiaTheme="minorEastAsia"/>
-          <w:lang w:val="en-US"/>
-        </w:rPr>
-        <w:t xml:space="preserve">quare </w:t>
-      </w:r>
-      <w:r>
-        <w:rPr>
-          <w:rFonts w:eastAsiaTheme="minorEastAsia"/>
-          <w:lang w:val="en-US"/>
-        </w:rPr>
-        <w:t xml:space="preserve">law </w:t>
-      </w:r>
-      <w:r>
-        <w:rPr>
-          <w:rFonts w:eastAsiaTheme="minorEastAsia"/>
-          <w:lang w:val="en-US"/>
-        </w:rPr>
-        <w:t>model of modern warfare with aimed fire</w:t>
+        <w:rPr>
+          <w:lang w:val="en-US"/>
+        </w:rPr>
+      </w:pPr>
+      <w:r>
+        <w:rPr>
+          <w:lang w:val="en-US"/>
+        </w:rPr>
+        <w:t>References</w:t>
+      </w:r>
+      <w:r>
+        <w:rPr>
+          <w:lang w:val="en-US"/>
+        </w:rPr>
+        <w:t>:</w:t>
       </w:r>
     </w:p>
     <w:p>
       <w:pPr>
-        <w:rPr>
-          <w:lang w:val="en-US"/>
-        </w:rPr>
-      </w:pPr>
-      <w:r>
-        <w:rPr>
-          <w:lang w:val="en-US"/>
-        </w:rPr>
-        <w:t>The aimed-fire model represents a combat situation where each combatant on the BLUE (RED) side effectively reduces the force on the RED (BLUE) side at a certain fixed attrition rate This model describes modern warfare with aimed fire, where all shooters can concentrate their fire on all targets.</w:t>
+        <w:pStyle w:val="Listenabsatz"/>
+        <w:numPr>
+          <w:ilvl w:val="0"/>
+          <w:numId w:val="35"/>
+        </w:numPr>
+        <w:rPr>
+          <w:lang w:val="en-US"/>
+        </w:rPr>
+      </w:pPr>
+      <w:r>
+        <w:rPr>
+          <w:lang w:val="en-US"/>
+        </w:rPr>
+        <w:t>Frederick William Lanchester (1916). Aircraft in Warfare: The Dawn of the Fourth Arm. Constable, London.</w:t>
+      </w:r>
+    </w:p>
+    <w:p>
+      <w:pPr>
+        <w:pStyle w:val="Listenabsatz"/>
+        <w:numPr>
+          <w:ilvl w:val="0"/>
+          <w:numId w:val="35"/>
+        </w:numPr>
+        <w:rPr>
+          <w:lang w:val="en-US"/>
+        </w:rPr>
+      </w:pPr>
+      <w:r>
+        <w:rPr>
+          <w:lang w:val="en-US"/>
+        </w:rPr>
+        <w:t>J. Bracken (1995). Lanchester models of the Ardennes campaign. Nav. Res. Log. 42, 559-577.</w:t>
+      </w:r>
+    </w:p>
+    <w:p>
+      <w:pPr>
+        <w:rPr>
+          <w:lang w:val="en-US"/>
+        </w:rPr>
+      </w:pPr>
+      <w:r>
+        <w:rPr>
+          <w:lang w:val="en-US"/>
+        </w:rPr>
+        <w:t>Further Literature:</w:t>
+      </w:r>
+    </w:p>
+    <w:p>
+      <w:pPr>
+        <w:pStyle w:val="Listenabsatz"/>
+        <w:numPr>
+          <w:ilvl w:val="0"/>
+          <w:numId w:val="35"/>
+        </w:numPr>
+        <w:rPr>
+          <w:rFonts w:eastAsiaTheme="minorEastAsia"/>
+          <w:lang w:val="en-US"/>
+        </w:rPr>
+      </w:pPr>
+      <w:r>
+        <w:rPr>
+          <w:rFonts w:eastAsiaTheme="minorEastAsia"/>
+          <w:lang w:val="en-US"/>
+        </w:rPr>
+        <w:t xml:space="preserve">Wikipedia: </w:t>
+      </w:r>
+      <w:r>
+        <w:rPr>
+          <w:lang w:val="en-US"/>
+        </w:rPr>
+        <w:t xml:space="preserve">Lanchester's laws. </w:t>
+      </w:r>
+      <w:hyperlink r:id="rId8" w:history="1">
+        <w:r>
+          <w:rPr>
+            <w:rStyle w:val="Hyperlink"/>
+            <w:lang w:val="en-US"/>
+          </w:rPr>
+          <w:t>https://en.wikipedia.org/wiki/Lanchester%27s_laws</w:t>
+        </w:r>
+      </w:hyperlink>
+      <w:r>
+        <w:rPr>
+          <w:lang w:val="en-US"/>
+        </w:rPr>
+        <w:t xml:space="preserve"> </w:t>
+      </w:r>
+    </w:p>
+    <w:p>
+      <w:pPr>
+        <w:pStyle w:val="Listenabsatz"/>
+        <w:numPr>
+          <w:ilvl w:val="0"/>
+          <w:numId w:val="35"/>
+        </w:numPr>
+        <w:rPr>
+          <w:lang w:val="en-US"/>
+        </w:rPr>
+      </w:pPr>
+      <w:r>
+        <w:rPr>
+          <w:lang w:val="en-US"/>
+        </w:rPr>
+        <w:t xml:space="preserve">Michael J. </w:t>
+      </w:r>
+      <w:proofErr w:type="spellStart"/>
+      <w:r>
+        <w:rPr>
+          <w:lang w:val="en-US"/>
+        </w:rPr>
+        <w:t>Artelli</w:t>
+      </w:r>
+      <w:proofErr w:type="spellEnd"/>
+      <w:r>
+        <w:rPr>
+          <w:lang w:val="en-US"/>
+        </w:rPr>
+        <w:t xml:space="preserve">, Richard F. </w:t>
+      </w:r>
+      <w:proofErr w:type="spellStart"/>
+      <w:r>
+        <w:rPr>
+          <w:lang w:val="en-US"/>
+        </w:rPr>
+        <w:t>Deckro</w:t>
+      </w:r>
+      <w:proofErr w:type="spellEnd"/>
+      <w:r>
+        <w:rPr>
+          <w:lang w:val="en-US"/>
+        </w:rPr>
+        <w:t xml:space="preserve">. Modeling the Lanchester Laws with System Dynamics (2008). The Journal of Defense Modeling and Simulation 5(1):1-20. </w:t>
+      </w:r>
+      <w:hyperlink r:id="rId9" w:history="1">
+        <w:r>
+          <w:rPr>
+            <w:rStyle w:val="Hyperlink"/>
+            <w:lang w:val="en-US"/>
+          </w:rPr>
+          <w:t>https://www.academia.edu/9956784/Modeling_the_Lanchester_Laws_with_System_Dynamics</w:t>
+        </w:r>
+      </w:hyperlink>
+      <w:r>
+        <w:rPr>
+          <w:lang w:val="en-US"/>
+        </w:rPr>
+        <w:t xml:space="preserve"> </w:t>
+      </w:r>
+    </w:p>
+    <w:p>
+      <w:pPr>
+        <w:pStyle w:val="Listenabsatz"/>
+        <w:numPr>
+          <w:ilvl w:val="0"/>
+          <w:numId w:val="35"/>
+        </w:numPr>
+        <w:rPr>
+          <w:lang w:val="en-US"/>
+        </w:rPr>
+      </w:pPr>
+      <w:r>
+        <w:rPr>
+          <w:lang w:val="en-US"/>
+        </w:rPr>
+        <w:t xml:space="preserve">N. </w:t>
+      </w:r>
+      <w:proofErr w:type="spellStart"/>
+      <w:r>
+        <w:rPr>
+          <w:lang w:val="en-US"/>
+        </w:rPr>
+        <w:t>Cangiotti</w:t>
+      </w:r>
+      <w:proofErr w:type="spellEnd"/>
+      <w:r>
+        <w:rPr>
+          <w:lang w:val="en-US"/>
+        </w:rPr>
+        <w:t xml:space="preserve">, M. </w:t>
+      </w:r>
+      <w:proofErr w:type="spellStart"/>
+      <w:r>
+        <w:rPr>
+          <w:lang w:val="en-US"/>
+        </w:rPr>
+        <w:t>Capolli</w:t>
+      </w:r>
+      <w:proofErr w:type="spellEnd"/>
+      <w:r>
+        <w:rPr>
+          <w:lang w:val="en-US"/>
+        </w:rPr>
+        <w:t xml:space="preserve">, and M. Sensi (2023). A generalization of unaimed fire Lanchester’s model in multi-battle warfare. </w:t>
+      </w:r>
+      <w:proofErr w:type="spellStart"/>
+      <w:r>
+        <w:rPr>
+          <w:lang w:val="en-US"/>
+        </w:rPr>
+        <w:t>Oper</w:t>
+      </w:r>
+      <w:proofErr w:type="spellEnd"/>
+      <w:r>
+        <w:rPr>
+          <w:lang w:val="en-US"/>
+        </w:rPr>
+        <w:t xml:space="preserve"> Res Int J 23, 38 (2023). </w:t>
+      </w:r>
+      <w:hyperlink r:id="rId10" w:history="1">
+        <w:r>
+          <w:rPr>
+            <w:rStyle w:val="Hyperlink"/>
+            <w:lang w:val="en-US"/>
+          </w:rPr>
+          <w:t>https://doi.org/10.1007/s12351-023-00776-8</w:t>
+        </w:r>
+      </w:hyperlink>
+      <w:r>
+        <w:rPr>
+          <w:lang w:val="en-US"/>
+        </w:rPr>
+        <w:t xml:space="preserve"> </w:t>
+      </w:r>
+    </w:p>
+    <w:p>
+      <w:pPr>
+        <w:pStyle w:val="Listenabsatz"/>
+        <w:numPr>
+          <w:ilvl w:val="0"/>
+          <w:numId w:val="35"/>
+        </w:numPr>
+        <w:rPr>
+          <w:lang w:val="en-US"/>
+        </w:rPr>
+      </w:pPr>
+      <w:r>
+        <w:rPr>
+          <w:lang w:val="en-US"/>
+        </w:rPr>
+        <w:t xml:space="preserve">M. McCartney (2023). Battling with Lanchester’s equations in the classroom. International Journal of Mathematical Education in Science and Technology, 54:3, 451-461. </w:t>
+      </w:r>
+      <w:hyperlink r:id="rId11" w:history="1">
+        <w:r>
+          <w:rPr>
+            <w:rStyle w:val="Hyperlink"/>
+            <w:lang w:val="en-US"/>
+          </w:rPr>
+          <w:t>https://doi.org/10.1080/0020739X.2021.2022230</w:t>
+        </w:r>
+      </w:hyperlink>
+      <w:r>
+        <w:rPr>
+          <w:lang w:val="en-US"/>
+        </w:rPr>
+        <w:t xml:space="preserve"> </w:t>
+      </w:r>
+    </w:p>
+    <w:p>
+      <w:pPr>
+        <w:pStyle w:val="Listenabsatz"/>
+        <w:numPr>
+          <w:ilvl w:val="0"/>
+          <w:numId w:val="35"/>
+        </w:numPr>
+        <w:rPr>
+          <w:rStyle w:val="Hyperlink"/>
+          <w:color w:val="auto"/>
+          <w:u w:val="none"/>
+        </w:rPr>
+      </w:pPr>
+      <w:r>
+        <w:rPr>
+          <w:lang w:val="en-US"/>
+        </w:rPr>
+        <w:t xml:space="preserve">Niall MacKay (2005). Lanchester combat models. </w:t>
+      </w:r>
+      <w:hyperlink r:id="rId12" w:history="1">
+        <w:r>
+          <w:rPr>
+            <w:rStyle w:val="Hyperlink"/>
+          </w:rPr>
+          <w:t>https://arxiv.org/abs/math/0606300</w:t>
+        </w:r>
+      </w:hyperlink>
+      <w:r>
+        <w:t xml:space="preserve"> </w:t>
+      </w:r>
+      <w:hyperlink r:id="rId13" w:history="1">
+        <w:r>
+          <w:rPr>
+            <w:rStyle w:val="Hyperlink"/>
+            <w:rFonts w:eastAsia="Times New Roman"/>
+          </w:rPr>
+          <w:t>https://www.researchgate.net/publication/2128695_Lanchester_combat_models</w:t>
+        </w:r>
+      </w:hyperlink>
+    </w:p>
+    <w:p>
+      <w:pPr>
+        <w:pStyle w:val="Listenabsatz"/>
+        <w:numPr>
+          <w:ilvl w:val="0"/>
+          <w:numId w:val="35"/>
+        </w:numPr>
+        <w:rPr>
+          <w:lang w:val="en-US"/>
+        </w:rPr>
+      </w:pPr>
+      <w:r>
+        <w:rPr>
+          <w:lang w:val="en-US"/>
+        </w:rPr>
+        <w:t xml:space="preserve">George </w:t>
+      </w:r>
+      <w:proofErr w:type="spellStart"/>
+      <w:r>
+        <w:rPr>
+          <w:lang w:val="en-US"/>
+        </w:rPr>
+        <w:t>Markowsky</w:t>
+      </w:r>
+      <w:proofErr w:type="spellEnd"/>
+      <w:r>
+        <w:rPr>
+          <w:lang w:val="en-US"/>
+        </w:rPr>
+        <w:t xml:space="preserve">, Linda </w:t>
+      </w:r>
+      <w:proofErr w:type="spellStart"/>
+      <w:r>
+        <w:rPr>
+          <w:lang w:val="en-US"/>
+        </w:rPr>
+        <w:t>Markowsky</w:t>
+      </w:r>
+      <w:proofErr w:type="spellEnd"/>
+      <w:r>
+        <w:rPr>
+          <w:lang w:val="en-US"/>
+        </w:rPr>
+        <w:t xml:space="preserve"> (2021). Lanchester’s Equations and Cyberwarfare. 11th IEEE Int. Conf. on Intel. Data </w:t>
+      </w:r>
+      <w:proofErr w:type="spellStart"/>
+      <w:r>
+        <w:rPr>
+          <w:lang w:val="en-US"/>
+        </w:rPr>
+        <w:t>Acqu</w:t>
+      </w:r>
+      <w:proofErr w:type="spellEnd"/>
+      <w:r>
+        <w:rPr>
+          <w:lang w:val="en-US"/>
+        </w:rPr>
+        <w:t xml:space="preserve">. and Adv. Comp. Sys.: </w:t>
+      </w:r>
+      <w:proofErr w:type="spellStart"/>
+      <w:r>
+        <w:rPr>
+          <w:lang w:val="en-US"/>
+        </w:rPr>
+        <w:t>Techn</w:t>
+      </w:r>
+      <w:proofErr w:type="spellEnd"/>
+      <w:r>
+        <w:rPr>
+          <w:lang w:val="en-US"/>
+        </w:rPr>
+        <w:t xml:space="preserve">. and Appl., 22-25 September 2021, Cracow, Poland. </w:t>
+      </w:r>
+      <w:hyperlink r:id="rId14" w:history="1">
+        <w:r>
+          <w:rPr>
+            <w:rStyle w:val="Hyperlink"/>
+            <w:lang w:val="en-US"/>
+          </w:rPr>
+          <w:t>https://www.researchgate.net/publication/357616720_Lanchester%27s_Equations_and_Cyberwarfare</w:t>
+        </w:r>
+      </w:hyperlink>
+      <w:r>
+        <w:rPr>
+          <w:lang w:val="en-US"/>
+        </w:rPr>
+        <w:t xml:space="preserve"> </w:t>
+      </w:r>
+    </w:p>
+    <w:p>
+      <w:pPr>
+        <w:pStyle w:val="berschrift2"/>
+        <w:rPr>
+          <w:lang w:val="en-US"/>
+        </w:rPr>
+      </w:pPr>
+      <w:r>
+        <w:rPr>
+          <w:rFonts w:eastAsiaTheme="minorEastAsia"/>
+          <w:lang w:val="en-US"/>
+        </w:rPr>
+        <w:lastRenderedPageBreak/>
+        <w:t>S</w:t>
+      </w:r>
+      <w:r>
+        <w:rPr>
+          <w:rFonts w:eastAsiaTheme="minorEastAsia"/>
+          <w:lang w:val="en-US"/>
+        </w:rPr>
+        <w:t xml:space="preserve">quare </w:t>
+      </w:r>
+      <w:r>
+        <w:rPr>
+          <w:rFonts w:eastAsiaTheme="minorEastAsia"/>
+          <w:lang w:val="en-US"/>
+        </w:rPr>
+        <w:t xml:space="preserve">law </w:t>
+      </w:r>
+      <w:r>
+        <w:rPr>
+          <w:rFonts w:eastAsiaTheme="minorEastAsia"/>
+          <w:lang w:val="en-US"/>
+        </w:rPr>
+        <w:t>model of modern warfare with aimed fire</w:t>
+      </w:r>
+    </w:p>
+    <w:p>
+      <w:pPr>
+        <w:rPr>
+          <w:lang w:val="en-US"/>
+        </w:rPr>
+      </w:pPr>
+      <w:r>
+        <w:rPr>
+          <w:lang w:val="en-US"/>
+        </w:rPr>
+        <w:t>The aimed-fire model represents a combat situation where each combatant on the BLUE (RED) side effectively reduces the force on the RED (BLUE) side at a certain fixed attrition rate</w:t>
+      </w:r>
+      <w:r>
+        <w:rPr>
+          <w:lang w:val="en-US"/>
+        </w:rPr>
+        <w:t>.</w:t>
+      </w:r>
+      <w:r>
+        <w:rPr>
+          <w:lang w:val="en-US"/>
+        </w:rPr>
+        <w:t xml:space="preserve"> </w:t>
+      </w:r>
+      <w:r>
+        <w:rPr>
+          <w:lang w:val="en-US"/>
+        </w:rPr>
+        <w:t>The harm inflicted by members of each force against members of the opposing force is evenly distributed.</w:t>
+      </w:r>
+      <w:r>
+        <w:rPr>
+          <w:lang w:val="en-US"/>
+        </w:rPr>
+        <w:t xml:space="preserve"> </w:t>
+      </w:r>
+      <w:r>
+        <w:rPr>
+          <w:lang w:val="en-US"/>
+        </w:rPr>
+        <w:t>This model describes modern warfare with aimed fire, where all shooters can concentrate their fire on all targets.</w:t>
+      </w:r>
+      <w:r>
+        <w:rPr>
+          <w:lang w:val="en-US"/>
+        </w:rPr>
+        <w:t xml:space="preserve"> </w:t>
       </w:r>
     </w:p>
     <w:p>
@@ -3028,7 +4307,7 @@
             <w:rFonts w:ascii="Cambria Math" w:hAnsi="Cambria Math"/>
             <w:lang w:val="en-US"/>
           </w:rPr>
-          <m:t>= 2</m:t>
+          <m:t>=2</m:t>
         </m:r>
         <m:sSub>
           <m:sSubPr>
@@ -3632,7 +4911,6 @@
         <w:rPr>
           <w:lang w:val="en-US"/>
         </w:rPr>
-        <w:lastRenderedPageBreak/>
         <w:t>Dividing Forces</w:t>
       </w:r>
     </w:p>
@@ -3648,6 +4926,12 @@
           <w:lang w:val="en-US"/>
         </w:rPr>
         <w:t xml:space="preserve">What would have happened had </w:t>
+      </w:r>
+      <w:r>
+        <w:rPr>
+          <w:lang w:val="en-US"/>
+        </w:rPr>
+        <w:t xml:space="preserve">three times more effective </w:t>
       </w:r>
       <w:r>
         <w:rPr>
@@ -3860,51 +5144,108 @@
                   <w:rFonts w:ascii="Cambria Math" w:hAnsi="Cambria Math"/>
                   <w:lang w:val="en-US"/>
                 </w:rPr>
-                <m:t>RB</m:t>
+                <m:t>BR</m:t>
               </m:r>
             </m:sub>
           </m:sSub>
-          <m:sSup>
-            <m:sSupPr>
+          <m:r>
+            <w:rPr>
+              <w:rFonts w:ascii="Cambria Math" w:hAnsi="Cambria Math"/>
+              <w:lang w:val="en-US"/>
+            </w:rPr>
+            <m:t>=3</m:t>
+          </m:r>
+          <m:sSub>
+            <m:sSubPr>
               <m:ctrlPr>
                 <w:rPr>
                   <w:rFonts w:ascii="Cambria Math" w:hAnsi="Cambria Math"/>
+                  <w:lang w:val="en-US"/>
+                </w:rPr>
+              </m:ctrlPr>
+            </m:sSubPr>
+            <m:e>
+              <m:r>
+                <w:rPr>
+                  <w:rFonts w:ascii="Cambria Math" w:hAnsi="Cambria Math"/>
+                  <w:lang w:val="en-US"/>
+                </w:rPr>
+                <m:t>β</m:t>
+              </m:r>
+            </m:e>
+            <m:sub>
+              <m:r>
+                <w:rPr>
+                  <w:rFonts w:ascii="Cambria Math" w:hAnsi="Cambria Math"/>
+                  <w:lang w:val="en-US"/>
+                </w:rPr>
+                <m:t>RB</m:t>
+              </m:r>
+            </m:sub>
+          </m:sSub>
+          <m:r>
+            <w:rPr>
+              <w:rFonts w:ascii="Cambria Math" w:hAnsi="Cambria Math"/>
+              <w:lang w:val="en-US"/>
+            </w:rPr>
+            <m:t xml:space="preserve"> ,  </m:t>
+          </m:r>
+          <m:sSub>
+            <m:sSubPr>
+              <m:ctrlPr>
+                <w:rPr>
+                  <w:rFonts w:ascii="Cambria Math" w:hAnsi="Cambria Math"/>
+                  <w:lang w:val="en-US"/>
+                </w:rPr>
+              </m:ctrlPr>
+            </m:sSubPr>
+            <m:e>
+              <m:r>
+                <w:rPr>
+                  <w:rFonts w:ascii="Cambria Math" w:hAnsi="Cambria Math"/>
+                  <w:lang w:val="en-US"/>
+                </w:rPr>
+                <m:t>β</m:t>
+              </m:r>
+            </m:e>
+            <m:sub>
+              <m:r>
+                <w:rPr>
+                  <w:rFonts w:ascii="Cambria Math" w:hAnsi="Cambria Math"/>
+                  <w:lang w:val="en-US"/>
+                </w:rPr>
+                <m:t>RB</m:t>
+              </m:r>
+            </m:sub>
+          </m:sSub>
+          <m:sSubSup>
+            <m:sSubSupPr>
+              <m:ctrlPr>
+                <w:rPr>
+                  <w:rFonts w:ascii="Cambria Math" w:hAnsi="Cambria Math"/>
                   <w:i/>
                   <w:lang w:val="en-US"/>
                 </w:rPr>
               </m:ctrlPr>
-            </m:sSupPr>
+            </m:sSubSupPr>
             <m:e>
-              <m:sSub>
-                <m:sSubPr>
-                  <m:ctrlPr>
-                    <w:rPr>
-                      <w:rFonts w:ascii="Cambria Math" w:hAnsi="Cambria Math"/>
-                      <w:i/>
-                      <w:lang w:val="en-US"/>
-                    </w:rPr>
-                  </m:ctrlPr>
-                </m:sSubPr>
-                <m:e>
-                  <m:r>
-                    <w:rPr>
-                      <w:rFonts w:ascii="Cambria Math" w:hAnsi="Cambria Math"/>
-                      <w:lang w:val="en-US"/>
-                    </w:rPr>
-                    <m:t>B</m:t>
-                  </m:r>
-                </m:e>
-                <m:sub>
-                  <m:r>
-                    <w:rPr>
-                      <w:rFonts w:ascii="Cambria Math" w:hAnsi="Cambria Math"/>
-                      <w:lang w:val="en-US"/>
-                    </w:rPr>
-                    <m:t>0</m:t>
-                  </m:r>
-                </m:sub>
-              </m:sSub>
+              <m:r>
+                <w:rPr>
+                  <w:rFonts w:ascii="Cambria Math" w:hAnsi="Cambria Math"/>
+                  <w:lang w:val="en-US"/>
+                </w:rPr>
+                <m:t>B</m:t>
+              </m:r>
             </m:e>
+            <m:sub>
+              <m:r>
+                <w:rPr>
+                  <w:rFonts w:ascii="Cambria Math" w:hAnsi="Cambria Math"/>
+                  <w:lang w:val="en-US"/>
+                </w:rPr>
+                <m:t>0</m:t>
+              </m:r>
+            </m:sub>
             <m:sup>
               <m:r>
                 <w:rPr>
@@ -3914,7 +5255,7 @@
                 <m:t>2</m:t>
               </m:r>
             </m:sup>
-          </m:sSup>
+          </m:sSubSup>
           <m:r>
             <w:rPr>
               <w:rFonts w:ascii="Cambria Math" w:hAnsi="Cambria Math"/>
@@ -4918,7 +6259,14 @@
           <w:rFonts w:eastAsiaTheme="minorEastAsia"/>
           <w:lang w:val="en-US"/>
         </w:rPr>
-        <w:t xml:space="preserve">With an N-fold division of </w:t>
+        <w:t xml:space="preserve">In case of </w:t>
+      </w:r>
+      <w:r>
+        <w:rPr>
+          <w:rFonts w:eastAsiaTheme="minorEastAsia"/>
+          <w:lang w:val="en-US"/>
+        </w:rPr>
+        <w:t xml:space="preserve">an N-fold division of </w:t>
       </w:r>
       <w:r>
         <w:rPr>
@@ -5374,7 +6722,7 @@
               <w:rFonts w:ascii="Cambria Math" w:hAnsi="Cambria Math"/>
               <w:lang w:val="en-US"/>
             </w:rPr>
-            <m:t xml:space="preserve">- </m:t>
+            <m:t>-</m:t>
           </m:r>
           <m:sSub>
             <m:sSubPr>
@@ -5827,7 +7175,7 @@
               <w:rFonts w:ascii="Cambria Math" w:hAnsi="Cambria Math"/>
               <w:lang w:val="en-US"/>
             </w:rPr>
-            <m:t xml:space="preserve">- </m:t>
+            <m:t>-</m:t>
           </m:r>
           <m:sSub>
             <m:sSubPr>
@@ -6017,7 +7365,7 @@
               <w:rFonts w:ascii="Cambria Math" w:hAnsi="Cambria Math"/>
               <w:lang w:val="en-US"/>
             </w:rPr>
-            <m:t xml:space="preserve">- </m:t>
+            <m:t>-</m:t>
           </m:r>
           <m:sSub>
             <m:sSubPr>
@@ -6185,7 +7533,7 @@
               <w:rFonts w:ascii="Cambria Math" w:hAnsi="Cambria Math"/>
               <w:lang w:val="en-US"/>
             </w:rPr>
-            <m:t xml:space="preserve">- </m:t>
+            <m:t>-</m:t>
           </m:r>
           <m:sSub>
             <m:sSubPr>
@@ -8092,7 +9440,6 @@
           <w:color w:val="2E74B5" w:themeColor="accent1" w:themeShade="BF"/>
           <w:lang w:val="en-US"/>
         </w:rPr>
-        <w:lastRenderedPageBreak/>
         <w:t>S</w:t>
       </w:r>
       <w:r>
@@ -13654,7 +15001,6 @@
               <w:rFonts w:ascii="Cambria Math" w:hAnsi="Cambria Math"/>
               <w:lang w:val="en-US"/>
             </w:rPr>
-            <w:lastRenderedPageBreak/>
             <m:t>⟹</m:t>
           </m:r>
           <m:f>
@@ -22966,7 +24312,6 @@
           <w:rFonts w:eastAsiaTheme="minorEastAsia"/>
           <w:lang w:val="en-US"/>
         </w:rPr>
-        <w:lastRenderedPageBreak/>
         <w:t xml:space="preserve">With an N-fold division of RED, after the simple resulting iteration, BLUE now wins with a final number </w:t>
       </w:r>
       <m:oMath>
@@ -24855,7 +26200,7 @@
           <w:color w:val="2E74B5" w:themeColor="accent1" w:themeShade="BF"/>
           <w:lang w:val="en-US"/>
         </w:rPr>
-        <w:t>Fitting Warfare with g</w:t>
+        <w:t>Bracken’s g</w:t>
       </w:r>
       <w:r>
         <w:rPr>
@@ -24895,6 +26240,7 @@
           <w:rFonts w:eastAsiaTheme="minorEastAsia"/>
           <w:lang w:val="en-US"/>
         </w:rPr>
+        <w:lastRenderedPageBreak/>
         <w:t xml:space="preserve">Variables of model: size of BLUE forces </w:t>
       </w:r>
       <m:oMath>
@@ -25758,7 +27104,7 @@
         <w:rPr>
           <w:lang w:val="en-US"/>
         </w:rPr>
-        <w:t>References</w:t>
+        <w:t>Mixed models in asymmetric engagements</w:t>
       </w:r>
     </w:p>
     <w:p>
@@ -25771,63 +27117,154 @@
         <w:rPr>
           <w:lang w:val="en-US"/>
         </w:rPr>
-        <w:t>Frederick William Lanchester (1916). Aircraft in Warfare: The Dawn of the Fourth Arm. Constable, London.</w:t>
+        <w:t>References</w:t>
+      </w:r>
+      <w:r>
+        <w:rPr>
+          <w:lang w:val="en-US"/>
+        </w:rPr>
+        <w:t>:</w:t>
       </w:r>
     </w:p>
     <w:p>
       <w:pPr>
-        <w:rPr>
-          <w:lang w:val="en-US"/>
-        </w:rPr>
-      </w:pPr>
-      <w:r>
-        <w:rPr>
-          <w:lang w:val="en-US"/>
-        </w:rPr>
-        <w:t>J. Bracken (1995). Lanchester models of the Ardennes campaign. Nav. Res. Log. 42, 559-577.</w:t>
+        <w:pStyle w:val="Listenabsatz"/>
+        <w:numPr>
+          <w:ilvl w:val="0"/>
+          <w:numId w:val="36"/>
+        </w:numPr>
+        <w:rPr>
+          <w:lang w:val="en-US"/>
+        </w:rPr>
+      </w:pPr>
+      <w:r>
+        <w:rPr>
+          <w:lang w:val="en-US"/>
+        </w:rPr>
+        <w:t xml:space="preserve">Howard </w:t>
+      </w:r>
+      <w:proofErr w:type="spellStart"/>
+      <w:r>
+        <w:rPr>
+          <w:lang w:val="en-US"/>
+        </w:rPr>
+        <w:t>Brackney</w:t>
+      </w:r>
+      <w:proofErr w:type="spellEnd"/>
+      <w:r>
+        <w:rPr>
+          <w:lang w:val="en-US"/>
+        </w:rPr>
+        <w:t xml:space="preserve"> (1959). The dynamics of military combat. Operations Research, 7, 30-44.</w:t>
       </w:r>
     </w:p>
     <w:p>
       <w:pPr>
-        <w:pStyle w:val="berschrift2"/>
-        <w:rPr>
-          <w:lang w:val="en-US"/>
-        </w:rPr>
-      </w:pPr>
-      <w:r>
-        <w:rPr>
-          <w:lang w:val="en-US"/>
-        </w:rPr>
-        <w:t>Further Literature</w:t>
+        <w:pStyle w:val="Listenabsatz"/>
+        <w:numPr>
+          <w:ilvl w:val="0"/>
+          <w:numId w:val="36"/>
+        </w:numPr>
+        <w:rPr>
+          <w:lang w:val="en-US"/>
+        </w:rPr>
+      </w:pPr>
+      <w:r>
+        <w:rPr>
+          <w:lang w:val="en-US"/>
+        </w:rPr>
+        <w:t xml:space="preserve">S. J. </w:t>
+      </w:r>
+      <w:proofErr w:type="spellStart"/>
+      <w:r>
+        <w:rPr>
+          <w:lang w:val="en-US"/>
+        </w:rPr>
+        <w:t>Deitchman</w:t>
+      </w:r>
+      <w:proofErr w:type="spellEnd"/>
+      <w:r>
+        <w:rPr>
+          <w:lang w:val="en-US"/>
+        </w:rPr>
+        <w:t xml:space="preserve"> (1962). A Lanchester model of guerrilla warfare. Operations Research 10, 818-827.</w:t>
       </w:r>
     </w:p>
     <w:p>
       <w:pPr>
         <w:rPr>
-          <w:rFonts w:eastAsiaTheme="minorEastAsia"/>
-          <w:lang w:val="en-US"/>
-        </w:rPr>
-      </w:pPr>
-      <w:r>
-        <w:rPr>
-          <w:rFonts w:eastAsiaTheme="minorEastAsia"/>
-          <w:lang w:val="en-US"/>
-        </w:rPr>
-        <w:t xml:space="preserve">Wikipedia: </w:t>
-      </w:r>
-      <w:r>
-        <w:rPr>
-          <w:lang w:val="en-US"/>
-        </w:rPr>
-        <w:t xml:space="preserve">Lanchester's laws. </w:t>
-      </w:r>
-      <w:hyperlink r:id="rId8" w:history="1">
+          <w:lang w:val="en-US"/>
+        </w:rPr>
+      </w:pPr>
+      <w:r>
+        <w:rPr>
+          <w:lang w:val="en-US"/>
+        </w:rPr>
+        <w:t>Further Literature</w:t>
+      </w:r>
+      <w:r>
+        <w:rPr>
+          <w:lang w:val="en-US"/>
+        </w:rPr>
+        <w:t>:</w:t>
+      </w:r>
+    </w:p>
+    <w:p>
+      <w:pPr>
+        <w:pStyle w:val="Listenabsatz"/>
+        <w:numPr>
+          <w:ilvl w:val="0"/>
+          <w:numId w:val="37"/>
+        </w:numPr>
+      </w:pPr>
+      <w:r>
+        <w:rPr>
+          <w:lang w:val="en-US"/>
+        </w:rPr>
+        <w:t xml:space="preserve">Vikram Mittal (20.09.2022). Basic Attrition Models Provide Insight into Russian Woes in Russia-Ukraine War. </w:t>
+      </w:r>
+      <w:r>
+        <w:t xml:space="preserve">Forbes. </w:t>
+      </w:r>
+      <w:hyperlink r:id="rId15" w:history="1">
+        <w:r>
+          <w:rPr>
+            <w:rStyle w:val="Hyperlink"/>
+          </w:rPr>
+          <w:t>https://www.forbes.com/sites/vikrammittal/2022/09/20/basic-attrition-models-provide-insight-into-russian-woes-in-russia-ukraine-war/</w:t>
+        </w:r>
+      </w:hyperlink>
+    </w:p>
+    <w:p>
+      <w:pPr>
+        <w:pStyle w:val="Listenabsatz"/>
+        <w:numPr>
+          <w:ilvl w:val="0"/>
+          <w:numId w:val="37"/>
+        </w:numPr>
+        <w:rPr>
+          <w:lang w:val="en-US"/>
+        </w:rPr>
+      </w:pPr>
+      <w:r>
+        <w:rPr>
+          <w:lang w:val="en-US"/>
+        </w:rPr>
+        <w:t xml:space="preserve">Moshe Kress (07.05.2020). </w:t>
+      </w:r>
+      <w:r>
+        <w:rPr>
+          <w:lang w:val="en-US"/>
+        </w:rPr>
+        <w:t xml:space="preserve">Lanchester Models for Irregular Warfare. Mathematics 2020, 8(5), 737; </w:t>
+      </w:r>
+      <w:hyperlink r:id="rId16" w:history="1">
         <w:r>
           <w:rPr>
             <w:rStyle w:val="Hyperlink"/>
             <w:lang w:val="en-US"/>
           </w:rPr>
-          <w:t>https://en.wikipedia.org/wiki/Lanchester%27s_laws</w:t>
+          <w:t>https://doi.org/10.3390/math8050737</w:t>
         </w:r>
       </w:hyperlink>
       <w:r>
@@ -25839,51 +27276,42 @@
     </w:p>
     <w:p>
       <w:pPr>
-        <w:rPr>
-          <w:lang w:val="en-US"/>
-        </w:rPr>
-      </w:pPr>
-      <w:r>
-        <w:rPr>
-          <w:lang w:val="en-US"/>
-        </w:rPr>
-        <w:t xml:space="preserve">Michael J. </w:t>
+        <w:pStyle w:val="Listenabsatz"/>
+        <w:numPr>
+          <w:ilvl w:val="0"/>
+          <w:numId w:val="37"/>
+        </w:numPr>
+        <w:rPr>
+          <w:lang w:val="en-US"/>
+        </w:rPr>
+      </w:pPr>
+      <w:r>
+        <w:rPr>
+          <w:lang w:val="en-US"/>
+        </w:rPr>
+        <w:t xml:space="preserve">Kress, Moshe; MacKay, Niall J. (13.08.2013). Bits or Shots in Combat? The Generalized </w:t>
       </w:r>
       <w:proofErr w:type="spellStart"/>
       <w:r>
         <w:rPr>
           <w:lang w:val="en-US"/>
         </w:rPr>
-        <w:t>Artelli</w:t>
+        <w:t>Deitchman</w:t>
       </w:r>
       <w:proofErr w:type="spellEnd"/>
       <w:r>
         <w:rPr>
           <w:lang w:val="en-US"/>
         </w:rPr>
-        <w:t xml:space="preserve">, Richard F. </w:t>
-      </w:r>
-      <w:proofErr w:type="spellStart"/>
-      <w:r>
-        <w:rPr>
-          <w:lang w:val="en-US"/>
-        </w:rPr>
-        <w:t>Deckro</w:t>
-      </w:r>
-      <w:proofErr w:type="spellEnd"/>
-      <w:r>
-        <w:rPr>
-          <w:lang w:val="en-US"/>
-        </w:rPr>
-        <w:t xml:space="preserve">. Modeling the Lanchester Laws with System Dynamics (2008). The Journal of Defense Modeling and Simulation 5(1):1-20. </w:t>
-      </w:r>
-      <w:hyperlink r:id="rId9" w:history="1">
+        <w:t xml:space="preserve"> Model of Guerrilla Warfare. </w:t>
+      </w:r>
+      <w:hyperlink r:id="rId17" w:history="1">
         <w:r>
           <w:rPr>
             <w:rStyle w:val="Hyperlink"/>
             <w:lang w:val="en-US"/>
           </w:rPr>
-          <w:t>https://www.academia.edu/9956784/Modeling_the_Lanchester_Laws_with_System_Dynamics</w:t>
+          <w:t>https://apps.dtic.mil/sti/citations/ADA588025</w:t>
         </w:r>
       </w:hyperlink>
       <w:r>
@@ -25895,65 +27323,28 @@
     </w:p>
     <w:p>
       <w:pPr>
-        <w:rPr>
-          <w:lang w:val="en-US"/>
-        </w:rPr>
-      </w:pPr>
-      <w:r>
-        <w:rPr>
-          <w:lang w:val="en-US"/>
-        </w:rPr>
-        <w:t xml:space="preserve">N. </w:t>
-      </w:r>
-      <w:proofErr w:type="spellStart"/>
-      <w:r>
-        <w:rPr>
-          <w:lang w:val="en-US"/>
-        </w:rPr>
-        <w:t>Cangiotti</w:t>
-      </w:r>
-      <w:proofErr w:type="spellEnd"/>
-      <w:r>
-        <w:rPr>
-          <w:lang w:val="en-US"/>
-        </w:rPr>
-        <w:t xml:space="preserve">, M. </w:t>
-      </w:r>
-      <w:proofErr w:type="spellStart"/>
-      <w:r>
-        <w:rPr>
-          <w:lang w:val="en-US"/>
-        </w:rPr>
-        <w:t>Capolli</w:t>
-      </w:r>
-      <w:proofErr w:type="spellEnd"/>
-      <w:r>
-        <w:rPr>
-          <w:lang w:val="en-US"/>
-        </w:rPr>
-        <w:t xml:space="preserve">, and M. Sensi (2023). A generalization of unaimed fire Lanchester’s model in multi-battle warfare. </w:t>
-      </w:r>
-      <w:proofErr w:type="spellStart"/>
-      <w:r>
-        <w:rPr>
-          <w:lang w:val="en-US"/>
-        </w:rPr>
-        <w:t>Oper</w:t>
-      </w:r>
-      <w:proofErr w:type="spellEnd"/>
-      <w:r>
-        <w:rPr>
-          <w:lang w:val="en-US"/>
-        </w:rPr>
-        <w:t xml:space="preserve"> Res Int J 23, 38 (2023). </w:t>
-      </w:r>
-      <w:hyperlink r:id="rId10" w:history="1">
+        <w:pStyle w:val="Listenabsatz"/>
+        <w:numPr>
+          <w:ilvl w:val="0"/>
+          <w:numId w:val="37"/>
+        </w:numPr>
+        <w:rPr>
+          <w:lang w:val="en-US"/>
+        </w:rPr>
+      </w:pPr>
+      <w:r>
+        <w:rPr>
+          <w:lang w:val="en-US"/>
+        </w:rPr>
+        <w:t xml:space="preserve">Schramm, Harrison C. (2012). Lanchester Models with Discontinuities: An Application to Networked Forces. Naval Postgraduate School, Monterey, California. </w:t>
+      </w:r>
+      <w:hyperlink r:id="rId18" w:history="1">
         <w:r>
           <w:rPr>
             <w:rStyle w:val="Hyperlink"/>
             <w:lang w:val="en-US"/>
           </w:rPr>
-          <w:t>https://doi.org/10.1007/s12351-023-00776-8</w:t>
+          <w:t>https://hdl.handle.net/10945/37797</w:t>
         </w:r>
       </w:hyperlink>
       <w:r>
@@ -25965,23 +27356,29 @@
     </w:p>
     <w:p>
       <w:pPr>
-        <w:rPr>
-          <w:lang w:val="en-US"/>
-        </w:rPr>
-      </w:pPr>
-      <w:r>
-        <w:rPr>
-          <w:lang w:val="en-US"/>
-        </w:rPr>
-        <w:t xml:space="preserve">M. McCartney (2023). Battling with Lanchester’s equations in the classroom. International Journal of Mathematical Education in Science and Technology, 54:3, 451-461. </w:t>
-      </w:r>
-      <w:hyperlink r:id="rId11" w:history="1">
+        <w:pStyle w:val="Listenabsatz"/>
+        <w:numPr>
+          <w:ilvl w:val="0"/>
+          <w:numId w:val="37"/>
+        </w:numPr>
+        <w:rPr>
+          <w:rFonts w:eastAsiaTheme="minorEastAsia"/>
+          <w:lang w:val="en-US"/>
+        </w:rPr>
+      </w:pPr>
+      <w:r>
+        <w:rPr>
+          <w:lang w:val="en-US"/>
+        </w:rPr>
+        <w:t xml:space="preserve">Wikipedia: Salvo combat model. </w:t>
+      </w:r>
+      <w:hyperlink r:id="rId19" w:history="1">
         <w:r>
           <w:rPr>
             <w:rStyle w:val="Hyperlink"/>
             <w:lang w:val="en-US"/>
           </w:rPr>
-          <w:t>https://doi.org/10.1080/0020739X.2021.2022230</w:t>
+          <w:t>https://en.wikipedia.org/wiki/Salvo_combat_model</w:t>
         </w:r>
       </w:hyperlink>
       <w:r>
@@ -25992,53 +27389,8 @@
       </w:r>
     </w:p>
     <w:p>
-      <w:r>
-        <w:rPr>
-          <w:lang w:val="en-US"/>
-        </w:rPr>
-        <w:t xml:space="preserve">Niall MacKay (2005). Lanchester combat models. </w:t>
-      </w:r>
-      <w:hyperlink r:id="rId12" w:history="1">
-        <w:r>
-          <w:rPr>
-            <w:rStyle w:val="Hyperlink"/>
-          </w:rPr>
-          <w:t>https://arxiv.org/abs/math/0606300</w:t>
-        </w:r>
-      </w:hyperlink>
-      <w:r>
-        <w:t xml:space="preserve"> </w:t>
-      </w:r>
-      <w:hyperlink r:id="rId13" w:history="1">
-        <w:r>
-          <w:rPr>
-            <w:rStyle w:val="Hyperlink"/>
-            <w:rFonts w:eastAsia="Times New Roman"/>
-            <w:sz w:val="20"/>
-            <w:szCs w:val="20"/>
-          </w:rPr>
-          <w:t>https://www.researchgate.net/publication/2128695_Lanchester_combat_models</w:t>
-        </w:r>
-      </w:hyperlink>
-    </w:p>
-    <w:p>
-      <w:pPr>
-        <w:pStyle w:val="berschrift1"/>
-        <w:rPr>
-          <w:lang w:val="en-US"/>
-        </w:rPr>
-      </w:pPr>
-      <w:r>
-        <w:rPr>
-          <w:lang w:val="en-US"/>
-        </w:rPr>
-        <w:lastRenderedPageBreak/>
-        <w:t>Mixed models in asymmetric engagements</w:t>
-      </w:r>
-    </w:p>
-    <w:p>
-      <w:pPr>
-        <w:pStyle w:val="berschrift2"/>
+      <w:pPr>
+        <w:pStyle w:val="berschrift3"/>
         <w:rPr>
           <w:rFonts w:asciiTheme="minorHAnsi" w:eastAsiaTheme="minorEastAsia" w:hAnsiTheme="minorHAnsi" w:cstheme="minorBidi"/>
           <w:lang w:val="en-US"/>
@@ -26619,7 +27971,7 @@
     </w:p>
     <w:p>
       <w:pPr>
-        <w:pStyle w:val="berschrift2"/>
+        <w:pStyle w:val="berschrift3"/>
         <w:rPr>
           <w:rFonts w:eastAsiaTheme="minorEastAsia"/>
           <w:lang w:val="en-US"/>
@@ -26708,7 +28060,15 @@
           <w:rFonts w:eastAsiaTheme="minorEastAsia"/>
           <w:lang w:val="en-US"/>
         </w:rPr>
-        <w:t xml:space="preserve">The regular forces can only apply unaimed area fire on the guerrillas, so that their effectiveness depends on the density of the guerrillas’ combatants. As the number of guerrillas decreases with attrition, it is harder to acquire a target. </w:t>
+        <w:t xml:space="preserve">The regular forces can only </w:t>
+      </w:r>
+      <w:r>
+        <w:rPr>
+          <w:rFonts w:eastAsiaTheme="minorEastAsia"/>
+          <w:lang w:val="en-US"/>
+        </w:rPr>
+        <w:lastRenderedPageBreak/>
+        <w:t xml:space="preserve">apply unaimed area fire on the guerrillas, so that their effectiveness depends on the density of the guerrillas’ combatants. As the number of guerrillas decreases with attrition, it is harder to acquire a target. </w:t>
       </w:r>
       <w:r>
         <w:rPr>
@@ -28043,7 +29403,7 @@
     </w:p>
     <w:p>
       <w:pPr>
-        <w:pStyle w:val="berschrift2"/>
+        <w:pStyle w:val="berschrift3"/>
         <w:rPr>
           <w:lang w:val="en-US"/>
         </w:rPr>
@@ -31955,6 +33315,18 @@
               </m:f>
             </m:den>
           </m:f>
+        </m:oMath>
+      </m:oMathPara>
+    </w:p>
+    <w:p>
+      <w:pPr>
+        <w:rPr>
+          <w:rFonts w:eastAsiaTheme="minorEastAsia"/>
+          <w:lang w:val="en-US"/>
+        </w:rPr>
+      </w:pPr>
+      <m:oMathPara>
+        <m:oMath>
           <m:r>
             <w:rPr>
               <w:rFonts w:ascii="Cambria Math" w:hAnsi="Cambria Math"/>
@@ -32566,260 +33938,270 @@
       <w:pPr>
         <w:rPr>
           <w:rFonts w:eastAsiaTheme="minorEastAsia"/>
+          <w:lang w:val="en-US"/>
+        </w:rPr>
+      </w:pPr>
+      <w:r>
+        <w:rPr>
+          <w:rFonts w:eastAsiaTheme="minorEastAsia"/>
+          <w:lang w:val="en-US"/>
+        </w:rPr>
+        <w:t>With:</w:t>
+      </w:r>
+      <w:r>
+        <w:rPr>
+          <w:rFonts w:eastAsiaTheme="minorEastAsia"/>
+          <w:lang w:val="en-US"/>
+        </w:rPr>
+        <w:t xml:space="preserve"> </w:t>
+      </w:r>
+    </w:p>
+    <w:p>
+      <w:pPr>
+        <w:rPr>
+          <w:rFonts w:eastAsiaTheme="minorEastAsia"/>
           <w:iCs/>
           <w:lang w:val="en-US"/>
         </w:rPr>
       </w:pPr>
-      <w:r>
-        <w:rPr>
-          <w:rFonts w:eastAsiaTheme="minorEastAsia"/>
-          <w:lang w:val="en-US"/>
-        </w:rPr>
-        <w:t>With:</w:t>
-      </w:r>
-      <w:r>
-        <w:rPr>
-          <w:rFonts w:eastAsiaTheme="minorEastAsia"/>
-          <w:lang w:val="en-US"/>
-        </w:rPr>
-        <w:t xml:space="preserve"> </w:t>
-      </w:r>
-      <m:oMath>
-        <m:nary>
-          <m:naryPr>
-            <m:limLoc m:val="undOvr"/>
-            <m:subHide m:val="1"/>
-            <m:supHide m:val="1"/>
-            <m:ctrlPr>
-              <w:rPr>
-                <w:rFonts w:ascii="Cambria Math" w:eastAsiaTheme="minorEastAsia" w:hAnsi="Cambria Math"/>
-                <w:i/>
-                <w:iCs/>
-                <w:lang w:val="en-US"/>
-              </w:rPr>
-            </m:ctrlPr>
-          </m:naryPr>
-          <m:sub/>
-          <m:sup/>
-          <m:e>
-            <m:box>
-              <m:boxPr>
-                <m:diff m:val="1"/>
-                <m:ctrlPr>
-                  <w:rPr>
-                    <w:rFonts w:ascii="Cambria Math" w:eastAsiaTheme="minorEastAsia" w:hAnsi="Cambria Math"/>
-                    <w:i/>
-                    <w:iCs/>
-                    <w:lang w:val="en-US"/>
-                  </w:rPr>
-                </m:ctrlPr>
-              </m:boxPr>
-              <m:e>
-                <m:r>
-                  <w:rPr>
-                    <w:rFonts w:ascii="Cambria Math" w:hAnsi="Cambria Math"/>
-                    <w:lang w:val="en-US"/>
-                  </w:rPr>
-                  <m:t>dx</m:t>
-                </m:r>
-              </m:e>
-            </m:box>
-            <m:f>
-              <m:fPr>
-                <m:ctrlPr>
-                  <w:rPr>
-                    <w:rFonts w:ascii="Cambria Math" w:eastAsiaTheme="minorEastAsia" w:hAnsi="Cambria Math"/>
-                    <w:i/>
-                    <w:iCs/>
-                    <w:lang w:val="en-US"/>
-                  </w:rPr>
-                </m:ctrlPr>
-              </m:fPr>
-              <m:num>
-                <m:r>
-                  <w:rPr>
-                    <w:rFonts w:ascii="Cambria Math" w:eastAsiaTheme="minorEastAsia" w:hAnsi="Cambria Math"/>
-                    <w:lang w:val="en-US"/>
-                  </w:rPr>
-                  <m:t>1</m:t>
-                </m:r>
-              </m:num>
-              <m:den>
-                <m:r>
-                  <w:rPr>
-                    <w:rFonts w:ascii="Cambria Math" w:eastAsiaTheme="minorEastAsia" w:hAnsi="Cambria Math"/>
-                    <w:lang w:val="en-US"/>
-                  </w:rPr>
-                  <m:t>1-ax</m:t>
-                </m:r>
-              </m:den>
-            </m:f>
-          </m:e>
-        </m:nary>
-        <m:r>
-          <w:rPr>
-            <w:rFonts w:ascii="Cambria Math" w:eastAsiaTheme="minorEastAsia" w:hAnsi="Cambria Math"/>
-            <w:lang w:val="en-US"/>
-          </w:rPr>
-          <m:t>=</m:t>
-        </m:r>
-        <m:f>
-          <m:fPr>
-            <m:ctrlPr>
-              <w:rPr>
-                <w:rFonts w:ascii="Cambria Math" w:eastAsiaTheme="minorEastAsia" w:hAnsi="Cambria Math"/>
-                <w:i/>
-                <w:iCs/>
-                <w:lang w:val="en-US"/>
-              </w:rPr>
-            </m:ctrlPr>
-          </m:fPr>
-          <m:num>
-            <m:r>
-              <w:rPr>
-                <w:rFonts w:ascii="Cambria Math" w:eastAsiaTheme="minorEastAsia" w:hAnsi="Cambria Math"/>
-                <w:lang w:val="en-US"/>
-              </w:rPr>
-              <m:t>1</m:t>
-            </m:r>
-          </m:num>
-          <m:den>
-            <m:r>
-              <w:rPr>
-                <w:rFonts w:ascii="Cambria Math" w:eastAsiaTheme="minorEastAsia" w:hAnsi="Cambria Math"/>
-                <w:lang w:val="en-US"/>
-              </w:rPr>
-              <m:t>a</m:t>
-            </m:r>
-          </m:den>
-        </m:f>
-        <m:func>
-          <m:funcPr>
-            <m:ctrlPr>
-              <w:rPr>
-                <w:rFonts w:ascii="Cambria Math" w:eastAsiaTheme="minorEastAsia" w:hAnsi="Cambria Math"/>
-                <w:i/>
-                <w:iCs/>
-                <w:lang w:val="en-US"/>
-              </w:rPr>
-            </m:ctrlPr>
-          </m:funcPr>
-          <m:fName>
-            <m:r>
-              <m:rPr>
-                <m:sty m:val="p"/>
-              </m:rPr>
-              <w:rPr>
-                <w:rFonts w:ascii="Cambria Math" w:eastAsiaTheme="minorEastAsia" w:hAnsi="Cambria Math"/>
-                <w:lang w:val="en-US"/>
-              </w:rPr>
-              <m:t>ln</m:t>
-            </m:r>
-          </m:fName>
-          <m:e>
-            <m:f>
-              <m:fPr>
-                <m:ctrlPr>
-                  <w:rPr>
-                    <w:rFonts w:ascii="Cambria Math" w:eastAsiaTheme="minorEastAsia" w:hAnsi="Cambria Math"/>
-                    <w:i/>
-                    <w:iCs/>
-                    <w:lang w:val="en-US"/>
-                  </w:rPr>
-                </m:ctrlPr>
-              </m:fPr>
-              <m:num>
-                <m:r>
-                  <w:rPr>
-                    <w:rFonts w:ascii="Cambria Math" w:eastAsiaTheme="minorEastAsia" w:hAnsi="Cambria Math"/>
-                    <w:lang w:val="en-US"/>
-                  </w:rPr>
-                  <m:t>1</m:t>
-                </m:r>
-              </m:num>
-              <m:den>
-                <m:r>
-                  <w:rPr>
-                    <w:rFonts w:ascii="Cambria Math" w:eastAsiaTheme="minorEastAsia" w:hAnsi="Cambria Math"/>
-                    <w:lang w:val="en-US"/>
-                  </w:rPr>
-                  <m:t>1+ax</m:t>
-                </m:r>
-              </m:den>
-            </m:f>
-          </m:e>
-        </m:func>
-        <m:r>
-          <w:rPr>
-            <w:rFonts w:ascii="Cambria Math" w:eastAsiaTheme="minorEastAsia" w:hAnsi="Cambria Math"/>
-            <w:lang w:val="en-US"/>
-          </w:rPr>
-          <m:t>=-</m:t>
-        </m:r>
-        <m:f>
-          <m:fPr>
-            <m:ctrlPr>
-              <w:rPr>
-                <w:rFonts w:ascii="Cambria Math" w:eastAsiaTheme="minorEastAsia" w:hAnsi="Cambria Math"/>
-                <w:i/>
-                <w:iCs/>
-                <w:lang w:val="en-US"/>
-              </w:rPr>
-            </m:ctrlPr>
-          </m:fPr>
-          <m:num>
-            <m:r>
-              <w:rPr>
-                <w:rFonts w:ascii="Cambria Math" w:eastAsiaTheme="minorEastAsia" w:hAnsi="Cambria Math"/>
-                <w:lang w:val="en-US"/>
-              </w:rPr>
-              <m:t>1</m:t>
-            </m:r>
-          </m:num>
-          <m:den>
-            <m:r>
-              <w:rPr>
-                <w:rFonts w:ascii="Cambria Math" w:eastAsiaTheme="minorEastAsia" w:hAnsi="Cambria Math"/>
-                <w:lang w:val="en-US"/>
-              </w:rPr>
-              <m:t>a</m:t>
-            </m:r>
-          </m:den>
-        </m:f>
-        <m:func>
-          <m:funcPr>
-            <m:ctrlPr>
-              <w:rPr>
-                <w:rFonts w:ascii="Cambria Math" w:eastAsiaTheme="minorEastAsia" w:hAnsi="Cambria Math"/>
-                <w:i/>
-                <w:iCs/>
-                <w:lang w:val="en-US"/>
-              </w:rPr>
-            </m:ctrlPr>
-          </m:funcPr>
-          <m:fName>
-            <m:r>
-              <m:rPr>
-                <m:sty m:val="p"/>
-              </m:rPr>
-              <w:rPr>
-                <w:rFonts w:ascii="Cambria Math" w:eastAsiaTheme="minorEastAsia" w:hAnsi="Cambria Math"/>
-                <w:lang w:val="en-US"/>
-              </w:rPr>
-              <m:t>ln</m:t>
-            </m:r>
-          </m:fName>
-          <m:e>
-            <m:r>
-              <w:rPr>
-                <w:rFonts w:ascii="Cambria Math" w:eastAsiaTheme="minorEastAsia" w:hAnsi="Cambria Math"/>
-                <w:lang w:val="en-US"/>
-              </w:rPr>
-              <m:t>(1+ax)</m:t>
-            </m:r>
-          </m:e>
-        </m:func>
-      </m:oMath>
+      <m:oMathPara>
+        <m:oMath>
+          <m:nary>
+            <m:naryPr>
+              <m:limLoc m:val="undOvr"/>
+              <m:subHide m:val="1"/>
+              <m:supHide m:val="1"/>
+              <m:ctrlPr>
+                <w:rPr>
+                  <w:rFonts w:ascii="Cambria Math" w:eastAsiaTheme="minorEastAsia" w:hAnsi="Cambria Math"/>
+                  <w:i/>
+                  <w:iCs/>
+                  <w:lang w:val="en-US"/>
+                </w:rPr>
+              </m:ctrlPr>
+            </m:naryPr>
+            <m:sub/>
+            <m:sup/>
+            <m:e>
+              <m:box>
+                <m:boxPr>
+                  <m:diff m:val="1"/>
+                  <m:ctrlPr>
+                    <w:rPr>
+                      <w:rFonts w:ascii="Cambria Math" w:eastAsiaTheme="minorEastAsia" w:hAnsi="Cambria Math"/>
+                      <w:i/>
+                      <w:iCs/>
+                      <w:lang w:val="en-US"/>
+                    </w:rPr>
+                  </m:ctrlPr>
+                </m:boxPr>
+                <m:e>
+                  <m:r>
+                    <w:rPr>
+                      <w:rFonts w:ascii="Cambria Math" w:hAnsi="Cambria Math"/>
+                      <w:lang w:val="en-US"/>
+                    </w:rPr>
+                    <m:t>dx</m:t>
+                  </m:r>
+                </m:e>
+              </m:box>
+              <m:f>
+                <m:fPr>
+                  <m:ctrlPr>
+                    <w:rPr>
+                      <w:rFonts w:ascii="Cambria Math" w:eastAsiaTheme="minorEastAsia" w:hAnsi="Cambria Math"/>
+                      <w:i/>
+                      <w:iCs/>
+                      <w:lang w:val="en-US"/>
+                    </w:rPr>
+                  </m:ctrlPr>
+                </m:fPr>
+                <m:num>
+                  <m:r>
+                    <w:rPr>
+                      <w:rFonts w:ascii="Cambria Math" w:eastAsiaTheme="minorEastAsia" w:hAnsi="Cambria Math"/>
+                      <w:lang w:val="en-US"/>
+                    </w:rPr>
+                    <m:t>1</m:t>
+                  </m:r>
+                </m:num>
+                <m:den>
+                  <m:r>
+                    <w:rPr>
+                      <w:rFonts w:ascii="Cambria Math" w:eastAsiaTheme="minorEastAsia" w:hAnsi="Cambria Math"/>
+                      <w:lang w:val="en-US"/>
+                    </w:rPr>
+                    <m:t>1-ax</m:t>
+                  </m:r>
+                </m:den>
+              </m:f>
+            </m:e>
+          </m:nary>
+          <m:r>
+            <w:rPr>
+              <w:rFonts w:ascii="Cambria Math" w:eastAsiaTheme="minorEastAsia" w:hAnsi="Cambria Math"/>
+              <w:lang w:val="en-US"/>
+            </w:rPr>
+            <m:t>=</m:t>
+          </m:r>
+          <m:f>
+            <m:fPr>
+              <m:ctrlPr>
+                <w:rPr>
+                  <w:rFonts w:ascii="Cambria Math" w:eastAsiaTheme="minorEastAsia" w:hAnsi="Cambria Math"/>
+                  <w:i/>
+                  <w:iCs/>
+                  <w:lang w:val="en-US"/>
+                </w:rPr>
+              </m:ctrlPr>
+            </m:fPr>
+            <m:num>
+              <m:r>
+                <w:rPr>
+                  <w:rFonts w:ascii="Cambria Math" w:eastAsiaTheme="minorEastAsia" w:hAnsi="Cambria Math"/>
+                  <w:lang w:val="en-US"/>
+                </w:rPr>
+                <m:t>1</m:t>
+              </m:r>
+            </m:num>
+            <m:den>
+              <m:r>
+                <w:rPr>
+                  <w:rFonts w:ascii="Cambria Math" w:eastAsiaTheme="minorEastAsia" w:hAnsi="Cambria Math"/>
+                  <w:lang w:val="en-US"/>
+                </w:rPr>
+                <m:t>a</m:t>
+              </m:r>
+            </m:den>
+          </m:f>
+          <m:func>
+            <m:funcPr>
+              <m:ctrlPr>
+                <w:rPr>
+                  <w:rFonts w:ascii="Cambria Math" w:eastAsiaTheme="minorEastAsia" w:hAnsi="Cambria Math"/>
+                  <w:i/>
+                  <w:iCs/>
+                  <w:lang w:val="en-US"/>
+                </w:rPr>
+              </m:ctrlPr>
+            </m:funcPr>
+            <m:fName>
+              <m:r>
+                <m:rPr>
+                  <m:sty m:val="p"/>
+                </m:rPr>
+                <w:rPr>
+                  <w:rFonts w:ascii="Cambria Math" w:eastAsiaTheme="minorEastAsia" w:hAnsi="Cambria Math"/>
+                  <w:lang w:val="en-US"/>
+                </w:rPr>
+                <m:t>ln</m:t>
+              </m:r>
+            </m:fName>
+            <m:e>
+              <m:f>
+                <m:fPr>
+                  <m:ctrlPr>
+                    <w:rPr>
+                      <w:rFonts w:ascii="Cambria Math" w:eastAsiaTheme="minorEastAsia" w:hAnsi="Cambria Math"/>
+                      <w:i/>
+                      <w:iCs/>
+                      <w:lang w:val="en-US"/>
+                    </w:rPr>
+                  </m:ctrlPr>
+                </m:fPr>
+                <m:num>
+                  <m:r>
+                    <w:rPr>
+                      <w:rFonts w:ascii="Cambria Math" w:eastAsiaTheme="minorEastAsia" w:hAnsi="Cambria Math"/>
+                      <w:lang w:val="en-US"/>
+                    </w:rPr>
+                    <m:t>1</m:t>
+                  </m:r>
+                </m:num>
+                <m:den>
+                  <m:r>
+                    <w:rPr>
+                      <w:rFonts w:ascii="Cambria Math" w:eastAsiaTheme="minorEastAsia" w:hAnsi="Cambria Math"/>
+                      <w:lang w:val="en-US"/>
+                    </w:rPr>
+                    <m:t>1+ax</m:t>
+                  </m:r>
+                </m:den>
+              </m:f>
+            </m:e>
+          </m:func>
+          <m:r>
+            <w:rPr>
+              <w:rFonts w:ascii="Cambria Math" w:eastAsiaTheme="minorEastAsia" w:hAnsi="Cambria Math"/>
+              <w:lang w:val="en-US"/>
+            </w:rPr>
+            <m:t>=-</m:t>
+          </m:r>
+          <m:f>
+            <m:fPr>
+              <m:ctrlPr>
+                <w:rPr>
+                  <w:rFonts w:ascii="Cambria Math" w:eastAsiaTheme="minorEastAsia" w:hAnsi="Cambria Math"/>
+                  <w:i/>
+                  <w:iCs/>
+                  <w:lang w:val="en-US"/>
+                </w:rPr>
+              </m:ctrlPr>
+            </m:fPr>
+            <m:num>
+              <m:r>
+                <w:rPr>
+                  <w:rFonts w:ascii="Cambria Math" w:eastAsiaTheme="minorEastAsia" w:hAnsi="Cambria Math"/>
+                  <w:lang w:val="en-US"/>
+                </w:rPr>
+                <m:t>1</m:t>
+              </m:r>
+            </m:num>
+            <m:den>
+              <m:r>
+                <w:rPr>
+                  <w:rFonts w:ascii="Cambria Math" w:eastAsiaTheme="minorEastAsia" w:hAnsi="Cambria Math"/>
+                  <w:lang w:val="en-US"/>
+                </w:rPr>
+                <m:t>a</m:t>
+              </m:r>
+            </m:den>
+          </m:f>
+          <m:func>
+            <m:funcPr>
+              <m:ctrlPr>
+                <w:rPr>
+                  <w:rFonts w:ascii="Cambria Math" w:eastAsiaTheme="minorEastAsia" w:hAnsi="Cambria Math"/>
+                  <w:i/>
+                  <w:iCs/>
+                  <w:lang w:val="en-US"/>
+                </w:rPr>
+              </m:ctrlPr>
+            </m:funcPr>
+            <m:fName>
+              <m:r>
+                <m:rPr>
+                  <m:sty m:val="p"/>
+                </m:rPr>
+                <w:rPr>
+                  <w:rFonts w:ascii="Cambria Math" w:eastAsiaTheme="minorEastAsia" w:hAnsi="Cambria Math"/>
+                  <w:lang w:val="en-US"/>
+                </w:rPr>
+                <m:t>ln</m:t>
+              </m:r>
+            </m:fName>
+            <m:e>
+              <m:r>
+                <w:rPr>
+                  <w:rFonts w:ascii="Cambria Math" w:eastAsiaTheme="minorEastAsia" w:hAnsi="Cambria Math"/>
+                  <w:lang w:val="en-US"/>
+                </w:rPr>
+                <m:t>(1+ax)</m:t>
+              </m:r>
+            </m:e>
+          </m:func>
+        </m:oMath>
+      </m:oMathPara>
     </w:p>
     <w:p>
       <w:pPr>
@@ -34636,250 +36018,6 @@
     </w:p>
     <w:p>
       <w:pPr>
-        <w:pStyle w:val="berschrift2"/>
-        <w:rPr>
-          <w:lang w:val="en-US"/>
-        </w:rPr>
-      </w:pPr>
-      <w:r>
-        <w:rPr>
-          <w:lang w:val="en-US"/>
-        </w:rPr>
-        <w:lastRenderedPageBreak/>
-        <w:t>References</w:t>
-      </w:r>
-    </w:p>
-    <w:p>
-      <w:pPr>
-        <w:rPr>
-          <w:lang w:val="en-US"/>
-        </w:rPr>
-      </w:pPr>
-      <w:r>
-        <w:rPr>
-          <w:lang w:val="en-US"/>
-        </w:rPr>
-        <w:t xml:space="preserve">Howard </w:t>
-      </w:r>
-      <w:proofErr w:type="spellStart"/>
-      <w:r>
-        <w:rPr>
-          <w:lang w:val="en-US"/>
-        </w:rPr>
-        <w:t>Brackney</w:t>
-      </w:r>
-      <w:proofErr w:type="spellEnd"/>
-      <w:r>
-        <w:rPr>
-          <w:lang w:val="en-US"/>
-        </w:rPr>
-        <w:t xml:space="preserve"> (1959). The dynamics of military combat. Operations Research, 7, 30-44.</w:t>
-      </w:r>
-    </w:p>
-    <w:p>
-      <w:pPr>
-        <w:rPr>
-          <w:lang w:val="en-US"/>
-        </w:rPr>
-      </w:pPr>
-      <w:r>
-        <w:rPr>
-          <w:lang w:val="en-US"/>
-        </w:rPr>
-        <w:t xml:space="preserve">S. J. </w:t>
-      </w:r>
-      <w:proofErr w:type="spellStart"/>
-      <w:r>
-        <w:rPr>
-          <w:lang w:val="en-US"/>
-        </w:rPr>
-        <w:t>Deitchman</w:t>
-      </w:r>
-      <w:proofErr w:type="spellEnd"/>
-      <w:r>
-        <w:rPr>
-          <w:lang w:val="en-US"/>
-        </w:rPr>
-        <w:t xml:space="preserve"> (1962). A Lanchester model of guerrilla warfare. Operations Research </w:t>
-      </w:r>
-      <w:r>
-        <w:rPr>
-          <w:lang w:val="en-US"/>
-        </w:rPr>
-        <w:t>10, 818</w:t>
-      </w:r>
-      <w:r>
-        <w:rPr>
-          <w:lang w:val="en-US"/>
-        </w:rPr>
-        <w:t>-827.</w:t>
-      </w:r>
-    </w:p>
-    <w:p>
-      <w:pPr>
-        <w:pStyle w:val="berschrift2"/>
-        <w:rPr>
-          <w:lang w:val="en-US"/>
-        </w:rPr>
-      </w:pPr>
-      <w:r>
-        <w:rPr>
-          <w:lang w:val="en-US"/>
-        </w:rPr>
-        <w:t>Further Literature</w:t>
-      </w:r>
-    </w:p>
-    <w:p>
-      <w:r>
-        <w:rPr>
-          <w:lang w:val="en-US"/>
-        </w:rPr>
-        <w:t xml:space="preserve">Vikram Mittal (20.09.2022). Basic Attrition Models Provide Insight into Russian Woes in Russia-Ukraine War. </w:t>
-      </w:r>
-      <w:r>
-        <w:t xml:space="preserve">Forbes. </w:t>
-      </w:r>
-      <w:hyperlink r:id="rId14" w:history="1">
-        <w:r>
-          <w:rPr>
-            <w:rStyle w:val="Hyperlink"/>
-          </w:rPr>
-          <w:t>https://www.forbes.com/sites/vikrammittal/2022/09/20/basic-attrition-models-provide-insight-into-russian-woes-in-russia-ukraine-war/</w:t>
-        </w:r>
-      </w:hyperlink>
-    </w:p>
-    <w:p>
-      <w:pPr>
-        <w:rPr>
-          <w:lang w:val="en-US"/>
-        </w:rPr>
-      </w:pPr>
-      <w:r>
-        <w:t xml:space="preserve">Moshe Kress (07.05.2020). </w:t>
-      </w:r>
-      <w:r>
-        <w:rPr>
-          <w:lang w:val="en-US"/>
-        </w:rPr>
-        <w:t xml:space="preserve">Lanchester Models for Irregular Warfare. Mathematics 2020, 8(5), 737; </w:t>
-      </w:r>
-      <w:hyperlink r:id="rId15" w:history="1">
-        <w:r>
-          <w:rPr>
-            <w:rStyle w:val="Hyperlink"/>
-            <w:lang w:val="en-US"/>
-          </w:rPr>
-          <w:t>https://doi.org/10.3390/math8050737</w:t>
-        </w:r>
-      </w:hyperlink>
-      <w:r>
-        <w:rPr>
-          <w:lang w:val="en-US"/>
-        </w:rPr>
-        <w:t xml:space="preserve"> </w:t>
-      </w:r>
-    </w:p>
-    <w:p>
-      <w:pPr>
-        <w:rPr>
-          <w:lang w:val="en-US"/>
-        </w:rPr>
-      </w:pPr>
-      <w:r>
-        <w:rPr>
-          <w:lang w:val="en-US"/>
-        </w:rPr>
-        <w:t xml:space="preserve">Kress, Moshe; MacKay, Niall J. (13.08.2013). Bits or Shots in Combat? The Generalized </w:t>
-      </w:r>
-      <w:proofErr w:type="spellStart"/>
-      <w:r>
-        <w:rPr>
-          <w:lang w:val="en-US"/>
-        </w:rPr>
-        <w:t>Deitchman</w:t>
-      </w:r>
-      <w:proofErr w:type="spellEnd"/>
-      <w:r>
-        <w:rPr>
-          <w:lang w:val="en-US"/>
-        </w:rPr>
-        <w:t xml:space="preserve"> Model of Guerrilla Warfare. </w:t>
-      </w:r>
-      <w:hyperlink r:id="rId16" w:history="1">
-        <w:r>
-          <w:rPr>
-            <w:rStyle w:val="Hyperlink"/>
-            <w:lang w:val="en-US"/>
-          </w:rPr>
-          <w:t>https://apps.dtic.mil/sti/citations/ADA588025</w:t>
-        </w:r>
-      </w:hyperlink>
-      <w:r>
-        <w:rPr>
-          <w:lang w:val="en-US"/>
-        </w:rPr>
-        <w:t xml:space="preserve"> </w:t>
-      </w:r>
-    </w:p>
-    <w:p>
-      <w:pPr>
-        <w:rPr>
-          <w:lang w:val="en-US"/>
-        </w:rPr>
-      </w:pPr>
-      <w:r>
-        <w:rPr>
-          <w:lang w:val="en-US"/>
-        </w:rPr>
-        <w:t xml:space="preserve">Schramm, Harrison C. (2012). Lanchester Models with Discontinuities: An Application to Networked Forces. Naval Postgraduate School, Monterey, California. </w:t>
-      </w:r>
-      <w:hyperlink r:id="rId17" w:history="1">
-        <w:r>
-          <w:rPr>
-            <w:rStyle w:val="Hyperlink"/>
-            <w:lang w:val="en-US"/>
-          </w:rPr>
-          <w:t>https://hdl.handle.net/10945/37797</w:t>
-        </w:r>
-      </w:hyperlink>
-      <w:r>
-        <w:rPr>
-          <w:lang w:val="en-US"/>
-        </w:rPr>
-        <w:t xml:space="preserve"> </w:t>
-      </w:r>
-    </w:p>
-    <w:p>
-      <w:pPr>
-        <w:rPr>
-          <w:rFonts w:eastAsiaTheme="minorEastAsia"/>
-          <w:lang w:val="en-US"/>
-        </w:rPr>
-      </w:pPr>
-      <w:r>
-        <w:rPr>
-          <w:lang w:val="en-US"/>
-        </w:rPr>
-        <w:t xml:space="preserve">Wikipedia: Salvo combat model. </w:t>
-      </w:r>
-      <w:hyperlink r:id="rId18" w:history="1">
-        <w:r>
-          <w:rPr>
-            <w:rStyle w:val="Hyperlink"/>
-            <w:lang w:val="en-US"/>
-          </w:rPr>
-          <w:t>https://en.wikipedia.org/wiki/Salvo_combat_model</w:t>
-        </w:r>
-      </w:hyperlink>
-      <w:r>
-        <w:rPr>
-          <w:lang w:val="en-US"/>
-        </w:rPr>
-        <w:t xml:space="preserve"> </w:t>
-      </w:r>
-    </w:p>
-    <w:p>
-      <w:pPr>
         <w:rPr>
           <w:lang w:val="en-US"/>
         </w:rPr>
@@ -34953,7 +36091,7 @@
                     </pic:cNvPicPr>
                   </pic:nvPicPr>
                   <pic:blipFill>
-                    <a:blip r:embed="rId19">
+                    <a:blip r:embed="rId20">
                       <a:extLst>
                         <a:ext uri="{28A0092B-C50C-407E-A947-70E740481C1C}">
                           <a14:useLocalDpi xmlns:a14="http://schemas.microsoft.com/office/drawing/2010/main" val="0"/>
@@ -35192,7 +36330,7 @@
                     </pic:cNvPicPr>
                   </pic:nvPicPr>
                   <pic:blipFill rotWithShape="1">
-                    <a:blip r:embed="rId20">
+                    <a:blip r:embed="rId21">
                       <a:extLst>
                         <a:ext uri="{28A0092B-C50C-407E-A947-70E740481C1C}">
                           <a14:useLocalDpi xmlns:a14="http://schemas.microsoft.com/office/drawing/2010/main" val="0"/>
@@ -35255,7 +36393,7 @@
                     </pic:cNvPicPr>
                   </pic:nvPicPr>
                   <pic:blipFill rotWithShape="1">
-                    <a:blip r:embed="rId21">
+                    <a:blip r:embed="rId22">
                       <a:extLst>
                         <a:ext uri="{28A0092B-C50C-407E-A947-70E740481C1C}">
                           <a14:useLocalDpi xmlns:a14="http://schemas.microsoft.com/office/drawing/2010/main" val="0"/>
@@ -35615,7 +36753,7 @@
                     </pic:cNvPicPr>
                   </pic:nvPicPr>
                   <pic:blipFill>
-                    <a:blip r:embed="rId22">
+                    <a:blip r:embed="rId23">
                       <a:extLst>
                         <a:ext uri="{28A0092B-C50C-407E-A947-70E740481C1C}">
                           <a14:useLocalDpi xmlns:a14="http://schemas.microsoft.com/office/drawing/2010/main" val="0"/>
@@ -35854,7 +36992,7 @@
                     </pic:cNvPicPr>
                   </pic:nvPicPr>
                   <pic:blipFill rotWithShape="1">
-                    <a:blip r:embed="rId23">
+                    <a:blip r:embed="rId24">
                       <a:extLst>
                         <a:ext uri="{28A0092B-C50C-407E-A947-70E740481C1C}">
                           <a14:useLocalDpi xmlns:a14="http://schemas.microsoft.com/office/drawing/2010/main" val="0"/>
@@ -35917,7 +37055,7 @@
                     </pic:cNvPicPr>
                   </pic:nvPicPr>
                   <pic:blipFill rotWithShape="1">
-                    <a:blip r:embed="rId24">
+                    <a:blip r:embed="rId25">
                       <a:extLst>
                         <a:ext uri="{28A0092B-C50C-407E-A947-70E740481C1C}">
                           <a14:useLocalDpi xmlns:a14="http://schemas.microsoft.com/office/drawing/2010/main" val="0"/>
@@ -36279,7 +37417,7 @@
                     </pic:cNvPicPr>
                   </pic:nvPicPr>
                   <pic:blipFill>
-                    <a:blip r:embed="rId25">
+                    <a:blip r:embed="rId26">
                       <a:extLst>
                         <a:ext uri="{28A0092B-C50C-407E-A947-70E740481C1C}">
                           <a14:useLocalDpi xmlns:a14="http://schemas.microsoft.com/office/drawing/2010/main" val="0"/>
@@ -36513,69 +37651,6 @@
                 <pic:pic xmlns:pic="http://schemas.openxmlformats.org/drawingml/2006/picture">
                   <pic:nvPicPr>
                     <pic:cNvPr id="0" name="Picture 6"/>
-                    <pic:cNvPicPr>
-                      <a:picLocks noChangeAspect="1" noChangeArrowheads="1"/>
-                    </pic:cNvPicPr>
-                  </pic:nvPicPr>
-                  <pic:blipFill rotWithShape="1">
-                    <a:blip r:embed="rId26">
-                      <a:extLst>
-                        <a:ext uri="{28A0092B-C50C-407E-A947-70E740481C1C}">
-                          <a14:useLocalDpi xmlns:a14="http://schemas.microsoft.com/office/drawing/2010/main" val="0"/>
-                        </a:ext>
-                      </a:extLst>
-                    </a:blip>
-                    <a:srcRect t="14094"/>
-                    <a:stretch/>
-                  </pic:blipFill>
-                  <pic:spPr bwMode="auto">
-                    <a:xfrm>
-                      <a:off x="0" y="0"/>
-                      <a:ext cx="2838450" cy="2438400"/>
-                    </a:xfrm>
-                    <a:prstGeom prst="rect">
-                      <a:avLst/>
-                    </a:prstGeom>
-                    <a:noFill/>
-                    <a:ln>
-                      <a:noFill/>
-                    </a:ln>
-                    <a:extLst>
-                      <a:ext uri="{53640926-AAD7-44D8-BBD7-CCE9431645EC}">
-                        <a14:shadowObscured xmlns:a14="http://schemas.microsoft.com/office/drawing/2010/main"/>
-                      </a:ext>
-                    </a:extLst>
-                  </pic:spPr>
-                </pic:pic>
-              </a:graphicData>
-            </a:graphic>
-          </wp:inline>
-        </w:drawing>
-      </w:r>
-      <w:r>
-        <w:rPr>
-          <w:lang w:val="en-US"/>
-        </w:rPr>
-        <w:t xml:space="preserve"> </w:t>
-      </w:r>
-      <w:r>
-        <w:rPr>
-          <w:noProof/>
-          <w:lang w:val="en-US"/>
-        </w:rPr>
-        <w:drawing>
-          <wp:inline distT="0" distB="0" distL="0" distR="0" wp14:anchorId="2D657E62" wp14:editId="29AE4866">
-            <wp:extent cx="2838450" cy="2438400"/>
-            <wp:effectExtent l="0" t="0" r="0" b="0"/>
-            <wp:docPr id="16" name="Grafik 16"/>
-            <wp:cNvGraphicFramePr>
-              <a:graphicFrameLocks xmlns:a="http://schemas.openxmlformats.org/drawingml/2006/main" noChangeAspect="1"/>
-            </wp:cNvGraphicFramePr>
-            <a:graphic xmlns:a="http://schemas.openxmlformats.org/drawingml/2006/main">
-              <a:graphicData uri="http://schemas.openxmlformats.org/drawingml/2006/picture">
-                <pic:pic xmlns:pic="http://schemas.openxmlformats.org/drawingml/2006/picture">
-                  <pic:nvPicPr>
-                    <pic:cNvPr id="0" name="Picture 7"/>
                     <pic:cNvPicPr>
                       <a:picLocks noChangeAspect="1" noChangeArrowheads="1"/>
                     </pic:cNvPicPr>
@@ -36615,107 +37690,22 @@
           </wp:inline>
         </w:drawing>
       </w:r>
-    </w:p>
-    <w:p>
-      <w:pPr>
-        <w:pStyle w:val="Beschriftung"/>
-        <w:rPr>
-          <w:lang w:val="en-US"/>
-        </w:rPr>
-      </w:pPr>
-      <w:r>
-        <w:rPr>
-          <w:lang w:val="en-US"/>
-        </w:rPr>
-        <w:t xml:space="preserve">Figure </w:t>
-      </w:r>
-      <w:r>
-        <w:rPr>
-          <w:lang w:val="en-US"/>
-        </w:rPr>
-        <w:fldChar w:fldCharType="begin"/>
-      </w:r>
-      <w:r>
-        <w:rPr>
-          <w:lang w:val="en-US"/>
-        </w:rPr>
-        <w:instrText xml:space="preserve"> SEQ Figure \* ARABIC </w:instrText>
-      </w:r>
-      <w:r>
-        <w:rPr>
-          <w:lang w:val="en-US"/>
-        </w:rPr>
-        <w:fldChar w:fldCharType="separate"/>
+      <w:r>
+        <w:rPr>
+          <w:lang w:val="en-US"/>
+        </w:rPr>
+        <w:t xml:space="preserve"> </w:t>
       </w:r>
       <w:r>
         <w:rPr>
           <w:noProof/>
           <w:lang w:val="en-US"/>
         </w:rPr>
-        <w:t>6</w:t>
-      </w:r>
-      <w:r>
-        <w:rPr>
-          <w:lang w:val="en-US"/>
-        </w:rPr>
-        <w:fldChar w:fldCharType="end"/>
-      </w:r>
-      <w:r>
-        <w:rPr>
-          <w:lang w:val="en-US"/>
-        </w:rPr>
-        <w:t xml:space="preserve">: </w:t>
-      </w:r>
-      <w:proofErr w:type="spellStart"/>
-      <w:r>
-        <w:rPr>
-          <w:lang w:val="en-US"/>
-        </w:rPr>
-        <w:t>Behaviour</w:t>
-      </w:r>
-      <w:proofErr w:type="spellEnd"/>
-      <w:r>
-        <w:rPr>
-          <w:lang w:val="en-US"/>
-        </w:rPr>
-        <w:t xml:space="preserve"> over time of levels and phase space for mixed Lanchester’s model.</w:t>
-      </w:r>
-    </w:p>
-    <w:p>
-      <w:pPr>
-        <w:pStyle w:val="berschrift2"/>
-        <w:rPr>
-          <w:rFonts w:eastAsiaTheme="minorEastAsia"/>
-          <w:lang w:val="en-US"/>
-        </w:rPr>
-      </w:pPr>
-      <w:r>
-        <w:rPr>
-          <w:rFonts w:eastAsiaTheme="minorEastAsia"/>
-          <w:lang w:val="en-US"/>
-        </w:rPr>
-        <w:lastRenderedPageBreak/>
-        <w:t>Variable target visibility</w:t>
-      </w:r>
-    </w:p>
-    <w:p>
-      <w:pPr>
-        <w:keepNext/>
-        <w:jc w:val="center"/>
-        <w:rPr>
-          <w:lang w:val="en-US"/>
-        </w:rPr>
-      </w:pPr>
-      <w:r>
-        <w:rPr>
-          <w:noProof/>
-          <w:lang w:val="en-US"/>
-        </w:rPr>
         <w:drawing>
-          <wp:inline distT="0" distB="0" distL="0" distR="0" wp14:anchorId="3C7D961B" wp14:editId="1B2CAA32">
-            <wp:extent cx="5320800" cy="3283200"/>
+          <wp:inline distT="0" distB="0" distL="0" distR="0" wp14:anchorId="2D657E62" wp14:editId="29AE4866">
+            <wp:extent cx="2838450" cy="2438400"/>
             <wp:effectExtent l="0" t="0" r="0" b="0"/>
-            <wp:docPr id="3" name="Grafik 3"/>
+            <wp:docPr id="16" name="Grafik 16"/>
             <wp:cNvGraphicFramePr>
               <a:graphicFrameLocks xmlns:a="http://schemas.openxmlformats.org/drawingml/2006/main" noChangeAspect="1"/>
             </wp:cNvGraphicFramePr>
@@ -36723,23 +37713,39 @@
               <a:graphicData uri="http://schemas.openxmlformats.org/drawingml/2006/picture">
                 <pic:pic xmlns:pic="http://schemas.openxmlformats.org/drawingml/2006/picture">
                   <pic:nvPicPr>
-                    <pic:cNvPr id="1" name=""/>
-                    <pic:cNvPicPr/>
+                    <pic:cNvPr id="0" name="Picture 7"/>
+                    <pic:cNvPicPr>
+                      <a:picLocks noChangeAspect="1" noChangeArrowheads="1"/>
+                    </pic:cNvPicPr>
                   </pic:nvPicPr>
-                  <pic:blipFill>
-                    <a:blip r:embed="rId28"/>
-                    <a:stretch>
-                      <a:fillRect/>
-                    </a:stretch>
+                  <pic:blipFill rotWithShape="1">
+                    <a:blip r:embed="rId28">
+                      <a:extLst>
+                        <a:ext uri="{28A0092B-C50C-407E-A947-70E740481C1C}">
+                          <a14:useLocalDpi xmlns:a14="http://schemas.microsoft.com/office/drawing/2010/main" val="0"/>
+                        </a:ext>
+                      </a:extLst>
+                    </a:blip>
+                    <a:srcRect t="14094"/>
+                    <a:stretch/>
                   </pic:blipFill>
-                  <pic:spPr>
+                  <pic:spPr bwMode="auto">
                     <a:xfrm>
                       <a:off x="0" y="0"/>
-                      <a:ext cx="5320800" cy="3283200"/>
+                      <a:ext cx="2838450" cy="2438400"/>
                     </a:xfrm>
                     <a:prstGeom prst="rect">
                       <a:avLst/>
                     </a:prstGeom>
+                    <a:noFill/>
+                    <a:ln>
+                      <a:noFill/>
+                    </a:ln>
+                    <a:extLst>
+                      <a:ext uri="{53640926-AAD7-44D8-BBD7-CCE9431645EC}">
+                        <a14:shadowObscured xmlns:a14="http://schemas.microsoft.com/office/drawing/2010/main"/>
+                      </a:ext>
+                    </a:extLst>
                   </pic:spPr>
                 </pic:pic>
               </a:graphicData>
@@ -36784,7 +37790,7 @@
           <w:noProof/>
           <w:lang w:val="en-US"/>
         </w:rPr>
-        <w:t>7</w:t>
+        <w:t>6</w:t>
       </w:r>
       <w:r>
         <w:rPr>
@@ -36796,318 +37802,44 @@
         <w:rPr>
           <w:lang w:val="en-US"/>
         </w:rPr>
-        <w:t>: Causal-loop diagram of model with target visibility.</w:t>
+        <w:t xml:space="preserve">: </w:t>
+      </w:r>
+      <w:proofErr w:type="spellStart"/>
+      <w:r>
+        <w:rPr>
+          <w:lang w:val="en-US"/>
+        </w:rPr>
+        <w:t>Behaviour</w:t>
+      </w:r>
+      <w:proofErr w:type="spellEnd"/>
+      <w:r>
+        <w:rPr>
+          <w:lang w:val="en-US"/>
+        </w:rPr>
+        <w:t xml:space="preserve"> over time of levels and phase space for mixed Lanchester’s model.</w:t>
       </w:r>
     </w:p>
     <w:p>
       <w:pPr>
-        <w:pStyle w:val="Code"/>
-        <w:rPr>
-          <w:sz w:val="16"/>
-          <w:szCs w:val="16"/>
-          <w:lang w:val="en-US"/>
-        </w:rPr>
-      </w:pPr>
-      <w:r>
-        <w:rPr>
-          <w:sz w:val="16"/>
-          <w:szCs w:val="16"/>
-          <w:lang w:val="en-US"/>
-        </w:rPr>
-        <w:t>size of BLUE forces=INTEG(-RED killing BLUE, initial size of BLUE forces), Units: Strength</w:t>
+        <w:pStyle w:val="berschrift2"/>
+        <w:rPr>
+          <w:rFonts w:eastAsiaTheme="minorEastAsia"/>
+          <w:lang w:val="en-US"/>
+        </w:rPr>
+      </w:pPr>
+      <w:r>
+        <w:rPr>
+          <w:rFonts w:eastAsiaTheme="minorEastAsia"/>
+          <w:lang w:val="en-US"/>
+        </w:rPr>
+        <w:lastRenderedPageBreak/>
+        <w:t>Variable target visibility</w:t>
       </w:r>
     </w:p>
     <w:p>
       <w:pPr>
-        <w:pStyle w:val="Code"/>
-        <w:rPr>
-          <w:sz w:val="16"/>
-          <w:szCs w:val="16"/>
-          <w:lang w:val="en-US"/>
-        </w:rPr>
-      </w:pPr>
-      <w:r>
-        <w:rPr>
-          <w:sz w:val="16"/>
-          <w:szCs w:val="16"/>
-          <w:lang w:val="en-US"/>
-        </w:rPr>
-        <w:t>size of RED forces=INTEG(-BLUE killing RED, initial size of RED forces), Units: Strength</w:t>
-      </w:r>
-    </w:p>
-    <w:p>
-      <w:pPr>
-        <w:pStyle w:val="Code"/>
-        <w:rPr>
-          <w:sz w:val="16"/>
-          <w:szCs w:val="16"/>
-          <w:lang w:val="en-US"/>
-        </w:rPr>
-      </w:pPr>
-      <w:r>
-        <w:rPr>
-          <w:sz w:val="16"/>
-          <w:szCs w:val="16"/>
-          <w:lang w:val="en-US"/>
-        </w:rPr>
-        <w:t>BLUE killing RED=attrition coefficient of RED for BLUE*(BLUE aimed fire+BLUE unaimed fire), Units: Strength/Year</w:t>
-      </w:r>
-    </w:p>
-    <w:p>
-      <w:pPr>
-        <w:pStyle w:val="Code"/>
-        <w:rPr>
-          <w:sz w:val="16"/>
-          <w:szCs w:val="16"/>
-          <w:lang w:val="en-US"/>
-        </w:rPr>
-      </w:pPr>
-      <w:r>
-        <w:rPr>
-          <w:sz w:val="16"/>
-          <w:szCs w:val="16"/>
-          <w:lang w:val="en-US"/>
-        </w:rPr>
-        <w:t>RED killing BLUE=attrition coefficient of BLUE for RED*(RED aimed fire+RED unaimed fire), Units: Strength/Year</w:t>
-      </w:r>
-    </w:p>
-    <w:p>
-      <w:pPr>
-        <w:pStyle w:val="Code"/>
-        <w:rPr>
-          <w:sz w:val="16"/>
-          <w:szCs w:val="16"/>
-          <w:lang w:val="en-US"/>
-        </w:rPr>
-      </w:pPr>
-      <w:r>
-        <w:rPr>
-          <w:sz w:val="16"/>
-          <w:szCs w:val="16"/>
-          <w:lang w:val="en-US"/>
-        </w:rPr>
-        <w:t>BLUE aimed fire=visibility of RED*size of BLUE forces, Units: Strength</w:t>
-      </w:r>
-    </w:p>
-    <w:p>
-      <w:pPr>
-        <w:pStyle w:val="Code"/>
-        <w:rPr>
-          <w:sz w:val="16"/>
-          <w:szCs w:val="16"/>
-          <w:lang w:val="en-US"/>
-        </w:rPr>
-      </w:pPr>
-      <w:r>
-        <w:rPr>
-          <w:sz w:val="16"/>
-          <w:szCs w:val="16"/>
-          <w:lang w:val="en-US"/>
-        </w:rPr>
-        <w:t>BLUE unaimed fire=(1-visibility of RED)*size of BLUE forces*size of RED forces/density effect of RED, Units: Strength</w:t>
-      </w:r>
-    </w:p>
-    <w:p>
-      <w:pPr>
-        <w:pStyle w:val="Code"/>
-        <w:rPr>
-          <w:sz w:val="16"/>
-          <w:szCs w:val="16"/>
-          <w:lang w:val="en-US"/>
-        </w:rPr>
-      </w:pPr>
-      <w:r>
-        <w:rPr>
-          <w:sz w:val="16"/>
-          <w:szCs w:val="16"/>
-          <w:lang w:val="en-US"/>
-        </w:rPr>
-        <w:t>RED aimed fire=visbility of BLUE*size of RED forces, Units: Strength</w:t>
-      </w:r>
-    </w:p>
-    <w:p>
-      <w:pPr>
-        <w:pStyle w:val="Code"/>
-        <w:rPr>
-          <w:sz w:val="16"/>
-          <w:szCs w:val="16"/>
-          <w:lang w:val="en-US"/>
-        </w:rPr>
-      </w:pPr>
-      <w:r>
-        <w:rPr>
-          <w:sz w:val="16"/>
-          <w:szCs w:val="16"/>
-          <w:lang w:val="en-US"/>
-        </w:rPr>
-        <w:t>RED unaimed fire=(1-visbility of BLUE)*size of RED forces*size of BLUE forces/density effect of BLUE, Units: Strength</w:t>
-      </w:r>
-    </w:p>
-    <w:p>
-      <w:pPr>
-        <w:pStyle w:val="Code"/>
-        <w:rPr>
-          <w:sz w:val="16"/>
-          <w:szCs w:val="16"/>
-          <w:lang w:val="en-US"/>
-        </w:rPr>
-      </w:pPr>
-      <w:r>
-        <w:rPr>
-          <w:sz w:val="16"/>
-          <w:szCs w:val="16"/>
-          <w:lang w:val="en-US"/>
-        </w:rPr>
-        <w:t>initial size of BLUE forces=1, Units: Strength</w:t>
-      </w:r>
-    </w:p>
-    <w:p>
-      <w:pPr>
-        <w:pStyle w:val="Code"/>
-        <w:rPr>
-          <w:sz w:val="16"/>
-          <w:szCs w:val="16"/>
-          <w:lang w:val="en-US"/>
-        </w:rPr>
-      </w:pPr>
-      <w:r>
-        <w:rPr>
-          <w:sz w:val="16"/>
-          <w:szCs w:val="16"/>
-          <w:lang w:val="en-US"/>
-        </w:rPr>
-        <w:t>initial size of RED forces=2, Units: Strength</w:t>
-      </w:r>
-    </w:p>
-    <w:p>
-      <w:pPr>
-        <w:pStyle w:val="Code"/>
-        <w:rPr>
-          <w:sz w:val="16"/>
-          <w:szCs w:val="16"/>
-          <w:lang w:val="en-US"/>
-        </w:rPr>
-      </w:pPr>
-      <w:r>
-        <w:rPr>
-          <w:sz w:val="16"/>
-          <w:szCs w:val="16"/>
-          <w:lang w:val="en-US"/>
-        </w:rPr>
-        <w:t>attrition coefficient of BLUE for RED=0.25, Units: 1/Year</w:t>
-      </w:r>
-    </w:p>
-    <w:p>
-      <w:pPr>
-        <w:pStyle w:val="Code"/>
-        <w:rPr>
-          <w:sz w:val="16"/>
-          <w:szCs w:val="16"/>
-          <w:lang w:val="en-US"/>
-        </w:rPr>
-      </w:pPr>
-      <w:r>
-        <w:rPr>
-          <w:sz w:val="16"/>
-          <w:szCs w:val="16"/>
-          <w:lang w:val="en-US"/>
-        </w:rPr>
-        <w:t>attrition coefficient of RED for BLUE=0.5, Units: 1/Year</w:t>
-      </w:r>
-    </w:p>
-    <w:p>
-      <w:pPr>
-        <w:pStyle w:val="Code"/>
-        <w:rPr>
-          <w:sz w:val="16"/>
-          <w:szCs w:val="16"/>
-          <w:lang w:val="en-US"/>
-        </w:rPr>
-      </w:pPr>
-      <w:r>
-        <w:rPr>
-          <w:sz w:val="16"/>
-          <w:szCs w:val="16"/>
-          <w:lang w:val="en-US"/>
-        </w:rPr>
-        <w:t>density effect of BLUE=1, Units: Strength</w:t>
-      </w:r>
-    </w:p>
-    <w:p>
-      <w:pPr>
-        <w:pStyle w:val="Code"/>
-        <w:rPr>
-          <w:sz w:val="16"/>
-          <w:szCs w:val="16"/>
-          <w:lang w:val="en-US"/>
-        </w:rPr>
-      </w:pPr>
-      <w:r>
-        <w:rPr>
-          <w:sz w:val="16"/>
-          <w:szCs w:val="16"/>
-          <w:lang w:val="en-US"/>
-        </w:rPr>
-        <w:t>density effect of RED=1, Units: Strength</w:t>
-      </w:r>
-    </w:p>
-    <w:p>
-      <w:pPr>
-        <w:pStyle w:val="Code"/>
-        <w:rPr>
-          <w:sz w:val="16"/>
-          <w:szCs w:val="16"/>
-          <w:lang w:val="en-US"/>
-        </w:rPr>
-      </w:pPr>
-      <w:r>
-        <w:rPr>
-          <w:sz w:val="16"/>
-          <w:szCs w:val="16"/>
-          <w:lang w:val="en-US"/>
-        </w:rPr>
-        <w:t>visbility of BLUE=0.5, Units: Dmnl</w:t>
-      </w:r>
-    </w:p>
-    <w:p>
-      <w:pPr>
-        <w:pStyle w:val="Code"/>
-        <w:rPr>
-          <w:sz w:val="16"/>
-          <w:szCs w:val="16"/>
-          <w:lang w:val="en-US"/>
-        </w:rPr>
-      </w:pPr>
-      <w:r>
-        <w:rPr>
-          <w:sz w:val="16"/>
-          <w:szCs w:val="16"/>
-          <w:lang w:val="en-US"/>
-        </w:rPr>
-        <w:t>visibility of RED=0.5, Units: Dmnl</w:t>
-      </w:r>
-    </w:p>
-    <w:p>
-      <w:pPr>
-        <w:pStyle w:val="Code"/>
-        <w:rPr>
-          <w:sz w:val="16"/>
-          <w:szCs w:val="16"/>
-          <w:lang w:val="en-US"/>
-        </w:rPr>
-      </w:pPr>
-      <w:r>
-        <w:rPr>
-          <w:sz w:val="16"/>
-          <w:szCs w:val="16"/>
-          <w:lang w:val="en-US"/>
-        </w:rPr>
-        <w:t>INITIAL TIME=0, TIME STEP=0.25, FINAL TIME=4, Units: Year</w:t>
-      </w:r>
-    </w:p>
-    <w:p>
-      <w:pPr>
         <w:keepNext/>
+        <w:jc w:val="center"/>
         <w:rPr>
           <w:lang w:val="en-US"/>
         </w:rPr>
@@ -37118,10 +37850,10 @@
           <w:lang w:val="en-US"/>
         </w:rPr>
         <w:drawing>
-          <wp:inline distT="0" distB="0" distL="0" distR="0" wp14:anchorId="1294297F" wp14:editId="5908B0A5">
-            <wp:extent cx="2880000" cy="2196200"/>
+          <wp:inline distT="0" distB="0" distL="0" distR="0" wp14:anchorId="3C7D961B" wp14:editId="1B2CAA32">
+            <wp:extent cx="5320800" cy="3283200"/>
             <wp:effectExtent l="0" t="0" r="0" b="0"/>
-            <wp:docPr id="25" name="Grafik 25"/>
+            <wp:docPr id="3" name="Grafik 3"/>
             <wp:cNvGraphicFramePr>
               <a:graphicFrameLocks xmlns:a="http://schemas.openxmlformats.org/drawingml/2006/main" noChangeAspect="1"/>
             </wp:cNvGraphicFramePr>
@@ -37141,7 +37873,7 @@
                   <pic:spPr>
                     <a:xfrm>
                       <a:off x="0" y="0"/>
-                      <a:ext cx="2880000" cy="2196200"/>
+                      <a:ext cx="5320800" cy="3283200"/>
                     </a:xfrm>
                     <a:prstGeom prst="rect">
                       <a:avLst/>
@@ -37153,23 +37885,381 @@
           </wp:inline>
         </w:drawing>
       </w:r>
+    </w:p>
+    <w:p>
+      <w:pPr>
+        <w:pStyle w:val="Beschriftung"/>
+        <w:rPr>
+          <w:lang w:val="en-US"/>
+        </w:rPr>
+      </w:pPr>
+      <w:r>
+        <w:rPr>
+          <w:lang w:val="en-US"/>
+        </w:rPr>
+        <w:t xml:space="preserve">Figure </w:t>
+      </w:r>
+      <w:r>
+        <w:rPr>
+          <w:lang w:val="en-US"/>
+        </w:rPr>
+        <w:fldChar w:fldCharType="begin"/>
+      </w:r>
+      <w:r>
+        <w:rPr>
+          <w:lang w:val="en-US"/>
+        </w:rPr>
+        <w:instrText xml:space="preserve"> SEQ Figure \* ARABIC </w:instrText>
+      </w:r>
+      <w:r>
+        <w:rPr>
+          <w:lang w:val="en-US"/>
+        </w:rPr>
+        <w:fldChar w:fldCharType="separate"/>
+      </w:r>
       <w:r>
         <w:rPr>
           <w:noProof/>
           <w:lang w:val="en-US"/>
         </w:rPr>
-        <w:t xml:space="preserve"> </w:t>
-      </w:r>
+        <w:t>7</w:t>
+      </w:r>
+      <w:r>
+        <w:rPr>
+          <w:lang w:val="en-US"/>
+        </w:rPr>
+        <w:fldChar w:fldCharType="end"/>
+      </w:r>
+      <w:r>
+        <w:rPr>
+          <w:lang w:val="en-US"/>
+        </w:rPr>
+        <w:t>: Causal-loop diagram of model with target visibility.</w:t>
+      </w:r>
+    </w:p>
+    <w:p>
+      <w:pPr>
+        <w:pStyle w:val="Code"/>
+        <w:rPr>
+          <w:sz w:val="16"/>
+          <w:szCs w:val="16"/>
+          <w:lang w:val="en-US"/>
+        </w:rPr>
+      </w:pPr>
+      <w:r>
+        <w:rPr>
+          <w:sz w:val="16"/>
+          <w:szCs w:val="16"/>
+          <w:lang w:val="en-US"/>
+        </w:rPr>
+        <w:t>size of BLUE forces=INTEG(-RED killing BLUE, initial size of BLUE forces), Units: Strength</w:t>
+      </w:r>
+    </w:p>
+    <w:p>
+      <w:pPr>
+        <w:pStyle w:val="Code"/>
+        <w:rPr>
+          <w:sz w:val="16"/>
+          <w:szCs w:val="16"/>
+          <w:lang w:val="en-US"/>
+        </w:rPr>
+      </w:pPr>
+      <w:r>
+        <w:rPr>
+          <w:sz w:val="16"/>
+          <w:szCs w:val="16"/>
+          <w:lang w:val="en-US"/>
+        </w:rPr>
+        <w:t>size of RED forces=INTEG(-BLUE killing RED, initial size of RED forces), Units: Strength</w:t>
+      </w:r>
+    </w:p>
+    <w:p>
+      <w:pPr>
+        <w:pStyle w:val="Code"/>
+        <w:rPr>
+          <w:sz w:val="16"/>
+          <w:szCs w:val="16"/>
+          <w:lang w:val="en-US"/>
+        </w:rPr>
+      </w:pPr>
+      <w:r>
+        <w:rPr>
+          <w:sz w:val="16"/>
+          <w:szCs w:val="16"/>
+          <w:lang w:val="en-US"/>
+        </w:rPr>
+        <w:t>BLUE killing RED=attrition coefficient of RED for BLUE*(BLUE aimed fire+BLUE unaimed fire), Units: Strength/Year</w:t>
+      </w:r>
+    </w:p>
+    <w:p>
+      <w:pPr>
+        <w:pStyle w:val="Code"/>
+        <w:rPr>
+          <w:sz w:val="16"/>
+          <w:szCs w:val="16"/>
+          <w:lang w:val="en-US"/>
+        </w:rPr>
+      </w:pPr>
+      <w:r>
+        <w:rPr>
+          <w:sz w:val="16"/>
+          <w:szCs w:val="16"/>
+          <w:lang w:val="en-US"/>
+        </w:rPr>
+        <w:t>RED killing BLUE=attrition coefficient of BLUE for RED*(RED aimed fire+RED unaimed fire), Units: Strength/Year</w:t>
+      </w:r>
+    </w:p>
+    <w:p>
+      <w:pPr>
+        <w:pStyle w:val="Code"/>
+        <w:rPr>
+          <w:sz w:val="16"/>
+          <w:szCs w:val="16"/>
+          <w:lang w:val="en-US"/>
+        </w:rPr>
+      </w:pPr>
+      <w:r>
+        <w:rPr>
+          <w:sz w:val="16"/>
+          <w:szCs w:val="16"/>
+          <w:lang w:val="en-US"/>
+        </w:rPr>
+        <w:t>BLUE aimed fire=visibility of RED*size of BLUE forces, Units: Strength</w:t>
+      </w:r>
+    </w:p>
+    <w:p>
+      <w:pPr>
+        <w:pStyle w:val="Code"/>
+        <w:rPr>
+          <w:sz w:val="16"/>
+          <w:szCs w:val="16"/>
+          <w:lang w:val="en-US"/>
+        </w:rPr>
+      </w:pPr>
+      <w:r>
+        <w:rPr>
+          <w:sz w:val="16"/>
+          <w:szCs w:val="16"/>
+          <w:lang w:val="en-US"/>
+        </w:rPr>
+        <w:t>BLUE unaimed fire=(1-visibility of RED)*size of BLUE forces*size of RED forces/density effect of RED, Units: Strength</w:t>
+      </w:r>
+    </w:p>
+    <w:p>
+      <w:pPr>
+        <w:pStyle w:val="Code"/>
+        <w:rPr>
+          <w:sz w:val="16"/>
+          <w:szCs w:val="16"/>
+          <w:lang w:val="en-US"/>
+        </w:rPr>
+      </w:pPr>
+      <w:r>
+        <w:rPr>
+          <w:sz w:val="16"/>
+          <w:szCs w:val="16"/>
+          <w:lang w:val="en-US"/>
+        </w:rPr>
+        <w:t>RED aimed fire=visbility of BLUE*size of RED forces, Units: Strength</w:t>
+      </w:r>
+    </w:p>
+    <w:p>
+      <w:pPr>
+        <w:pStyle w:val="Code"/>
+        <w:rPr>
+          <w:sz w:val="16"/>
+          <w:szCs w:val="16"/>
+          <w:lang w:val="en-US"/>
+        </w:rPr>
+      </w:pPr>
+      <w:r>
+        <w:rPr>
+          <w:sz w:val="16"/>
+          <w:szCs w:val="16"/>
+          <w:lang w:val="en-US"/>
+        </w:rPr>
+        <w:t>RED unaimed fire=(1-visbility of BLUE)*size of RED forces*size of BLUE forces/density effect of BLUE, Units: Strength</w:t>
+      </w:r>
+    </w:p>
+    <w:p>
+      <w:pPr>
+        <w:pStyle w:val="Code"/>
+        <w:rPr>
+          <w:sz w:val="16"/>
+          <w:szCs w:val="16"/>
+          <w:lang w:val="en-US"/>
+        </w:rPr>
+      </w:pPr>
+      <w:r>
+        <w:rPr>
+          <w:sz w:val="16"/>
+          <w:szCs w:val="16"/>
+          <w:lang w:val="en-US"/>
+        </w:rPr>
+        <w:t>initial size of BLUE forces=1, Units: Strength</w:t>
+      </w:r>
+    </w:p>
+    <w:p>
+      <w:pPr>
+        <w:pStyle w:val="Code"/>
+        <w:rPr>
+          <w:sz w:val="16"/>
+          <w:szCs w:val="16"/>
+          <w:lang w:val="en-US"/>
+        </w:rPr>
+      </w:pPr>
+      <w:r>
+        <w:rPr>
+          <w:sz w:val="16"/>
+          <w:szCs w:val="16"/>
+          <w:lang w:val="en-US"/>
+        </w:rPr>
+        <w:t>initial size of RED forces=2, Units: Strength</w:t>
+      </w:r>
+    </w:p>
+    <w:p>
+      <w:pPr>
+        <w:pStyle w:val="Code"/>
+        <w:rPr>
+          <w:sz w:val="16"/>
+          <w:szCs w:val="16"/>
+          <w:lang w:val="en-US"/>
+        </w:rPr>
+      </w:pPr>
+      <w:r>
+        <w:rPr>
+          <w:sz w:val="16"/>
+          <w:szCs w:val="16"/>
+          <w:lang w:val="en-US"/>
+        </w:rPr>
+        <w:t>attrition coefficient of BLUE for RED=0.25, Units: 1/Year</w:t>
+      </w:r>
+    </w:p>
+    <w:p>
+      <w:pPr>
+        <w:pStyle w:val="Code"/>
+        <w:rPr>
+          <w:sz w:val="16"/>
+          <w:szCs w:val="16"/>
+          <w:lang w:val="en-US"/>
+        </w:rPr>
+      </w:pPr>
+      <w:r>
+        <w:rPr>
+          <w:sz w:val="16"/>
+          <w:szCs w:val="16"/>
+          <w:lang w:val="en-US"/>
+        </w:rPr>
+        <w:t>attrition coefficient of RED for BLUE=0.5, Units: 1/Year</w:t>
+      </w:r>
+    </w:p>
+    <w:p>
+      <w:pPr>
+        <w:pStyle w:val="Code"/>
+        <w:rPr>
+          <w:sz w:val="16"/>
+          <w:szCs w:val="16"/>
+          <w:lang w:val="en-US"/>
+        </w:rPr>
+      </w:pPr>
+      <w:r>
+        <w:rPr>
+          <w:sz w:val="16"/>
+          <w:szCs w:val="16"/>
+          <w:lang w:val="en-US"/>
+        </w:rPr>
+        <w:t>density effect of BLUE=1, Units: Strength</w:t>
+      </w:r>
+    </w:p>
+    <w:p>
+      <w:pPr>
+        <w:pStyle w:val="Code"/>
+        <w:rPr>
+          <w:sz w:val="16"/>
+          <w:szCs w:val="16"/>
+          <w:lang w:val="en-US"/>
+        </w:rPr>
+      </w:pPr>
+      <w:r>
+        <w:rPr>
+          <w:sz w:val="16"/>
+          <w:szCs w:val="16"/>
+          <w:lang w:val="en-US"/>
+        </w:rPr>
+        <w:t>density effect of RED=1, Units: Strength</w:t>
+      </w:r>
+    </w:p>
+    <w:p>
+      <w:pPr>
+        <w:pStyle w:val="Code"/>
+        <w:rPr>
+          <w:sz w:val="16"/>
+          <w:szCs w:val="16"/>
+          <w:lang w:val="en-US"/>
+        </w:rPr>
+      </w:pPr>
+      <w:r>
+        <w:rPr>
+          <w:sz w:val="16"/>
+          <w:szCs w:val="16"/>
+          <w:lang w:val="en-US"/>
+        </w:rPr>
+        <w:t>visbility of BLUE=0.5, Units: Dmnl</w:t>
+      </w:r>
+    </w:p>
+    <w:p>
+      <w:pPr>
+        <w:pStyle w:val="Code"/>
+        <w:rPr>
+          <w:sz w:val="16"/>
+          <w:szCs w:val="16"/>
+          <w:lang w:val="en-US"/>
+        </w:rPr>
+      </w:pPr>
+      <w:r>
+        <w:rPr>
+          <w:sz w:val="16"/>
+          <w:szCs w:val="16"/>
+          <w:lang w:val="en-US"/>
+        </w:rPr>
+        <w:t>visibility of RED=0.5, Units: Dmnl</w:t>
+      </w:r>
+    </w:p>
+    <w:p>
+      <w:pPr>
+        <w:pStyle w:val="Code"/>
+        <w:rPr>
+          <w:sz w:val="16"/>
+          <w:szCs w:val="16"/>
+          <w:lang w:val="en-US"/>
+        </w:rPr>
+      </w:pPr>
+      <w:r>
+        <w:rPr>
+          <w:sz w:val="16"/>
+          <w:szCs w:val="16"/>
+          <w:lang w:val="en-US"/>
+        </w:rPr>
+        <w:t>INITIAL TIME=0, TIME STEP=0.25, FINAL TIME=4, Units: Year</w:t>
+      </w:r>
+    </w:p>
+    <w:p>
+      <w:pPr>
+        <w:keepNext/>
+        <w:rPr>
+          <w:lang w:val="en-US"/>
+        </w:rPr>
+      </w:pPr>
       <w:r>
         <w:rPr>
           <w:noProof/>
           <w:lang w:val="en-US"/>
         </w:rPr>
         <w:drawing>
-          <wp:inline distT="0" distB="0" distL="0" distR="0" wp14:anchorId="3D6D9D08" wp14:editId="312E15BF">
-            <wp:extent cx="2772000" cy="2118726"/>
+          <wp:inline distT="0" distB="0" distL="0" distR="0" wp14:anchorId="1294297F" wp14:editId="5908B0A5">
+            <wp:extent cx="2880000" cy="2196200"/>
             <wp:effectExtent l="0" t="0" r="0" b="0"/>
-            <wp:docPr id="27" name="Grafik 27"/>
+            <wp:docPr id="25" name="Grafik 25"/>
             <wp:cNvGraphicFramePr>
               <a:graphicFrameLocks xmlns:a="http://schemas.openxmlformats.org/drawingml/2006/main" noChangeAspect="1"/>
             </wp:cNvGraphicFramePr>
@@ -37189,6 +38279,54 @@
                   <pic:spPr>
                     <a:xfrm>
                       <a:off x="0" y="0"/>
+                      <a:ext cx="2880000" cy="2196200"/>
+                    </a:xfrm>
+                    <a:prstGeom prst="rect">
+                      <a:avLst/>
+                    </a:prstGeom>
+                  </pic:spPr>
+                </pic:pic>
+              </a:graphicData>
+            </a:graphic>
+          </wp:inline>
+        </w:drawing>
+      </w:r>
+      <w:r>
+        <w:rPr>
+          <w:noProof/>
+          <w:lang w:val="en-US"/>
+        </w:rPr>
+        <w:t xml:space="preserve"> </w:t>
+      </w:r>
+      <w:r>
+        <w:rPr>
+          <w:noProof/>
+          <w:lang w:val="en-US"/>
+        </w:rPr>
+        <w:drawing>
+          <wp:inline distT="0" distB="0" distL="0" distR="0" wp14:anchorId="3D6D9D08" wp14:editId="312E15BF">
+            <wp:extent cx="2772000" cy="2118726"/>
+            <wp:effectExtent l="0" t="0" r="0" b="0"/>
+            <wp:docPr id="27" name="Grafik 27"/>
+            <wp:cNvGraphicFramePr>
+              <a:graphicFrameLocks xmlns:a="http://schemas.openxmlformats.org/drawingml/2006/main" noChangeAspect="1"/>
+            </wp:cNvGraphicFramePr>
+            <a:graphic xmlns:a="http://schemas.openxmlformats.org/drawingml/2006/main">
+              <a:graphicData uri="http://schemas.openxmlformats.org/drawingml/2006/picture">
+                <pic:pic xmlns:pic="http://schemas.openxmlformats.org/drawingml/2006/picture">
+                  <pic:nvPicPr>
+                    <pic:cNvPr id="1" name=""/>
+                    <pic:cNvPicPr/>
+                  </pic:nvPicPr>
+                  <pic:blipFill>
+                    <a:blip r:embed="rId31"/>
+                    <a:stretch>
+                      <a:fillRect/>
+                    </a:stretch>
+                  </pic:blipFill>
+                  <pic:spPr>
+                    <a:xfrm>
+                      <a:off x="0" y="0"/>
                       <a:ext cx="2772000" cy="2118726"/>
                     </a:xfrm>
                     <a:prstGeom prst="rect">
@@ -37279,6 +38417,12 @@
           <w:lang w:val="en-US"/>
         </w:rPr>
         <w:lastRenderedPageBreak/>
+        <w:t xml:space="preserve">ABM: </w:t>
+      </w:r>
+      <w:r>
+        <w:rPr>
+          <w:lang w:val="en-US"/>
+        </w:rPr>
         <w:t>Lanchester’s Square Law</w:t>
       </w:r>
     </w:p>
@@ -37292,7 +38436,19 @@
         <w:rPr>
           <w:lang w:val="en-US"/>
         </w:rPr>
-        <w:t>An agent-based model to replicate basic Lanchester’s Square Law.</w:t>
+        <w:t xml:space="preserve">An agent-based model </w:t>
+      </w:r>
+      <w:r>
+        <w:rPr>
+          <w:lang w:val="en-US"/>
+        </w:rPr>
+        <w:t xml:space="preserve">(ABM) </w:t>
+      </w:r>
+      <w:r>
+        <w:rPr>
+          <w:lang w:val="en-US"/>
+        </w:rPr>
+        <w:t>to replicate basic Lanchester’s Square Law.</w:t>
       </w:r>
     </w:p>
     <w:p>
@@ -37877,53 +39033,6 @@
                 <pic:pic xmlns:pic="http://schemas.openxmlformats.org/drawingml/2006/picture">
                   <pic:nvPicPr>
                     <pic:cNvPr id="415331459" name="Grafik 415331459"/>
-                    <pic:cNvPicPr/>
-                  </pic:nvPicPr>
-                  <pic:blipFill>
-                    <a:blip r:embed="rId31">
-                      <a:extLst>
-                        <a:ext uri="{28A0092B-C50C-407E-A947-70E740481C1C}">
-                          <a14:useLocalDpi xmlns:a14="http://schemas.microsoft.com/office/drawing/2010/main" val="0"/>
-                        </a:ext>
-                      </a:extLst>
-                    </a:blip>
-                    <a:stretch>
-                      <a:fillRect/>
-                    </a:stretch>
-                  </pic:blipFill>
-                  <pic:spPr>
-                    <a:xfrm>
-                      <a:off x="0" y="0"/>
-                      <a:ext cx="2880000" cy="2880000"/>
-                    </a:xfrm>
-                    <a:prstGeom prst="rect">
-                      <a:avLst/>
-                    </a:prstGeom>
-                  </pic:spPr>
-                </pic:pic>
-              </a:graphicData>
-            </a:graphic>
-          </wp:inline>
-        </w:drawing>
-      </w:r>
-      <w:r>
-        <w:rPr>
-          <w:noProof/>
-          <w:lang w:val="en-US"/>
-        </w:rPr>
-        <w:drawing>
-          <wp:inline distT="0" distB="0" distL="0" distR="0" wp14:anchorId="6BAAF26C" wp14:editId="1818637E">
-            <wp:extent cx="2880000" cy="2880000"/>
-            <wp:effectExtent l="0" t="0" r="0" b="0"/>
-            <wp:docPr id="1680969212" name="Grafik 5"/>
-            <wp:cNvGraphicFramePr>
-              <a:graphicFrameLocks xmlns:a="http://schemas.openxmlformats.org/drawingml/2006/main" noChangeAspect="1"/>
-            </wp:cNvGraphicFramePr>
-            <a:graphic xmlns:a="http://schemas.openxmlformats.org/drawingml/2006/main">
-              <a:graphicData uri="http://schemas.openxmlformats.org/drawingml/2006/picture">
-                <pic:pic xmlns:pic="http://schemas.openxmlformats.org/drawingml/2006/picture">
-                  <pic:nvPicPr>
-                    <pic:cNvPr id="1680969212" name="Grafik 1680969212"/>
                     <pic:cNvPicPr/>
                   </pic:nvPicPr>
                   <pic:blipFill>
@@ -37953,231 +39062,16 @@
           </wp:inline>
         </w:drawing>
       </w:r>
-    </w:p>
-    <w:p>
-      <w:pPr>
-        <w:pStyle w:val="Beschriftung"/>
-        <w:rPr>
-          <w:lang w:val="en-US"/>
-        </w:rPr>
-      </w:pPr>
-      <w:r>
-        <w:rPr>
-          <w:lang w:val="en-US"/>
-        </w:rPr>
-        <w:t xml:space="preserve">Figure </w:t>
-      </w:r>
-      <w:r>
-        <w:fldChar w:fldCharType="begin"/>
-      </w:r>
-      <w:r>
-        <w:rPr>
-          <w:lang w:val="en-US"/>
-        </w:rPr>
-        <w:instrText xml:space="preserve"> SEQ Figure \* ARABIC </w:instrText>
-      </w:r>
-      <w:r>
-        <w:fldChar w:fldCharType="separate"/>
-      </w:r>
       <w:r>
         <w:rPr>
           <w:noProof/>
           <w:lang w:val="en-US"/>
         </w:rPr>
-        <w:t>9</w:t>
-      </w:r>
-      <w:r>
-        <w:fldChar w:fldCharType="end"/>
-      </w:r>
-      <w:r>
-        <w:rPr>
-          <w:lang w:val="en-US"/>
-        </w:rPr>
-        <w:t xml:space="preserve">: Scenario </w:t>
-      </w:r>
-      <w:r>
-        <w:rPr>
-          <w:lang w:val="en-US"/>
-        </w:rPr>
-        <w:t>one</w:t>
-      </w:r>
-      <w:r>
-        <w:rPr>
-          <w:lang w:val="en-US"/>
-        </w:rPr>
-        <w:t xml:space="preserve"> </w:t>
-      </w:r>
-      <w:r>
-        <w:rPr>
-          <w:lang w:val="en-US"/>
-        </w:rPr>
-        <w:t xml:space="preserve">with targeted fire </w:t>
-      </w:r>
-      <w:r>
-        <w:rPr>
-          <w:lang w:val="en-US"/>
-        </w:rPr>
-        <w:t xml:space="preserve">at start (left) and after </w:t>
-      </w:r>
-      <w:r>
-        <w:rPr>
-          <w:lang w:val="en-US"/>
-        </w:rPr>
-        <w:t>5</w:t>
-      </w:r>
-      <w:r>
-        <w:rPr>
-          <w:lang w:val="en-US"/>
-        </w:rPr>
-        <w:t xml:space="preserve"> ticks (right).</w:t>
-      </w:r>
-    </w:p>
-    <w:p>
-      <w:pPr>
-        <w:rPr>
-          <w:lang w:val="en-US"/>
-        </w:rPr>
-      </w:pPr>
-      <w:r>
-        <w:rPr>
-          <w:rStyle w:val="Fett"/>
-          <w:lang w:val="en-US"/>
-        </w:rPr>
-        <w:lastRenderedPageBreak/>
-        <w:t>This modification alters the outcome of the battle</w:t>
-      </w:r>
-      <w:r>
-        <w:rPr>
-          <w:lang w:val="en-US"/>
-        </w:rPr>
-        <w:t>: the blue forces can overcome the numerically larger red forces with their technological superiority.</w:t>
-      </w:r>
-    </w:p>
-    <w:p>
-      <w:pPr>
-        <w:keepNext/>
-        <w:jc w:val="center"/>
-      </w:pPr>
-      <w:r>
-        <w:rPr>
-          <w:noProof/>
-        </w:rPr>
         <w:drawing>
-          <wp:inline distT="0" distB="0" distL="0" distR="0" wp14:anchorId="55257A58" wp14:editId="19D35CEF">
-            <wp:extent cx="4572000" cy="2743200"/>
-            <wp:effectExtent l="0" t="0" r="0" b="0"/>
-            <wp:docPr id="1021335721" name="Diagramm 1">
-              <a:extLst xmlns:a="http://schemas.openxmlformats.org/drawingml/2006/main">
-                <a:ext uri="{FF2B5EF4-FFF2-40B4-BE49-F238E27FC236}">
-                  <a16:creationId xmlns:a16="http://schemas.microsoft.com/office/drawing/2014/main" id="{B6E1B794-F936-0EE0-5EF6-15AC3F75426A}"/>
-                </a:ext>
-              </a:extLst>
-            </wp:docPr>
-            <wp:cNvGraphicFramePr/>
-            <a:graphic xmlns:a="http://schemas.openxmlformats.org/drawingml/2006/main">
-              <a:graphicData uri="http://schemas.openxmlformats.org/drawingml/2006/chart">
-                <c:chart xmlns:c="http://schemas.openxmlformats.org/drawingml/2006/chart" xmlns:r="http://schemas.openxmlformats.org/officeDocument/2006/relationships" r:id="rId33"/>
-              </a:graphicData>
-            </a:graphic>
-          </wp:inline>
-        </w:drawing>
-      </w:r>
-    </w:p>
-    <w:p>
-      <w:pPr>
-        <w:pStyle w:val="Beschriftung"/>
-        <w:rPr>
-          <w:lang w:val="en-US"/>
-        </w:rPr>
-      </w:pPr>
-      <w:r>
-        <w:rPr>
-          <w:lang w:val="en-US"/>
-        </w:rPr>
-        <w:t xml:space="preserve">Figure </w:t>
-      </w:r>
-      <w:r>
-        <w:fldChar w:fldCharType="begin"/>
-      </w:r>
-      <w:r>
-        <w:rPr>
-          <w:lang w:val="en-US"/>
-        </w:rPr>
-        <w:instrText xml:space="preserve"> SEQ Figure \* ARABIC </w:instrText>
-      </w:r>
-      <w:r>
-        <w:fldChar w:fldCharType="separate"/>
-      </w:r>
-      <w:r>
-        <w:rPr>
-          <w:noProof/>
-          <w:lang w:val="en-US"/>
-        </w:rPr>
-        <w:t>10</w:t>
-      </w:r>
-      <w:r>
-        <w:fldChar w:fldCharType="end"/>
-      </w:r>
-      <w:r>
-        <w:rPr>
-          <w:lang w:val="en-US"/>
-        </w:rPr>
-        <w:t xml:space="preserve">: </w:t>
-      </w:r>
-      <w:r>
-        <w:rPr>
-          <w:lang w:val="en-US"/>
-        </w:rPr>
-        <w:t>Remaining forces over time</w:t>
-      </w:r>
-      <w:r>
-        <w:rPr>
-          <w:lang w:val="en-US"/>
-        </w:rPr>
-        <w:t>.</w:t>
-      </w:r>
-    </w:p>
-    <w:p>
-      <w:pPr>
-        <w:pStyle w:val="berschrift3"/>
-        <w:rPr>
-          <w:lang w:val="en-US"/>
-        </w:rPr>
-      </w:pPr>
-      <w:r>
-        <w:rPr>
-          <w:lang w:val="en-US"/>
-        </w:rPr>
-        <w:t>Scenario 2: Further deviation from the Lanchester model</w:t>
-      </w:r>
-    </w:p>
-    <w:p>
-      <w:pPr>
-        <w:rPr>
-          <w:lang w:val="en-US"/>
-        </w:rPr>
-      </w:pPr>
-      <w:r>
-        <w:rPr>
-          <w:lang w:val="en-US"/>
-        </w:rPr>
-        <w:t>The red force is attacked from two sides by a blue force with only 90% their troop strength. Blue force weapons have mean accuracy of 0.62 at 1 unit distance, whereas red force weapons have mean accuracy of 0.60 at the same range, with individuals’ accuracy varying according to a normal distribution with a standard deviation of 0.1. Blue forces are short on ammunition, so they have orders to only fire from a maximum range of 5 units. The red forces, meanwhile, can fire at any range. If a soldier fires, they can move only 25% the distance that they could move otherwise.</w:t>
-      </w:r>
-    </w:p>
-    <w:p>
-      <w:pPr>
-        <w:keepNext/>
-      </w:pPr>
-      <w:r>
-        <w:rPr>
-          <w:noProof/>
-          <w:lang w:val="en-US"/>
-        </w:rPr>
-        <w:drawing>
-          <wp:inline distT="0" distB="0" distL="0" distR="0" wp14:anchorId="0F447B4B" wp14:editId="27E2B1BF">
+          <wp:inline distT="0" distB="0" distL="0" distR="0" wp14:anchorId="6BAAF26C" wp14:editId="1818637E">
             <wp:extent cx="2880000" cy="2880000"/>
             <wp:effectExtent l="0" t="0" r="0" b="0"/>
-            <wp:docPr id="2004209681" name="Grafik 2"/>
+            <wp:docPr id="1680969212" name="Grafik 5"/>
             <wp:cNvGraphicFramePr>
               <a:graphicFrameLocks xmlns:a="http://schemas.openxmlformats.org/drawingml/2006/main" noChangeAspect="1"/>
             </wp:cNvGraphicFramePr>
@@ -38185,11 +39079,11 @@
               <a:graphicData uri="http://schemas.openxmlformats.org/drawingml/2006/picture">
                 <pic:pic xmlns:pic="http://schemas.openxmlformats.org/drawingml/2006/picture">
                   <pic:nvPicPr>
-                    <pic:cNvPr id="2004209681" name="Grafik 2004209681"/>
+                    <pic:cNvPr id="1680969212" name="Grafik 1680969212"/>
                     <pic:cNvPicPr/>
                   </pic:nvPicPr>
                   <pic:blipFill>
-                    <a:blip r:embed="rId34">
+                    <a:blip r:embed="rId33">
                       <a:extLst>
                         <a:ext uri="{28A0092B-C50C-407E-A947-70E740481C1C}">
                           <a14:useLocalDpi xmlns:a14="http://schemas.microsoft.com/office/drawing/2010/main" val="0"/>
@@ -38215,16 +39109,231 @@
           </wp:inline>
         </w:drawing>
       </w:r>
+    </w:p>
+    <w:p>
+      <w:pPr>
+        <w:pStyle w:val="Beschriftung"/>
+        <w:rPr>
+          <w:lang w:val="en-US"/>
+        </w:rPr>
+      </w:pPr>
+      <w:r>
+        <w:rPr>
+          <w:lang w:val="en-US"/>
+        </w:rPr>
+        <w:t xml:space="preserve">Figure </w:t>
+      </w:r>
+      <w:r>
+        <w:fldChar w:fldCharType="begin"/>
+      </w:r>
+      <w:r>
+        <w:rPr>
+          <w:lang w:val="en-US"/>
+        </w:rPr>
+        <w:instrText xml:space="preserve"> SEQ Figure \* ARABIC </w:instrText>
+      </w:r>
+      <w:r>
+        <w:fldChar w:fldCharType="separate"/>
+      </w:r>
       <w:r>
         <w:rPr>
           <w:noProof/>
           <w:lang w:val="en-US"/>
         </w:rPr>
+        <w:t>9</w:t>
+      </w:r>
+      <w:r>
+        <w:fldChar w:fldCharType="end"/>
+      </w:r>
+      <w:r>
+        <w:rPr>
+          <w:lang w:val="en-US"/>
+        </w:rPr>
+        <w:t xml:space="preserve">: Scenario </w:t>
+      </w:r>
+      <w:r>
+        <w:rPr>
+          <w:lang w:val="en-US"/>
+        </w:rPr>
+        <w:t>one</w:t>
+      </w:r>
+      <w:r>
+        <w:rPr>
+          <w:lang w:val="en-US"/>
+        </w:rPr>
+        <w:t xml:space="preserve"> </w:t>
+      </w:r>
+      <w:r>
+        <w:rPr>
+          <w:lang w:val="en-US"/>
+        </w:rPr>
+        <w:t xml:space="preserve">with targeted fire </w:t>
+      </w:r>
+      <w:r>
+        <w:rPr>
+          <w:lang w:val="en-US"/>
+        </w:rPr>
+        <w:t xml:space="preserve">at start (left) and after </w:t>
+      </w:r>
+      <w:r>
+        <w:rPr>
+          <w:lang w:val="en-US"/>
+        </w:rPr>
+        <w:t>5</w:t>
+      </w:r>
+      <w:r>
+        <w:rPr>
+          <w:lang w:val="en-US"/>
+        </w:rPr>
+        <w:t xml:space="preserve"> ticks (right).</w:t>
+      </w:r>
+    </w:p>
+    <w:p>
+      <w:pPr>
+        <w:rPr>
+          <w:lang w:val="en-US"/>
+        </w:rPr>
+      </w:pPr>
+      <w:r>
+        <w:rPr>
+          <w:rStyle w:val="Fett"/>
+          <w:lang w:val="en-US"/>
+        </w:rPr>
+        <w:lastRenderedPageBreak/>
+        <w:t>This modification alters the outcome of the battle</w:t>
+      </w:r>
+      <w:r>
+        <w:rPr>
+          <w:lang w:val="en-US"/>
+        </w:rPr>
+        <w:t>: the blue forces can overcome the numerically larger red forces with their technological superiority.</w:t>
+      </w:r>
+    </w:p>
+    <w:p>
+      <w:pPr>
+        <w:keepNext/>
+        <w:jc w:val="center"/>
+      </w:pPr>
+      <w:r>
+        <w:rPr>
+          <w:noProof/>
+        </w:rPr>
         <w:drawing>
-          <wp:inline distT="0" distB="0" distL="0" distR="0" wp14:anchorId="175D8E19" wp14:editId="44EF462C">
+          <wp:inline distT="0" distB="0" distL="0" distR="0" wp14:anchorId="55257A58" wp14:editId="19D35CEF">
+            <wp:extent cx="4572000" cy="2743200"/>
+            <wp:effectExtent l="0" t="0" r="0" b="0"/>
+            <wp:docPr id="1021335721" name="Diagramm 1">
+              <a:extLst xmlns:a="http://schemas.openxmlformats.org/drawingml/2006/main">
+                <a:ext uri="{FF2B5EF4-FFF2-40B4-BE49-F238E27FC236}">
+                  <a16:creationId xmlns:a16="http://schemas.microsoft.com/office/drawing/2014/main" id="{B6E1B794-F936-0EE0-5EF6-15AC3F75426A}"/>
+                </a:ext>
+              </a:extLst>
+            </wp:docPr>
+            <wp:cNvGraphicFramePr/>
+            <a:graphic xmlns:a="http://schemas.openxmlformats.org/drawingml/2006/main">
+              <a:graphicData uri="http://schemas.openxmlformats.org/drawingml/2006/chart">
+                <c:chart xmlns:c="http://schemas.openxmlformats.org/drawingml/2006/chart" xmlns:r="http://schemas.openxmlformats.org/officeDocument/2006/relationships" r:id="rId34"/>
+              </a:graphicData>
+            </a:graphic>
+          </wp:inline>
+        </w:drawing>
+      </w:r>
+    </w:p>
+    <w:p>
+      <w:pPr>
+        <w:pStyle w:val="Beschriftung"/>
+        <w:rPr>
+          <w:lang w:val="en-US"/>
+        </w:rPr>
+      </w:pPr>
+      <w:r>
+        <w:rPr>
+          <w:lang w:val="en-US"/>
+        </w:rPr>
+        <w:t xml:space="preserve">Figure </w:t>
+      </w:r>
+      <w:r>
+        <w:fldChar w:fldCharType="begin"/>
+      </w:r>
+      <w:r>
+        <w:rPr>
+          <w:lang w:val="en-US"/>
+        </w:rPr>
+        <w:instrText xml:space="preserve"> SEQ Figure \* ARABIC </w:instrText>
+      </w:r>
+      <w:r>
+        <w:fldChar w:fldCharType="separate"/>
+      </w:r>
+      <w:r>
+        <w:rPr>
+          <w:noProof/>
+          <w:lang w:val="en-US"/>
+        </w:rPr>
+        <w:t>10</w:t>
+      </w:r>
+      <w:r>
+        <w:fldChar w:fldCharType="end"/>
+      </w:r>
+      <w:r>
+        <w:rPr>
+          <w:lang w:val="en-US"/>
+        </w:rPr>
+        <w:t xml:space="preserve">: </w:t>
+      </w:r>
+      <w:r>
+        <w:rPr>
+          <w:lang w:val="en-US"/>
+        </w:rPr>
+        <w:t>Remaining forces over time</w:t>
+      </w:r>
+      <w:r>
+        <w:rPr>
+          <w:lang w:val="en-US"/>
+        </w:rPr>
+        <w:t>.</w:t>
+      </w:r>
+    </w:p>
+    <w:p>
+      <w:pPr>
+        <w:pStyle w:val="berschrift3"/>
+        <w:rPr>
+          <w:lang w:val="en-US"/>
+        </w:rPr>
+      </w:pPr>
+      <w:r>
+        <w:rPr>
+          <w:lang w:val="en-US"/>
+        </w:rPr>
+        <w:t>Scenario 2: Further deviation from the Lanchester model</w:t>
+      </w:r>
+    </w:p>
+    <w:p>
+      <w:pPr>
+        <w:rPr>
+          <w:lang w:val="en-US"/>
+        </w:rPr>
+      </w:pPr>
+      <w:r>
+        <w:rPr>
+          <w:lang w:val="en-US"/>
+        </w:rPr>
+        <w:t>The red force is attacked from two sides by a blue force with only 90% their troop strength. Blue force weapons have mean accuracy of 0.62 at 1 unit distance, whereas red force weapons have mean accuracy of 0.60 at the same range, with individuals’ accuracy varying according to a normal distribution with a standard deviation of 0.1. Blue forces are short on ammunition, so they have orders to only fire from a maximum range of 5 units. The red forces, meanwhile, can fire at any range. If a soldier fires, they can move only 25% the distance that they could move otherwise.</w:t>
+      </w:r>
+    </w:p>
+    <w:p>
+      <w:pPr>
+        <w:keepNext/>
+      </w:pPr>
+      <w:r>
+        <w:rPr>
+          <w:noProof/>
+          <w:lang w:val="en-US"/>
+        </w:rPr>
+        <w:drawing>
+          <wp:inline distT="0" distB="0" distL="0" distR="0" wp14:anchorId="0F447B4B" wp14:editId="27E2B1BF">
             <wp:extent cx="2880000" cy="2880000"/>
             <wp:effectExtent l="0" t="0" r="0" b="0"/>
-            <wp:docPr id="1047020444" name="Grafik 3"/>
+            <wp:docPr id="2004209681" name="Grafik 2"/>
             <wp:cNvGraphicFramePr>
               <a:graphicFrameLocks xmlns:a="http://schemas.openxmlformats.org/drawingml/2006/main" noChangeAspect="1"/>
             </wp:cNvGraphicFramePr>
@@ -38232,7 +39341,7 @@
               <a:graphicData uri="http://schemas.openxmlformats.org/drawingml/2006/picture">
                 <pic:pic xmlns:pic="http://schemas.openxmlformats.org/drawingml/2006/picture">
                   <pic:nvPicPr>
-                    <pic:cNvPr id="1047020444" name="Grafik 1047020444"/>
+                    <pic:cNvPr id="2004209681" name="Grafik 2004209681"/>
                     <pic:cNvPicPr/>
                   </pic:nvPicPr>
                   <pic:blipFill>
@@ -38262,6 +39371,53 @@
           </wp:inline>
         </w:drawing>
       </w:r>
+      <w:r>
+        <w:rPr>
+          <w:noProof/>
+          <w:lang w:val="en-US"/>
+        </w:rPr>
+        <w:drawing>
+          <wp:inline distT="0" distB="0" distL="0" distR="0" wp14:anchorId="175D8E19" wp14:editId="44EF462C">
+            <wp:extent cx="2880000" cy="2880000"/>
+            <wp:effectExtent l="0" t="0" r="0" b="0"/>
+            <wp:docPr id="1047020444" name="Grafik 3"/>
+            <wp:cNvGraphicFramePr>
+              <a:graphicFrameLocks xmlns:a="http://schemas.openxmlformats.org/drawingml/2006/main" noChangeAspect="1"/>
+            </wp:cNvGraphicFramePr>
+            <a:graphic xmlns:a="http://schemas.openxmlformats.org/drawingml/2006/main">
+              <a:graphicData uri="http://schemas.openxmlformats.org/drawingml/2006/picture">
+                <pic:pic xmlns:pic="http://schemas.openxmlformats.org/drawingml/2006/picture">
+                  <pic:nvPicPr>
+                    <pic:cNvPr id="1047020444" name="Grafik 1047020444"/>
+                    <pic:cNvPicPr/>
+                  </pic:nvPicPr>
+                  <pic:blipFill>
+                    <a:blip r:embed="rId36">
+                      <a:extLst>
+                        <a:ext uri="{28A0092B-C50C-407E-A947-70E740481C1C}">
+                          <a14:useLocalDpi xmlns:a14="http://schemas.microsoft.com/office/drawing/2010/main" val="0"/>
+                        </a:ext>
+                      </a:extLst>
+                    </a:blip>
+                    <a:stretch>
+                      <a:fillRect/>
+                    </a:stretch>
+                  </pic:blipFill>
+                  <pic:spPr>
+                    <a:xfrm>
+                      <a:off x="0" y="0"/>
+                      <a:ext cx="2880000" cy="2880000"/>
+                    </a:xfrm>
+                    <a:prstGeom prst="rect">
+                      <a:avLst/>
+                    </a:prstGeom>
+                  </pic:spPr>
+                </pic:pic>
+              </a:graphicData>
+            </a:graphic>
+          </wp:inline>
+        </w:drawing>
+      </w:r>
     </w:p>
     <w:p>
       <w:pPr>
@@ -38376,7 +39532,7 @@
             <wp:cNvGraphicFramePr/>
             <a:graphic xmlns:a="http://schemas.openxmlformats.org/drawingml/2006/main">
               <a:graphicData uri="http://schemas.openxmlformats.org/drawingml/2006/chart">
-                <c:chart xmlns:c="http://schemas.openxmlformats.org/drawingml/2006/chart" xmlns:r="http://schemas.openxmlformats.org/officeDocument/2006/relationships" r:id="rId36"/>
+                <c:chart xmlns:c="http://schemas.openxmlformats.org/drawingml/2006/chart" xmlns:r="http://schemas.openxmlformats.org/officeDocument/2006/relationships" r:id="rId37"/>
               </a:graphicData>
             </a:graphic>
           </wp:inline>
@@ -38671,7 +39827,7 @@
           <w:lang w:val="en-US"/>
         </w:rPr>
       </w:pPr>
-      <w:hyperlink r:id="rId37" w:history="1">
+      <w:hyperlink r:id="rId38" w:history="1">
         <w:r>
           <w:rPr>
             <w:rStyle w:val="Hyperlink"/>
@@ -48173,18 +49329,15 @@
     </w:lvl>
   </w:abstractNum>
   <w:abstractNum w:abstractNumId="14" w15:restartNumberingAfterBreak="0">
-    <w:nsid w:val="22277517"/>
+    <w:nsid w:val="197969A0"/>
     <w:multiLevelType w:val="hybridMultilevel"/>
-    <w:tmpl w:val="82BCEFB2"/>
-    <w:lvl w:ilvl="0" w:tplc="0407000F">
+    <w:tmpl w:val="E8827688"/>
+    <w:lvl w:ilvl="0" w:tplc="04070001">
       <w:start w:val="1"/>
       <w:numFmt w:val="bullet"/>
       <w:lvlText w:val=""/>
       <w:lvlJc w:val="left"/>
       <w:pPr>
-        <w:tabs>
-          <w:tab w:val="num" w:pos="720"/>
-        </w:tabs>
         <w:ind w:left="720" w:hanging="360"/>
       </w:pPr>
       <w:rPr>
@@ -48197,9 +49350,6 @@
       <w:lvlText w:val="o"/>
       <w:lvlJc w:val="left"/>
       <w:pPr>
-        <w:tabs>
-          <w:tab w:val="num" w:pos="1440"/>
-        </w:tabs>
         <w:ind w:left="1440" w:hanging="360"/>
       </w:pPr>
       <w:rPr>
@@ -48212,9 +49362,6 @@
       <w:lvlText w:val=""/>
       <w:lvlJc w:val="left"/>
       <w:pPr>
-        <w:tabs>
-          <w:tab w:val="num" w:pos="2160"/>
-        </w:tabs>
         <w:ind w:left="2160" w:hanging="360"/>
       </w:pPr>
       <w:rPr>
@@ -48227,9 +49374,6 @@
       <w:lvlText w:val=""/>
       <w:lvlJc w:val="left"/>
       <w:pPr>
-        <w:tabs>
-          <w:tab w:val="num" w:pos="2880"/>
-        </w:tabs>
         <w:ind w:left="2880" w:hanging="360"/>
       </w:pPr>
       <w:rPr>
@@ -48242,9 +49386,6 @@
       <w:lvlText w:val="o"/>
       <w:lvlJc w:val="left"/>
       <w:pPr>
-        <w:tabs>
-          <w:tab w:val="num" w:pos="3600"/>
-        </w:tabs>
         <w:ind w:left="3600" w:hanging="360"/>
       </w:pPr>
       <w:rPr>
@@ -48257,9 +49398,6 @@
       <w:lvlText w:val=""/>
       <w:lvlJc w:val="left"/>
       <w:pPr>
-        <w:tabs>
-          <w:tab w:val="num" w:pos="4320"/>
-        </w:tabs>
         <w:ind w:left="4320" w:hanging="360"/>
       </w:pPr>
       <w:rPr>
@@ -48272,9 +49410,6 @@
       <w:lvlText w:val=""/>
       <w:lvlJc w:val="left"/>
       <w:pPr>
-        <w:tabs>
-          <w:tab w:val="num" w:pos="5040"/>
-        </w:tabs>
         <w:ind w:left="5040" w:hanging="360"/>
       </w:pPr>
       <w:rPr>
@@ -48287,9 +49422,6 @@
       <w:lvlText w:val="o"/>
       <w:lvlJc w:val="left"/>
       <w:pPr>
-        <w:tabs>
-          <w:tab w:val="num" w:pos="5760"/>
-        </w:tabs>
         <w:ind w:left="5760" w:hanging="360"/>
       </w:pPr>
       <w:rPr>
@@ -48302,9 +49434,6 @@
       <w:lvlText w:val=""/>
       <w:lvlJc w:val="left"/>
       <w:pPr>
-        <w:tabs>
-          <w:tab w:val="num" w:pos="6480"/>
-        </w:tabs>
         <w:ind w:left="6480" w:hanging="360"/>
       </w:pPr>
       <w:rPr>
@@ -48313,6 +49442,146 @@
     </w:lvl>
   </w:abstractNum>
   <w:abstractNum w:abstractNumId="15" w15:restartNumberingAfterBreak="0">
+    <w:nsid w:val="22277517"/>
+    <w:multiLevelType w:val="hybridMultilevel"/>
+    <w:tmpl w:val="82BCEFB2"/>
+    <w:lvl w:ilvl="0" w:tplc="0407000F">
+      <w:start w:val="1"/>
+      <w:numFmt w:val="bullet"/>
+      <w:lvlText w:val=""/>
+      <w:lvlJc w:val="left"/>
+      <w:pPr>
+        <w:tabs>
+          <w:tab w:val="num" w:pos="720"/>
+        </w:tabs>
+        <w:ind w:left="720" w:hanging="360"/>
+      </w:pPr>
+      <w:rPr>
+        <w:rFonts w:ascii="Symbol" w:hAnsi="Symbol" w:hint="default"/>
+      </w:rPr>
+    </w:lvl>
+    <w:lvl w:ilvl="1" w:tplc="04070003" w:tentative="1">
+      <w:start w:val="1"/>
+      <w:numFmt w:val="bullet"/>
+      <w:lvlText w:val="o"/>
+      <w:lvlJc w:val="left"/>
+      <w:pPr>
+        <w:tabs>
+          <w:tab w:val="num" w:pos="1440"/>
+        </w:tabs>
+        <w:ind w:left="1440" w:hanging="360"/>
+      </w:pPr>
+      <w:rPr>
+        <w:rFonts w:ascii="Courier New" w:hAnsi="Courier New" w:cs="Courier New" w:hint="default"/>
+      </w:rPr>
+    </w:lvl>
+    <w:lvl w:ilvl="2" w:tplc="04070005" w:tentative="1">
+      <w:start w:val="1"/>
+      <w:numFmt w:val="bullet"/>
+      <w:lvlText w:val=""/>
+      <w:lvlJc w:val="left"/>
+      <w:pPr>
+        <w:tabs>
+          <w:tab w:val="num" w:pos="2160"/>
+        </w:tabs>
+        <w:ind w:left="2160" w:hanging="360"/>
+      </w:pPr>
+      <w:rPr>
+        <w:rFonts w:ascii="Wingdings" w:hAnsi="Wingdings" w:hint="default"/>
+      </w:rPr>
+    </w:lvl>
+    <w:lvl w:ilvl="3" w:tplc="04070001" w:tentative="1">
+      <w:start w:val="1"/>
+      <w:numFmt w:val="bullet"/>
+      <w:lvlText w:val=""/>
+      <w:lvlJc w:val="left"/>
+      <w:pPr>
+        <w:tabs>
+          <w:tab w:val="num" w:pos="2880"/>
+        </w:tabs>
+        <w:ind w:left="2880" w:hanging="360"/>
+      </w:pPr>
+      <w:rPr>
+        <w:rFonts w:ascii="Symbol" w:hAnsi="Symbol" w:hint="default"/>
+      </w:rPr>
+    </w:lvl>
+    <w:lvl w:ilvl="4" w:tplc="04070003" w:tentative="1">
+      <w:start w:val="1"/>
+      <w:numFmt w:val="bullet"/>
+      <w:lvlText w:val="o"/>
+      <w:lvlJc w:val="left"/>
+      <w:pPr>
+        <w:tabs>
+          <w:tab w:val="num" w:pos="3600"/>
+        </w:tabs>
+        <w:ind w:left="3600" w:hanging="360"/>
+      </w:pPr>
+      <w:rPr>
+        <w:rFonts w:ascii="Courier New" w:hAnsi="Courier New" w:cs="Courier New" w:hint="default"/>
+      </w:rPr>
+    </w:lvl>
+    <w:lvl w:ilvl="5" w:tplc="04070005" w:tentative="1">
+      <w:start w:val="1"/>
+      <w:numFmt w:val="bullet"/>
+      <w:lvlText w:val=""/>
+      <w:lvlJc w:val="left"/>
+      <w:pPr>
+        <w:tabs>
+          <w:tab w:val="num" w:pos="4320"/>
+        </w:tabs>
+        <w:ind w:left="4320" w:hanging="360"/>
+      </w:pPr>
+      <w:rPr>
+        <w:rFonts w:ascii="Wingdings" w:hAnsi="Wingdings" w:hint="default"/>
+      </w:rPr>
+    </w:lvl>
+    <w:lvl w:ilvl="6" w:tplc="04070001" w:tentative="1">
+      <w:start w:val="1"/>
+      <w:numFmt w:val="bullet"/>
+      <w:lvlText w:val=""/>
+      <w:lvlJc w:val="left"/>
+      <w:pPr>
+        <w:tabs>
+          <w:tab w:val="num" w:pos="5040"/>
+        </w:tabs>
+        <w:ind w:left="5040" w:hanging="360"/>
+      </w:pPr>
+      <w:rPr>
+        <w:rFonts w:ascii="Symbol" w:hAnsi="Symbol" w:hint="default"/>
+      </w:rPr>
+    </w:lvl>
+    <w:lvl w:ilvl="7" w:tplc="04070003" w:tentative="1">
+      <w:start w:val="1"/>
+      <w:numFmt w:val="bullet"/>
+      <w:lvlText w:val="o"/>
+      <w:lvlJc w:val="left"/>
+      <w:pPr>
+        <w:tabs>
+          <w:tab w:val="num" w:pos="5760"/>
+        </w:tabs>
+        <w:ind w:left="5760" w:hanging="360"/>
+      </w:pPr>
+      <w:rPr>
+        <w:rFonts w:ascii="Courier New" w:hAnsi="Courier New" w:cs="Courier New" w:hint="default"/>
+      </w:rPr>
+    </w:lvl>
+    <w:lvl w:ilvl="8" w:tplc="04070005" w:tentative="1">
+      <w:start w:val="1"/>
+      <w:numFmt w:val="bullet"/>
+      <w:lvlText w:val=""/>
+      <w:lvlJc w:val="left"/>
+      <w:pPr>
+        <w:tabs>
+          <w:tab w:val="num" w:pos="6480"/>
+        </w:tabs>
+        <w:ind w:left="6480" w:hanging="360"/>
+      </w:pPr>
+      <w:rPr>
+        <w:rFonts w:ascii="Wingdings" w:hAnsi="Wingdings" w:hint="default"/>
+      </w:rPr>
+    </w:lvl>
+  </w:abstractNum>
+  <w:abstractNum w:abstractNumId="16" w15:restartNumberingAfterBreak="0">
     <w:nsid w:val="2A4A12EE"/>
     <w:multiLevelType w:val="hybridMultilevel"/>
     <w:tmpl w:val="D840CFA2"/>
@@ -48398,7 +49667,7 @@
       </w:pPr>
     </w:lvl>
   </w:abstractNum>
-  <w:abstractNum w:abstractNumId="16" w15:restartNumberingAfterBreak="0">
+  <w:abstractNum w:abstractNumId="17" w15:restartNumberingAfterBreak="0">
     <w:nsid w:val="2CDE00A7"/>
     <w:multiLevelType w:val="hybridMultilevel"/>
     <w:tmpl w:val="5AF4ABFE"/>
@@ -48511,7 +49780,7 @@
       </w:rPr>
     </w:lvl>
   </w:abstractNum>
-  <w:abstractNum w:abstractNumId="17" w15:restartNumberingAfterBreak="0">
+  <w:abstractNum w:abstractNumId="18" w15:restartNumberingAfterBreak="0">
     <w:nsid w:val="2F9B06A8"/>
     <w:multiLevelType w:val="hybridMultilevel"/>
     <w:tmpl w:val="39888080"/>
@@ -48624,7 +49893,7 @@
       </w:rPr>
     </w:lvl>
   </w:abstractNum>
-  <w:abstractNum w:abstractNumId="18" w15:restartNumberingAfterBreak="0">
+  <w:abstractNum w:abstractNumId="19" w15:restartNumberingAfterBreak="0">
     <w:nsid w:val="38305919"/>
     <w:multiLevelType w:val="multilevel"/>
     <w:tmpl w:val="B4A6BDEE"/>
@@ -48710,7 +49979,7 @@
       </w:pPr>
     </w:lvl>
   </w:abstractNum>
-  <w:abstractNum w:abstractNumId="19" w15:restartNumberingAfterBreak="0">
+  <w:abstractNum w:abstractNumId="20" w15:restartNumberingAfterBreak="0">
     <w:nsid w:val="3E6E3481"/>
     <w:multiLevelType w:val="hybridMultilevel"/>
     <w:tmpl w:val="DCE86F28"/>
@@ -48823,7 +50092,7 @@
       </w:rPr>
     </w:lvl>
   </w:abstractNum>
-  <w:abstractNum w:abstractNumId="20" w15:restartNumberingAfterBreak="0">
+  <w:abstractNum w:abstractNumId="21" w15:restartNumberingAfterBreak="0">
     <w:nsid w:val="3F596F0B"/>
     <w:multiLevelType w:val="hybridMultilevel"/>
     <w:tmpl w:val="B5BA373C"/>
@@ -48936,7 +50205,7 @@
       </w:rPr>
     </w:lvl>
   </w:abstractNum>
-  <w:abstractNum w:abstractNumId="21" w15:restartNumberingAfterBreak="0">
+  <w:abstractNum w:abstractNumId="22" w15:restartNumberingAfterBreak="0">
     <w:nsid w:val="44216831"/>
     <w:multiLevelType w:val="hybridMultilevel"/>
     <w:tmpl w:val="CDB653BA"/>
@@ -49076,10 +50345,10 @@
       </w:rPr>
     </w:lvl>
   </w:abstractNum>
-  <w:abstractNum w:abstractNumId="22" w15:restartNumberingAfterBreak="0">
-    <w:nsid w:val="48DE3657"/>
+  <w:abstractNum w:abstractNumId="23" w15:restartNumberingAfterBreak="0">
+    <w:nsid w:val="469206E0"/>
     <w:multiLevelType w:val="hybridMultilevel"/>
-    <w:tmpl w:val="E87C72E0"/>
+    <w:tmpl w:val="C136B588"/>
     <w:lvl w:ilvl="0" w:tplc="04070001">
       <w:start w:val="1"/>
       <w:numFmt w:val="bullet"/>
@@ -49189,10 +50458,10 @@
       </w:rPr>
     </w:lvl>
   </w:abstractNum>
-  <w:abstractNum w:abstractNumId="23" w15:restartNumberingAfterBreak="0">
-    <w:nsid w:val="4F3F6FA3"/>
+  <w:abstractNum w:abstractNumId="24" w15:restartNumberingAfterBreak="0">
+    <w:nsid w:val="48DE3657"/>
     <w:multiLevelType w:val="hybridMultilevel"/>
-    <w:tmpl w:val="1F28A98A"/>
+    <w:tmpl w:val="E87C72E0"/>
     <w:lvl w:ilvl="0" w:tplc="04070001">
       <w:start w:val="1"/>
       <w:numFmt w:val="bullet"/>
@@ -49302,19 +50571,16 @@
       </w:rPr>
     </w:lvl>
   </w:abstractNum>
-  <w:abstractNum w:abstractNumId="24" w15:restartNumberingAfterBreak="0">
-    <w:nsid w:val="50883E1A"/>
+  <w:abstractNum w:abstractNumId="25" w15:restartNumberingAfterBreak="0">
+    <w:nsid w:val="4F3F6FA3"/>
     <w:multiLevelType w:val="hybridMultilevel"/>
-    <w:tmpl w:val="64964ED8"/>
-    <w:lvl w:ilvl="0" w:tplc="0407000F">
+    <w:tmpl w:val="1F28A98A"/>
+    <w:lvl w:ilvl="0" w:tplc="04070001">
       <w:start w:val="1"/>
       <w:numFmt w:val="bullet"/>
       <w:lvlText w:val=""/>
       <w:lvlJc w:val="left"/>
       <w:pPr>
-        <w:tabs>
-          <w:tab w:val="num" w:pos="720"/>
-        </w:tabs>
         <w:ind w:left="720" w:hanging="360"/>
       </w:pPr>
       <w:rPr>
@@ -49327,9 +50593,6 @@
       <w:lvlText w:val="o"/>
       <w:lvlJc w:val="left"/>
       <w:pPr>
-        <w:tabs>
-          <w:tab w:val="num" w:pos="1440"/>
-        </w:tabs>
         <w:ind w:left="1440" w:hanging="360"/>
       </w:pPr>
       <w:rPr>
@@ -49342,9 +50605,6 @@
       <w:lvlText w:val=""/>
       <w:lvlJc w:val="left"/>
       <w:pPr>
-        <w:tabs>
-          <w:tab w:val="num" w:pos="2160"/>
-        </w:tabs>
         <w:ind w:left="2160" w:hanging="360"/>
       </w:pPr>
       <w:rPr>
@@ -49357,9 +50617,6 @@
       <w:lvlText w:val=""/>
       <w:lvlJc w:val="left"/>
       <w:pPr>
-        <w:tabs>
-          <w:tab w:val="num" w:pos="2880"/>
-        </w:tabs>
         <w:ind w:left="2880" w:hanging="360"/>
       </w:pPr>
       <w:rPr>
@@ -49372,9 +50629,6 @@
       <w:lvlText w:val="o"/>
       <w:lvlJc w:val="left"/>
       <w:pPr>
-        <w:tabs>
-          <w:tab w:val="num" w:pos="3600"/>
-        </w:tabs>
         <w:ind w:left="3600" w:hanging="360"/>
       </w:pPr>
       <w:rPr>
@@ -49387,9 +50641,6 @@
       <w:lvlText w:val=""/>
       <w:lvlJc w:val="left"/>
       <w:pPr>
-        <w:tabs>
-          <w:tab w:val="num" w:pos="4320"/>
-        </w:tabs>
         <w:ind w:left="4320" w:hanging="360"/>
       </w:pPr>
       <w:rPr>
@@ -49402,9 +50653,6 @@
       <w:lvlText w:val=""/>
       <w:lvlJc w:val="left"/>
       <w:pPr>
-        <w:tabs>
-          <w:tab w:val="num" w:pos="5040"/>
-        </w:tabs>
         <w:ind w:left="5040" w:hanging="360"/>
       </w:pPr>
       <w:rPr>
@@ -49417,9 +50665,6 @@
       <w:lvlText w:val="o"/>
       <w:lvlJc w:val="left"/>
       <w:pPr>
-        <w:tabs>
-          <w:tab w:val="num" w:pos="5760"/>
-        </w:tabs>
         <w:ind w:left="5760" w:hanging="360"/>
       </w:pPr>
       <w:rPr>
@@ -49432,9 +50677,6 @@
       <w:lvlText w:val=""/>
       <w:lvlJc w:val="left"/>
       <w:pPr>
-        <w:tabs>
-          <w:tab w:val="num" w:pos="6480"/>
-        </w:tabs>
         <w:ind w:left="6480" w:hanging="360"/>
       </w:pPr>
       <w:rPr>
@@ -49442,102 +50684,19 @@
       </w:rPr>
     </w:lvl>
   </w:abstractNum>
-  <w:abstractNum w:abstractNumId="25" w15:restartNumberingAfterBreak="0">
-    <w:nsid w:val="51294C44"/>
+  <w:abstractNum w:abstractNumId="26" w15:restartNumberingAfterBreak="0">
+    <w:nsid w:val="50883E1A"/>
     <w:multiLevelType w:val="hybridMultilevel"/>
-    <w:tmpl w:val="05D4FAF0"/>
+    <w:tmpl w:val="64964ED8"/>
     <w:lvl w:ilvl="0" w:tplc="0407000F">
-      <w:start w:val="1"/>
-      <w:numFmt w:val="decimal"/>
-      <w:lvlText w:val="%1."/>
-      <w:lvlJc w:val="left"/>
-      <w:pPr>
-        <w:ind w:left="720" w:hanging="360"/>
-      </w:pPr>
-    </w:lvl>
-    <w:lvl w:ilvl="1" w:tplc="04070019" w:tentative="1">
-      <w:start w:val="1"/>
-      <w:numFmt w:val="lowerLetter"/>
-      <w:lvlText w:val="%2."/>
-      <w:lvlJc w:val="left"/>
-      <w:pPr>
-        <w:ind w:left="1440" w:hanging="360"/>
-      </w:pPr>
-    </w:lvl>
-    <w:lvl w:ilvl="2" w:tplc="0407001B" w:tentative="1">
-      <w:start w:val="1"/>
-      <w:numFmt w:val="lowerRoman"/>
-      <w:lvlText w:val="%3."/>
-      <w:lvlJc w:val="right"/>
-      <w:pPr>
-        <w:ind w:left="2160" w:hanging="180"/>
-      </w:pPr>
-    </w:lvl>
-    <w:lvl w:ilvl="3" w:tplc="0407000F" w:tentative="1">
-      <w:start w:val="1"/>
-      <w:numFmt w:val="decimal"/>
-      <w:lvlText w:val="%4."/>
-      <w:lvlJc w:val="left"/>
-      <w:pPr>
-        <w:ind w:left="2880" w:hanging="360"/>
-      </w:pPr>
-    </w:lvl>
-    <w:lvl w:ilvl="4" w:tplc="04070019" w:tentative="1">
-      <w:start w:val="1"/>
-      <w:numFmt w:val="lowerLetter"/>
-      <w:lvlText w:val="%5."/>
-      <w:lvlJc w:val="left"/>
-      <w:pPr>
-        <w:ind w:left="3600" w:hanging="360"/>
-      </w:pPr>
-    </w:lvl>
-    <w:lvl w:ilvl="5" w:tplc="0407001B" w:tentative="1">
-      <w:start w:val="1"/>
-      <w:numFmt w:val="lowerRoman"/>
-      <w:lvlText w:val="%6."/>
-      <w:lvlJc w:val="right"/>
-      <w:pPr>
-        <w:ind w:left="4320" w:hanging="180"/>
-      </w:pPr>
-    </w:lvl>
-    <w:lvl w:ilvl="6" w:tplc="0407000F" w:tentative="1">
-      <w:start w:val="1"/>
-      <w:numFmt w:val="decimal"/>
-      <w:lvlText w:val="%7."/>
-      <w:lvlJc w:val="left"/>
-      <w:pPr>
-        <w:ind w:left="5040" w:hanging="360"/>
-      </w:pPr>
-    </w:lvl>
-    <w:lvl w:ilvl="7" w:tplc="04070019" w:tentative="1">
-      <w:start w:val="1"/>
-      <w:numFmt w:val="lowerLetter"/>
-      <w:lvlText w:val="%8."/>
-      <w:lvlJc w:val="left"/>
-      <w:pPr>
-        <w:ind w:left="5760" w:hanging="360"/>
-      </w:pPr>
-    </w:lvl>
-    <w:lvl w:ilvl="8" w:tplc="0407001B" w:tentative="1">
-      <w:start w:val="1"/>
-      <w:numFmt w:val="lowerRoman"/>
-      <w:lvlText w:val="%9."/>
-      <w:lvlJc w:val="right"/>
-      <w:pPr>
-        <w:ind w:left="6480" w:hanging="180"/>
-      </w:pPr>
-    </w:lvl>
-  </w:abstractNum>
-  <w:abstractNum w:abstractNumId="26" w15:restartNumberingAfterBreak="0">
-    <w:nsid w:val="52095F2D"/>
-    <w:multiLevelType w:val="hybridMultilevel"/>
-    <w:tmpl w:val="0BF4F742"/>
-    <w:lvl w:ilvl="0" w:tplc="04070001">
       <w:start w:val="1"/>
       <w:numFmt w:val="bullet"/>
       <w:lvlText w:val=""/>
       <w:lvlJc w:val="left"/>
       <w:pPr>
+        <w:tabs>
+          <w:tab w:val="num" w:pos="720"/>
+        </w:tabs>
         <w:ind w:left="720" w:hanging="360"/>
       </w:pPr>
       <w:rPr>
@@ -49550,6 +50709,9 @@
       <w:lvlText w:val="o"/>
       <w:lvlJc w:val="left"/>
       <w:pPr>
+        <w:tabs>
+          <w:tab w:val="num" w:pos="1440"/>
+        </w:tabs>
         <w:ind w:left="1440" w:hanging="360"/>
       </w:pPr>
       <w:rPr>
@@ -49562,6 +50724,9 @@
       <w:lvlText w:val=""/>
       <w:lvlJc w:val="left"/>
       <w:pPr>
+        <w:tabs>
+          <w:tab w:val="num" w:pos="2160"/>
+        </w:tabs>
         <w:ind w:left="2160" w:hanging="360"/>
       </w:pPr>
       <w:rPr>
@@ -49574,6 +50739,9 @@
       <w:lvlText w:val=""/>
       <w:lvlJc w:val="left"/>
       <w:pPr>
+        <w:tabs>
+          <w:tab w:val="num" w:pos="2880"/>
+        </w:tabs>
         <w:ind w:left="2880" w:hanging="360"/>
       </w:pPr>
       <w:rPr>
@@ -49586,6 +50754,9 @@
       <w:lvlText w:val="o"/>
       <w:lvlJc w:val="left"/>
       <w:pPr>
+        <w:tabs>
+          <w:tab w:val="num" w:pos="3600"/>
+        </w:tabs>
         <w:ind w:left="3600" w:hanging="360"/>
       </w:pPr>
       <w:rPr>
@@ -49598,6 +50769,9 @@
       <w:lvlText w:val=""/>
       <w:lvlJc w:val="left"/>
       <w:pPr>
+        <w:tabs>
+          <w:tab w:val="num" w:pos="4320"/>
+        </w:tabs>
         <w:ind w:left="4320" w:hanging="360"/>
       </w:pPr>
       <w:rPr>
@@ -49610,6 +50784,9 @@
       <w:lvlText w:val=""/>
       <w:lvlJc w:val="left"/>
       <w:pPr>
+        <w:tabs>
+          <w:tab w:val="num" w:pos="5040"/>
+        </w:tabs>
         <w:ind w:left="5040" w:hanging="360"/>
       </w:pPr>
       <w:rPr>
@@ -49622,6 +50799,9 @@
       <w:lvlText w:val="o"/>
       <w:lvlJc w:val="left"/>
       <w:pPr>
+        <w:tabs>
+          <w:tab w:val="num" w:pos="5760"/>
+        </w:tabs>
         <w:ind w:left="5760" w:hanging="360"/>
       </w:pPr>
       <w:rPr>
@@ -49634,6 +50814,9 @@
       <w:lvlText w:val=""/>
       <w:lvlJc w:val="left"/>
       <w:pPr>
+        <w:tabs>
+          <w:tab w:val="num" w:pos="6480"/>
+        </w:tabs>
         <w:ind w:left="6480" w:hanging="360"/>
       </w:pPr>
       <w:rPr>
@@ -49642,9 +50825,9 @@
     </w:lvl>
   </w:abstractNum>
   <w:abstractNum w:abstractNumId="27" w15:restartNumberingAfterBreak="0">
-    <w:nsid w:val="5C951431"/>
+    <w:nsid w:val="51294C44"/>
     <w:multiLevelType w:val="hybridMultilevel"/>
-    <w:tmpl w:val="968E6868"/>
+    <w:tmpl w:val="05D4FAF0"/>
     <w:lvl w:ilvl="0" w:tplc="0407000F">
       <w:start w:val="1"/>
       <w:numFmt w:val="decimal"/>
@@ -49654,7 +50837,7 @@
         <w:ind w:left="720" w:hanging="360"/>
       </w:pPr>
     </w:lvl>
-    <w:lvl w:ilvl="1" w:tplc="04070019">
+    <w:lvl w:ilvl="1" w:tplc="04070019" w:tentative="1">
       <w:start w:val="1"/>
       <w:numFmt w:val="lowerLetter"/>
       <w:lvlText w:val="%2."/>
@@ -49663,7 +50846,7 @@
         <w:ind w:left="1440" w:hanging="360"/>
       </w:pPr>
     </w:lvl>
-    <w:lvl w:ilvl="2" w:tplc="0407001B">
+    <w:lvl w:ilvl="2" w:tplc="0407001B" w:tentative="1">
       <w:start w:val="1"/>
       <w:numFmt w:val="lowerRoman"/>
       <w:lvlText w:val="%3."/>
@@ -49672,7 +50855,7 @@
         <w:ind w:left="2160" w:hanging="180"/>
       </w:pPr>
     </w:lvl>
-    <w:lvl w:ilvl="3" w:tplc="0407000F">
+    <w:lvl w:ilvl="3" w:tplc="0407000F" w:tentative="1">
       <w:start w:val="1"/>
       <w:numFmt w:val="decimal"/>
       <w:lvlText w:val="%4."/>
@@ -49728,95 +50911,9 @@
     </w:lvl>
   </w:abstractNum>
   <w:abstractNum w:abstractNumId="28" w15:restartNumberingAfterBreak="0">
-    <w:nsid w:val="5D2176FD"/>
+    <w:nsid w:val="52095F2D"/>
     <w:multiLevelType w:val="hybridMultilevel"/>
-    <w:tmpl w:val="2A625DF8"/>
-    <w:lvl w:ilvl="0" w:tplc="0407000F">
-      <w:start w:val="1"/>
-      <w:numFmt w:val="decimal"/>
-      <w:lvlText w:val="%1."/>
-      <w:lvlJc w:val="left"/>
-      <w:pPr>
-        <w:ind w:left="720" w:hanging="360"/>
-      </w:pPr>
-    </w:lvl>
-    <w:lvl w:ilvl="1" w:tplc="04070019">
-      <w:start w:val="1"/>
-      <w:numFmt w:val="lowerLetter"/>
-      <w:lvlText w:val="%2."/>
-      <w:lvlJc w:val="left"/>
-      <w:pPr>
-        <w:ind w:left="1440" w:hanging="360"/>
-      </w:pPr>
-    </w:lvl>
-    <w:lvl w:ilvl="2" w:tplc="0407001B">
-      <w:start w:val="1"/>
-      <w:numFmt w:val="lowerRoman"/>
-      <w:lvlText w:val="%3."/>
-      <w:lvlJc w:val="right"/>
-      <w:pPr>
-        <w:ind w:left="2160" w:hanging="180"/>
-      </w:pPr>
-    </w:lvl>
-    <w:lvl w:ilvl="3" w:tplc="0407000F">
-      <w:start w:val="1"/>
-      <w:numFmt w:val="decimal"/>
-      <w:lvlText w:val="%4."/>
-      <w:lvlJc w:val="left"/>
-      <w:pPr>
-        <w:ind w:left="2880" w:hanging="360"/>
-      </w:pPr>
-    </w:lvl>
-    <w:lvl w:ilvl="4" w:tplc="04070019" w:tentative="1">
-      <w:start w:val="1"/>
-      <w:numFmt w:val="lowerLetter"/>
-      <w:lvlText w:val="%5."/>
-      <w:lvlJc w:val="left"/>
-      <w:pPr>
-        <w:ind w:left="3600" w:hanging="360"/>
-      </w:pPr>
-    </w:lvl>
-    <w:lvl w:ilvl="5" w:tplc="0407001B" w:tentative="1">
-      <w:start w:val="1"/>
-      <w:numFmt w:val="lowerRoman"/>
-      <w:lvlText w:val="%6."/>
-      <w:lvlJc w:val="right"/>
-      <w:pPr>
-        <w:ind w:left="4320" w:hanging="180"/>
-      </w:pPr>
-    </w:lvl>
-    <w:lvl w:ilvl="6" w:tplc="0407000F" w:tentative="1">
-      <w:start w:val="1"/>
-      <w:numFmt w:val="decimal"/>
-      <w:lvlText w:val="%7."/>
-      <w:lvlJc w:val="left"/>
-      <w:pPr>
-        <w:ind w:left="5040" w:hanging="360"/>
-      </w:pPr>
-    </w:lvl>
-    <w:lvl w:ilvl="7" w:tplc="04070019" w:tentative="1">
-      <w:start w:val="1"/>
-      <w:numFmt w:val="lowerLetter"/>
-      <w:lvlText w:val="%8."/>
-      <w:lvlJc w:val="left"/>
-      <w:pPr>
-        <w:ind w:left="5760" w:hanging="360"/>
-      </w:pPr>
-    </w:lvl>
-    <w:lvl w:ilvl="8" w:tplc="0407001B" w:tentative="1">
-      <w:start w:val="1"/>
-      <w:numFmt w:val="lowerRoman"/>
-      <w:lvlText w:val="%9."/>
-      <w:lvlJc w:val="right"/>
-      <w:pPr>
-        <w:ind w:left="6480" w:hanging="180"/>
-      </w:pPr>
-    </w:lvl>
-  </w:abstractNum>
-  <w:abstractNum w:abstractNumId="29" w15:restartNumberingAfterBreak="0">
-    <w:nsid w:val="61246850"/>
-    <w:multiLevelType w:val="hybridMultilevel"/>
-    <w:tmpl w:val="00B2EEFC"/>
+    <w:tmpl w:val="0BF4F742"/>
     <w:lvl w:ilvl="0" w:tplc="04070001">
       <w:start w:val="1"/>
       <w:numFmt w:val="bullet"/>
@@ -49926,10 +51023,182 @@
       </w:rPr>
     </w:lvl>
   </w:abstractNum>
+  <w:abstractNum w:abstractNumId="29" w15:restartNumberingAfterBreak="0">
+    <w:nsid w:val="5C951431"/>
+    <w:multiLevelType w:val="hybridMultilevel"/>
+    <w:tmpl w:val="968E6868"/>
+    <w:lvl w:ilvl="0" w:tplc="0407000F">
+      <w:start w:val="1"/>
+      <w:numFmt w:val="decimal"/>
+      <w:lvlText w:val="%1."/>
+      <w:lvlJc w:val="left"/>
+      <w:pPr>
+        <w:ind w:left="720" w:hanging="360"/>
+      </w:pPr>
+    </w:lvl>
+    <w:lvl w:ilvl="1" w:tplc="04070019">
+      <w:start w:val="1"/>
+      <w:numFmt w:val="lowerLetter"/>
+      <w:lvlText w:val="%2."/>
+      <w:lvlJc w:val="left"/>
+      <w:pPr>
+        <w:ind w:left="1440" w:hanging="360"/>
+      </w:pPr>
+    </w:lvl>
+    <w:lvl w:ilvl="2" w:tplc="0407001B">
+      <w:start w:val="1"/>
+      <w:numFmt w:val="lowerRoman"/>
+      <w:lvlText w:val="%3."/>
+      <w:lvlJc w:val="right"/>
+      <w:pPr>
+        <w:ind w:left="2160" w:hanging="180"/>
+      </w:pPr>
+    </w:lvl>
+    <w:lvl w:ilvl="3" w:tplc="0407000F">
+      <w:start w:val="1"/>
+      <w:numFmt w:val="decimal"/>
+      <w:lvlText w:val="%4."/>
+      <w:lvlJc w:val="left"/>
+      <w:pPr>
+        <w:ind w:left="2880" w:hanging="360"/>
+      </w:pPr>
+    </w:lvl>
+    <w:lvl w:ilvl="4" w:tplc="04070019" w:tentative="1">
+      <w:start w:val="1"/>
+      <w:numFmt w:val="lowerLetter"/>
+      <w:lvlText w:val="%5."/>
+      <w:lvlJc w:val="left"/>
+      <w:pPr>
+        <w:ind w:left="3600" w:hanging="360"/>
+      </w:pPr>
+    </w:lvl>
+    <w:lvl w:ilvl="5" w:tplc="0407001B" w:tentative="1">
+      <w:start w:val="1"/>
+      <w:numFmt w:val="lowerRoman"/>
+      <w:lvlText w:val="%6."/>
+      <w:lvlJc w:val="right"/>
+      <w:pPr>
+        <w:ind w:left="4320" w:hanging="180"/>
+      </w:pPr>
+    </w:lvl>
+    <w:lvl w:ilvl="6" w:tplc="0407000F" w:tentative="1">
+      <w:start w:val="1"/>
+      <w:numFmt w:val="decimal"/>
+      <w:lvlText w:val="%7."/>
+      <w:lvlJc w:val="left"/>
+      <w:pPr>
+        <w:ind w:left="5040" w:hanging="360"/>
+      </w:pPr>
+    </w:lvl>
+    <w:lvl w:ilvl="7" w:tplc="04070019" w:tentative="1">
+      <w:start w:val="1"/>
+      <w:numFmt w:val="lowerLetter"/>
+      <w:lvlText w:val="%8."/>
+      <w:lvlJc w:val="left"/>
+      <w:pPr>
+        <w:ind w:left="5760" w:hanging="360"/>
+      </w:pPr>
+    </w:lvl>
+    <w:lvl w:ilvl="8" w:tplc="0407001B" w:tentative="1">
+      <w:start w:val="1"/>
+      <w:numFmt w:val="lowerRoman"/>
+      <w:lvlText w:val="%9."/>
+      <w:lvlJc w:val="right"/>
+      <w:pPr>
+        <w:ind w:left="6480" w:hanging="180"/>
+      </w:pPr>
+    </w:lvl>
+  </w:abstractNum>
   <w:abstractNum w:abstractNumId="30" w15:restartNumberingAfterBreak="0">
-    <w:nsid w:val="68F12506"/>
+    <w:nsid w:val="5D2176FD"/>
     <w:multiLevelType w:val="hybridMultilevel"/>
-    <w:tmpl w:val="0E80832E"/>
+    <w:tmpl w:val="2A625DF8"/>
+    <w:lvl w:ilvl="0" w:tplc="0407000F">
+      <w:start w:val="1"/>
+      <w:numFmt w:val="decimal"/>
+      <w:lvlText w:val="%1."/>
+      <w:lvlJc w:val="left"/>
+      <w:pPr>
+        <w:ind w:left="720" w:hanging="360"/>
+      </w:pPr>
+    </w:lvl>
+    <w:lvl w:ilvl="1" w:tplc="04070019">
+      <w:start w:val="1"/>
+      <w:numFmt w:val="lowerLetter"/>
+      <w:lvlText w:val="%2."/>
+      <w:lvlJc w:val="left"/>
+      <w:pPr>
+        <w:ind w:left="1440" w:hanging="360"/>
+      </w:pPr>
+    </w:lvl>
+    <w:lvl w:ilvl="2" w:tplc="0407001B">
+      <w:start w:val="1"/>
+      <w:numFmt w:val="lowerRoman"/>
+      <w:lvlText w:val="%3."/>
+      <w:lvlJc w:val="right"/>
+      <w:pPr>
+        <w:ind w:left="2160" w:hanging="180"/>
+      </w:pPr>
+    </w:lvl>
+    <w:lvl w:ilvl="3" w:tplc="0407000F">
+      <w:start w:val="1"/>
+      <w:numFmt w:val="decimal"/>
+      <w:lvlText w:val="%4."/>
+      <w:lvlJc w:val="left"/>
+      <w:pPr>
+        <w:ind w:left="2880" w:hanging="360"/>
+      </w:pPr>
+    </w:lvl>
+    <w:lvl w:ilvl="4" w:tplc="04070019" w:tentative="1">
+      <w:start w:val="1"/>
+      <w:numFmt w:val="lowerLetter"/>
+      <w:lvlText w:val="%5."/>
+      <w:lvlJc w:val="left"/>
+      <w:pPr>
+        <w:ind w:left="3600" w:hanging="360"/>
+      </w:pPr>
+    </w:lvl>
+    <w:lvl w:ilvl="5" w:tplc="0407001B" w:tentative="1">
+      <w:start w:val="1"/>
+      <w:numFmt w:val="lowerRoman"/>
+      <w:lvlText w:val="%6."/>
+      <w:lvlJc w:val="right"/>
+      <w:pPr>
+        <w:ind w:left="4320" w:hanging="180"/>
+      </w:pPr>
+    </w:lvl>
+    <w:lvl w:ilvl="6" w:tplc="0407000F" w:tentative="1">
+      <w:start w:val="1"/>
+      <w:numFmt w:val="decimal"/>
+      <w:lvlText w:val="%7."/>
+      <w:lvlJc w:val="left"/>
+      <w:pPr>
+        <w:ind w:left="5040" w:hanging="360"/>
+      </w:pPr>
+    </w:lvl>
+    <w:lvl w:ilvl="7" w:tplc="04070019" w:tentative="1">
+      <w:start w:val="1"/>
+      <w:numFmt w:val="lowerLetter"/>
+      <w:lvlText w:val="%8."/>
+      <w:lvlJc w:val="left"/>
+      <w:pPr>
+        <w:ind w:left="5760" w:hanging="360"/>
+      </w:pPr>
+    </w:lvl>
+    <w:lvl w:ilvl="8" w:tplc="0407001B" w:tentative="1">
+      <w:start w:val="1"/>
+      <w:numFmt w:val="lowerRoman"/>
+      <w:lvlText w:val="%9."/>
+      <w:lvlJc w:val="right"/>
+      <w:pPr>
+        <w:ind w:left="6480" w:hanging="180"/>
+      </w:pPr>
+    </w:lvl>
+  </w:abstractNum>
+  <w:abstractNum w:abstractNumId="31" w15:restartNumberingAfterBreak="0">
+    <w:nsid w:val="61246850"/>
+    <w:multiLevelType w:val="hybridMultilevel"/>
+    <w:tmpl w:val="00B2EEFC"/>
     <w:lvl w:ilvl="0" w:tplc="04070001">
       <w:start w:val="1"/>
       <w:numFmt w:val="bullet"/>
@@ -50039,10 +51308,10 @@
       </w:rPr>
     </w:lvl>
   </w:abstractNum>
-  <w:abstractNum w:abstractNumId="31" w15:restartNumberingAfterBreak="0">
-    <w:nsid w:val="6A422686"/>
+  <w:abstractNum w:abstractNumId="32" w15:restartNumberingAfterBreak="0">
+    <w:nsid w:val="68F12506"/>
     <w:multiLevelType w:val="hybridMultilevel"/>
-    <w:tmpl w:val="16341690"/>
+    <w:tmpl w:val="0E80832E"/>
     <w:lvl w:ilvl="0" w:tplc="04070001">
       <w:start w:val="1"/>
       <w:numFmt w:val="bullet"/>
@@ -50152,7 +51421,120 @@
       </w:rPr>
     </w:lvl>
   </w:abstractNum>
-  <w:abstractNum w:abstractNumId="32" w15:restartNumberingAfterBreak="0">
+  <w:abstractNum w:abstractNumId="33" w15:restartNumberingAfterBreak="0">
+    <w:nsid w:val="6A422686"/>
+    <w:multiLevelType w:val="hybridMultilevel"/>
+    <w:tmpl w:val="16341690"/>
+    <w:lvl w:ilvl="0" w:tplc="04070001">
+      <w:start w:val="1"/>
+      <w:numFmt w:val="bullet"/>
+      <w:lvlText w:val=""/>
+      <w:lvlJc w:val="left"/>
+      <w:pPr>
+        <w:ind w:left="720" w:hanging="360"/>
+      </w:pPr>
+      <w:rPr>
+        <w:rFonts w:ascii="Symbol" w:hAnsi="Symbol" w:hint="default"/>
+      </w:rPr>
+    </w:lvl>
+    <w:lvl w:ilvl="1" w:tplc="04070003" w:tentative="1">
+      <w:start w:val="1"/>
+      <w:numFmt w:val="bullet"/>
+      <w:lvlText w:val="o"/>
+      <w:lvlJc w:val="left"/>
+      <w:pPr>
+        <w:ind w:left="1440" w:hanging="360"/>
+      </w:pPr>
+      <w:rPr>
+        <w:rFonts w:ascii="Courier New" w:hAnsi="Courier New" w:cs="Courier New" w:hint="default"/>
+      </w:rPr>
+    </w:lvl>
+    <w:lvl w:ilvl="2" w:tplc="04070005" w:tentative="1">
+      <w:start w:val="1"/>
+      <w:numFmt w:val="bullet"/>
+      <w:lvlText w:val=""/>
+      <w:lvlJc w:val="left"/>
+      <w:pPr>
+        <w:ind w:left="2160" w:hanging="360"/>
+      </w:pPr>
+      <w:rPr>
+        <w:rFonts w:ascii="Wingdings" w:hAnsi="Wingdings" w:hint="default"/>
+      </w:rPr>
+    </w:lvl>
+    <w:lvl w:ilvl="3" w:tplc="04070001" w:tentative="1">
+      <w:start w:val="1"/>
+      <w:numFmt w:val="bullet"/>
+      <w:lvlText w:val=""/>
+      <w:lvlJc w:val="left"/>
+      <w:pPr>
+        <w:ind w:left="2880" w:hanging="360"/>
+      </w:pPr>
+      <w:rPr>
+        <w:rFonts w:ascii="Symbol" w:hAnsi="Symbol" w:hint="default"/>
+      </w:rPr>
+    </w:lvl>
+    <w:lvl w:ilvl="4" w:tplc="04070003" w:tentative="1">
+      <w:start w:val="1"/>
+      <w:numFmt w:val="bullet"/>
+      <w:lvlText w:val="o"/>
+      <w:lvlJc w:val="left"/>
+      <w:pPr>
+        <w:ind w:left="3600" w:hanging="360"/>
+      </w:pPr>
+      <w:rPr>
+        <w:rFonts w:ascii="Courier New" w:hAnsi="Courier New" w:cs="Courier New" w:hint="default"/>
+      </w:rPr>
+    </w:lvl>
+    <w:lvl w:ilvl="5" w:tplc="04070005" w:tentative="1">
+      <w:start w:val="1"/>
+      <w:numFmt w:val="bullet"/>
+      <w:lvlText w:val=""/>
+      <w:lvlJc w:val="left"/>
+      <w:pPr>
+        <w:ind w:left="4320" w:hanging="360"/>
+      </w:pPr>
+      <w:rPr>
+        <w:rFonts w:ascii="Wingdings" w:hAnsi="Wingdings" w:hint="default"/>
+      </w:rPr>
+    </w:lvl>
+    <w:lvl w:ilvl="6" w:tplc="04070001" w:tentative="1">
+      <w:start w:val="1"/>
+      <w:numFmt w:val="bullet"/>
+      <w:lvlText w:val=""/>
+      <w:lvlJc w:val="left"/>
+      <w:pPr>
+        <w:ind w:left="5040" w:hanging="360"/>
+      </w:pPr>
+      <w:rPr>
+        <w:rFonts w:ascii="Symbol" w:hAnsi="Symbol" w:hint="default"/>
+      </w:rPr>
+    </w:lvl>
+    <w:lvl w:ilvl="7" w:tplc="04070003" w:tentative="1">
+      <w:start w:val="1"/>
+      <w:numFmt w:val="bullet"/>
+      <w:lvlText w:val="o"/>
+      <w:lvlJc w:val="left"/>
+      <w:pPr>
+        <w:ind w:left="5760" w:hanging="360"/>
+      </w:pPr>
+      <w:rPr>
+        <w:rFonts w:ascii="Courier New" w:hAnsi="Courier New" w:cs="Courier New" w:hint="default"/>
+      </w:rPr>
+    </w:lvl>
+    <w:lvl w:ilvl="8" w:tplc="04070005" w:tentative="1">
+      <w:start w:val="1"/>
+      <w:numFmt w:val="bullet"/>
+      <w:lvlText w:val=""/>
+      <w:lvlJc w:val="left"/>
+      <w:pPr>
+        <w:ind w:left="6480" w:hanging="360"/>
+      </w:pPr>
+      <w:rPr>
+        <w:rFonts w:ascii="Wingdings" w:hAnsi="Wingdings" w:hint="default"/>
+      </w:rPr>
+    </w:lvl>
+  </w:abstractNum>
+  <w:abstractNum w:abstractNumId="34" w15:restartNumberingAfterBreak="0">
     <w:nsid w:val="6B237D59"/>
     <w:multiLevelType w:val="hybridMultilevel"/>
     <w:tmpl w:val="16867B1E"/>
@@ -50265,7 +51647,120 @@
       </w:rPr>
     </w:lvl>
   </w:abstractNum>
-  <w:abstractNum w:abstractNumId="33" w15:restartNumberingAfterBreak="0">
+  <w:abstractNum w:abstractNumId="35" w15:restartNumberingAfterBreak="0">
+    <w:nsid w:val="70595ED2"/>
+    <w:multiLevelType w:val="hybridMultilevel"/>
+    <w:tmpl w:val="BEFC8178"/>
+    <w:lvl w:ilvl="0" w:tplc="04070001">
+      <w:start w:val="1"/>
+      <w:numFmt w:val="bullet"/>
+      <w:lvlText w:val=""/>
+      <w:lvlJc w:val="left"/>
+      <w:pPr>
+        <w:ind w:left="720" w:hanging="360"/>
+      </w:pPr>
+      <w:rPr>
+        <w:rFonts w:ascii="Symbol" w:hAnsi="Symbol" w:hint="default"/>
+      </w:rPr>
+    </w:lvl>
+    <w:lvl w:ilvl="1" w:tplc="04070003" w:tentative="1">
+      <w:start w:val="1"/>
+      <w:numFmt w:val="bullet"/>
+      <w:lvlText w:val="o"/>
+      <w:lvlJc w:val="left"/>
+      <w:pPr>
+        <w:ind w:left="1440" w:hanging="360"/>
+      </w:pPr>
+      <w:rPr>
+        <w:rFonts w:ascii="Courier New" w:hAnsi="Courier New" w:cs="Courier New" w:hint="default"/>
+      </w:rPr>
+    </w:lvl>
+    <w:lvl w:ilvl="2" w:tplc="04070005" w:tentative="1">
+      <w:start w:val="1"/>
+      <w:numFmt w:val="bullet"/>
+      <w:lvlText w:val=""/>
+      <w:lvlJc w:val="left"/>
+      <w:pPr>
+        <w:ind w:left="2160" w:hanging="360"/>
+      </w:pPr>
+      <w:rPr>
+        <w:rFonts w:ascii="Wingdings" w:hAnsi="Wingdings" w:hint="default"/>
+      </w:rPr>
+    </w:lvl>
+    <w:lvl w:ilvl="3" w:tplc="04070001" w:tentative="1">
+      <w:start w:val="1"/>
+      <w:numFmt w:val="bullet"/>
+      <w:lvlText w:val=""/>
+      <w:lvlJc w:val="left"/>
+      <w:pPr>
+        <w:ind w:left="2880" w:hanging="360"/>
+      </w:pPr>
+      <w:rPr>
+        <w:rFonts w:ascii="Symbol" w:hAnsi="Symbol" w:hint="default"/>
+      </w:rPr>
+    </w:lvl>
+    <w:lvl w:ilvl="4" w:tplc="04070003" w:tentative="1">
+      <w:start w:val="1"/>
+      <w:numFmt w:val="bullet"/>
+      <w:lvlText w:val="o"/>
+      <w:lvlJc w:val="left"/>
+      <w:pPr>
+        <w:ind w:left="3600" w:hanging="360"/>
+      </w:pPr>
+      <w:rPr>
+        <w:rFonts w:ascii="Courier New" w:hAnsi="Courier New" w:cs="Courier New" w:hint="default"/>
+      </w:rPr>
+    </w:lvl>
+    <w:lvl w:ilvl="5" w:tplc="04070005" w:tentative="1">
+      <w:start w:val="1"/>
+      <w:numFmt w:val="bullet"/>
+      <w:lvlText w:val=""/>
+      <w:lvlJc w:val="left"/>
+      <w:pPr>
+        <w:ind w:left="4320" w:hanging="360"/>
+      </w:pPr>
+      <w:rPr>
+        <w:rFonts w:ascii="Wingdings" w:hAnsi="Wingdings" w:hint="default"/>
+      </w:rPr>
+    </w:lvl>
+    <w:lvl w:ilvl="6" w:tplc="04070001" w:tentative="1">
+      <w:start w:val="1"/>
+      <w:numFmt w:val="bullet"/>
+      <w:lvlText w:val=""/>
+      <w:lvlJc w:val="left"/>
+      <w:pPr>
+        <w:ind w:left="5040" w:hanging="360"/>
+      </w:pPr>
+      <w:rPr>
+        <w:rFonts w:ascii="Symbol" w:hAnsi="Symbol" w:hint="default"/>
+      </w:rPr>
+    </w:lvl>
+    <w:lvl w:ilvl="7" w:tplc="04070003" w:tentative="1">
+      <w:start w:val="1"/>
+      <w:numFmt w:val="bullet"/>
+      <w:lvlText w:val="o"/>
+      <w:lvlJc w:val="left"/>
+      <w:pPr>
+        <w:ind w:left="5760" w:hanging="360"/>
+      </w:pPr>
+      <w:rPr>
+        <w:rFonts w:ascii="Courier New" w:hAnsi="Courier New" w:cs="Courier New" w:hint="default"/>
+      </w:rPr>
+    </w:lvl>
+    <w:lvl w:ilvl="8" w:tplc="04070005" w:tentative="1">
+      <w:start w:val="1"/>
+      <w:numFmt w:val="bullet"/>
+      <w:lvlText w:val=""/>
+      <w:lvlJc w:val="left"/>
+      <w:pPr>
+        <w:ind w:left="6480" w:hanging="360"/>
+      </w:pPr>
+      <w:rPr>
+        <w:rFonts w:ascii="Wingdings" w:hAnsi="Wingdings" w:hint="default"/>
+      </w:rPr>
+    </w:lvl>
+  </w:abstractNum>
+  <w:abstractNum w:abstractNumId="36" w15:restartNumberingAfterBreak="0">
     <w:nsid w:val="7DC259E0"/>
     <w:multiLevelType w:val="hybridMultilevel"/>
     <w:tmpl w:val="429A8A8C"/>
@@ -50352,28 +51847,28 @@
     </w:lvl>
   </w:abstractNum>
   <w:num w:numId="1" w16cid:durableId="2044016346">
-    <w:abstractNumId w:val="16"/>
+    <w:abstractNumId w:val="17"/>
   </w:num>
   <w:num w:numId="2" w16cid:durableId="1185248450">
-    <w:abstractNumId w:val="27"/>
+    <w:abstractNumId w:val="29"/>
   </w:num>
   <w:num w:numId="3" w16cid:durableId="1322464383">
-    <w:abstractNumId w:val="28"/>
+    <w:abstractNumId w:val="30"/>
   </w:num>
   <w:num w:numId="4" w16cid:durableId="731120509">
     <w:abstractNumId w:val="4"/>
   </w:num>
   <w:num w:numId="5" w16cid:durableId="1825388861">
-    <w:abstractNumId w:val="18"/>
+    <w:abstractNumId w:val="19"/>
   </w:num>
   <w:num w:numId="6" w16cid:durableId="816848027">
     <w:abstractNumId w:val="7"/>
   </w:num>
   <w:num w:numId="7" w16cid:durableId="1867939723">
-    <w:abstractNumId w:val="33"/>
+    <w:abstractNumId w:val="36"/>
   </w:num>
   <w:num w:numId="8" w16cid:durableId="606232501">
-    <w:abstractNumId w:val="23"/>
+    <w:abstractNumId w:val="25"/>
   </w:num>
   <w:num w:numId="9" w16cid:durableId="579605397">
     <w:abstractNumId w:val="0"/>
@@ -50388,22 +51883,22 @@
     <w:abstractNumId w:val="11"/>
   </w:num>
   <w:num w:numId="13" w16cid:durableId="2100520030">
+    <w:abstractNumId w:val="24"/>
+  </w:num>
+  <w:num w:numId="14" w16cid:durableId="705566002">
+    <w:abstractNumId w:val="16"/>
+  </w:num>
+  <w:num w:numId="15" w16cid:durableId="1160384558">
     <w:abstractNumId w:val="22"/>
   </w:num>
-  <w:num w:numId="14" w16cid:durableId="705566002">
+  <w:num w:numId="16" w16cid:durableId="2086342266">
     <w:abstractNumId w:val="15"/>
-  </w:num>
-  <w:num w:numId="15" w16cid:durableId="1160384558">
-    <w:abstractNumId w:val="21"/>
-  </w:num>
-  <w:num w:numId="16" w16cid:durableId="2086342266">
-    <w:abstractNumId w:val="14"/>
   </w:num>
   <w:num w:numId="17" w16cid:durableId="276258059">
     <w:abstractNumId w:val="2"/>
   </w:num>
   <w:num w:numId="18" w16cid:durableId="305818565">
-    <w:abstractNumId w:val="24"/>
+    <w:abstractNumId w:val="26"/>
   </w:num>
   <w:num w:numId="19" w16cid:durableId="111830624">
     <w:abstractNumId w:val="9"/>
@@ -50412,25 +51907,25 @@
     <w:abstractNumId w:val="6"/>
   </w:num>
   <w:num w:numId="21" w16cid:durableId="1171603727">
-    <w:abstractNumId w:val="29"/>
+    <w:abstractNumId w:val="31"/>
   </w:num>
   <w:num w:numId="22" w16cid:durableId="1103304908">
-    <w:abstractNumId w:val="25"/>
+    <w:abstractNumId w:val="27"/>
   </w:num>
   <w:num w:numId="23" w16cid:durableId="233703612">
+    <w:abstractNumId w:val="21"/>
+  </w:num>
+  <w:num w:numId="24" w16cid:durableId="1950163677">
+    <w:abstractNumId w:val="33"/>
+  </w:num>
+  <w:num w:numId="25" w16cid:durableId="1164318288">
+    <w:abstractNumId w:val="32"/>
+  </w:num>
+  <w:num w:numId="26" w16cid:durableId="1132821553">
     <w:abstractNumId w:val="20"/>
   </w:num>
-  <w:num w:numId="24" w16cid:durableId="1950163677">
-    <w:abstractNumId w:val="31"/>
-  </w:num>
-  <w:num w:numId="25" w16cid:durableId="1164318288">
-    <w:abstractNumId w:val="30"/>
-  </w:num>
-  <w:num w:numId="26" w16cid:durableId="1132821553">
-    <w:abstractNumId w:val="19"/>
-  </w:num>
   <w:num w:numId="27" w16cid:durableId="1902329367">
-    <w:abstractNumId w:val="17"/>
+    <w:abstractNumId w:val="18"/>
   </w:num>
   <w:num w:numId="28" w16cid:durableId="1872063081">
     <w:abstractNumId w:val="10"/>
@@ -50439,7 +51934,7 @@
     <w:abstractNumId w:val="1"/>
   </w:num>
   <w:num w:numId="30" w16cid:durableId="822431053">
-    <w:abstractNumId w:val="32"/>
+    <w:abstractNumId w:val="34"/>
   </w:num>
   <w:num w:numId="31" w16cid:durableId="1033916986">
     <w:abstractNumId w:val="5"/>
@@ -50451,7 +51946,16 @@
     <w:abstractNumId w:val="13"/>
   </w:num>
   <w:num w:numId="34" w16cid:durableId="1662536704">
-    <w:abstractNumId w:val="26"/>
+    <w:abstractNumId w:val="28"/>
+  </w:num>
+  <w:num w:numId="35" w16cid:durableId="782502724">
+    <w:abstractNumId w:val="35"/>
+  </w:num>
+  <w:num w:numId="36" w16cid:durableId="1025054461">
+    <w:abstractNumId w:val="14"/>
+  </w:num>
+  <w:num w:numId="37" w16cid:durableId="1356538263">
+    <w:abstractNumId w:val="23"/>
   </w:num>
 </w:numbering>
 </file>

--- a/Lanchester-Equations.docx
+++ b/Lanchester-Equations.docx
@@ -222,35 +222,7 @@
             <w:rFonts w:ascii="Cambria Math" w:hAnsi="Cambria Math"/>
             <w:lang w:val="en-US"/>
           </w:rPr>
-          <m:t>≥0</m:t>
-        </m:r>
-        <m:r>
-          <w:rPr>
-            <w:rFonts w:ascii="Cambria Math" w:hAnsi="Cambria Math"/>
-            <w:lang w:val="en-US"/>
-          </w:rPr>
-          <m:t xml:space="preserve"> </m:t>
-        </m:r>
-        <m:r>
-          <w:rPr>
-            <w:rFonts w:ascii="Cambria Math" w:hAnsi="Cambria Math"/>
-            <w:lang w:val="en-US"/>
-          </w:rPr>
-          <m:t>,</m:t>
-        </m:r>
-        <m:r>
-          <w:rPr>
-            <w:rFonts w:ascii="Cambria Math" w:hAnsi="Cambria Math"/>
-            <w:lang w:val="en-US"/>
-          </w:rPr>
-          <m:t xml:space="preserve">  </m:t>
-        </m:r>
-        <m:r>
-          <w:rPr>
-            <w:rFonts w:ascii="Cambria Math" w:hAnsi="Cambria Math"/>
-            <w:lang w:val="en-US"/>
-          </w:rPr>
-          <m:t>R</m:t>
+          <m:t>≥0 ,  R</m:t>
         </m:r>
         <m:d>
           <m:dPr>
@@ -277,63 +249,7 @@
             <w:rFonts w:ascii="Cambria Math" w:hAnsi="Cambria Math"/>
             <w:lang w:val="en-US"/>
           </w:rPr>
-          <m:t>≥0</m:t>
-        </m:r>
-        <m:r>
-          <w:rPr>
-            <w:rFonts w:ascii="Cambria Math" w:hAnsi="Cambria Math"/>
-            <w:lang w:val="en-US"/>
-          </w:rPr>
-          <m:t xml:space="preserve"> </m:t>
-        </m:r>
-        <m:r>
-          <w:rPr>
-            <w:rFonts w:ascii="Cambria Math" w:hAnsi="Cambria Math"/>
-            <w:lang w:val="en-US"/>
-          </w:rPr>
-          <m:t>,</m:t>
-        </m:r>
-        <m:r>
-          <w:rPr>
-            <w:rFonts w:ascii="Cambria Math" w:hAnsi="Cambria Math"/>
-            <w:lang w:val="en-US"/>
-          </w:rPr>
-          <m:t xml:space="preserve">  </m:t>
-        </m:r>
-        <m:r>
-          <w:rPr>
-            <w:rFonts w:ascii="Cambria Math" w:hAnsi="Cambria Math"/>
-            <w:lang w:val="en-US"/>
-          </w:rPr>
-          <m:t xml:space="preserve"> α&gt;0</m:t>
-        </m:r>
-        <m:r>
-          <w:rPr>
-            <w:rFonts w:ascii="Cambria Math" w:hAnsi="Cambria Math"/>
-            <w:lang w:val="en-US"/>
-          </w:rPr>
-          <m:t xml:space="preserve"> </m:t>
-        </m:r>
-        <m:r>
-          <w:rPr>
-            <w:rFonts w:ascii="Cambria Math" w:hAnsi="Cambria Math"/>
-            <w:lang w:val="en-US"/>
-          </w:rPr>
-          <m:t>,</m:t>
-        </m:r>
-        <m:r>
-          <w:rPr>
-            <w:rFonts w:ascii="Cambria Math" w:hAnsi="Cambria Math"/>
-            <w:lang w:val="en-US"/>
-          </w:rPr>
-          <m:t xml:space="preserve">  </m:t>
-        </m:r>
-        <m:r>
-          <w:rPr>
-            <w:rFonts w:ascii="Cambria Math" w:hAnsi="Cambria Math"/>
-            <w:lang w:val="en-US"/>
-          </w:rPr>
-          <m:t xml:space="preserve"> β&gt;0</m:t>
+          <m:t>≥0 ,   α&gt;0 ,   β&gt;0</m:t>
         </m:r>
       </m:oMath>
       <w:r>
@@ -413,14 +329,7 @@
               <w:rFonts w:ascii="Cambria Math" w:hAnsi="Cambria Math"/>
               <w:lang w:val="en-US"/>
             </w:rPr>
-            <m:t>=-</m:t>
-          </m:r>
-          <m:r>
-            <w:rPr>
-              <w:rFonts w:ascii="Cambria Math" w:hAnsi="Cambria Math"/>
-              <w:lang w:val="en-US"/>
-            </w:rPr>
-            <m:t>α</m:t>
+            <m:t>=-α</m:t>
           </m:r>
           <m:r>
             <w:rPr>
@@ -525,14 +434,7 @@
               <w:rFonts w:ascii="Cambria Math" w:hAnsi="Cambria Math"/>
               <w:lang w:val="en-US"/>
             </w:rPr>
-            <m:t xml:space="preserve"> β</m:t>
-          </m:r>
-          <m:r>
-            <w:rPr>
-              <w:rFonts w:ascii="Cambria Math" w:hAnsi="Cambria Math"/>
-              <w:lang w:val="en-US"/>
-            </w:rPr>
-            <m:t>g</m:t>
+            <m:t xml:space="preserve"> βg</m:t>
           </m:r>
           <m:d>
             <m:dPr>
@@ -695,14 +597,7 @@
                     <w:rFonts w:ascii="Cambria Math" w:hAnsi="Cambria Math"/>
                     <w:lang w:val="en-US"/>
                   </w:rPr>
-                  <m:t>,</m:t>
-                </m:r>
-                <m:r>
-                  <w:rPr>
-                    <w:rFonts w:ascii="Cambria Math" w:hAnsi="Cambria Math"/>
-                    <w:lang w:val="en-US"/>
-                  </w:rPr>
-                  <m:t>R</m:t>
+                  <m:t>,R</m:t>
                 </m:r>
                 <m:d>
                   <m:dPr>
@@ -729,14 +624,7 @@
                     <w:rFonts w:ascii="Cambria Math" w:hAnsi="Cambria Math"/>
                     <w:lang w:val="en-US"/>
                   </w:rPr>
-                  <m:t>≥0</m:t>
-                </m:r>
-                <m:r>
-                  <w:rPr>
-                    <w:rFonts w:ascii="Cambria Math" w:hAnsi="Cambria Math"/>
-                    <w:lang w:val="en-US"/>
-                  </w:rPr>
-                  <m:t xml:space="preserve"> </m:t>
+                  <m:t xml:space="preserve">≥0 </m:t>
                 </m:r>
                 <m:r>
                   <w:rPr>
@@ -9268,7 +9156,7 @@
                       <w:rFonts w:ascii="Cambria Math" w:hAnsi="Cambria Math"/>
                       <w:lang w:val="en-US"/>
                     </w:rPr>
-                    <m:t>α</m:t>
+                    <m:t>γ</m:t>
                   </m:r>
                 </m:e>
                 <m:sub>
@@ -9277,7 +9165,7 @@
                       <w:rFonts w:ascii="Cambria Math" w:hAnsi="Cambria Math"/>
                       <w:lang w:val="en-US"/>
                     </w:rPr>
-                    <m:t>BR</m:t>
+                    <m:t>RB</m:t>
                   </m:r>
                 </m:sub>
               </m:sSub>
@@ -9330,7 +9218,7 @@
                       <w:rFonts w:ascii="Cambria Math" w:hAnsi="Cambria Math"/>
                       <w:lang w:val="en-US"/>
                     </w:rPr>
-                    <m:t>α</m:t>
+                    <m:t>γ</m:t>
                   </m:r>
                 </m:e>
                 <m:sub>
@@ -9339,7 +9227,7 @@
                       <w:rFonts w:ascii="Cambria Math" w:hAnsi="Cambria Math"/>
                       <w:lang w:val="en-US"/>
                     </w:rPr>
-                    <m:t>RB</m:t>
+                    <m:t>BR</m:t>
                   </m:r>
                 </m:sub>
               </m:sSub>
@@ -9367,7 +9255,7 @@
                   <w:rFonts w:ascii="Cambria Math" w:hAnsi="Cambria Math"/>
                   <w:lang w:val="en-US"/>
                 </w:rPr>
-                <m:t>α</m:t>
+                <m:t>γ</m:t>
               </m:r>
             </m:e>
             <m:sub>
@@ -9376,7 +9264,7 @@
                   <w:rFonts w:ascii="Cambria Math" w:hAnsi="Cambria Math"/>
                   <w:lang w:val="en-US"/>
                 </w:rPr>
-                <m:t>BR</m:t>
+                <m:t>RB</m:t>
               </m:r>
             </m:sub>
           </m:sSub>
@@ -9402,7 +9290,7 @@
                   <w:rFonts w:ascii="Cambria Math" w:hAnsi="Cambria Math"/>
                   <w:lang w:val="en-US"/>
                 </w:rPr>
-                <m:t>α</m:t>
+                <m:t>γ</m:t>
               </m:r>
             </m:e>
             <m:sub>
@@ -9411,7 +9299,7 @@
                   <w:rFonts w:ascii="Cambria Math" w:hAnsi="Cambria Math"/>
                   <w:lang w:val="en-US"/>
                 </w:rPr>
-                <m:t>RB</m:t>
+                <m:t>BR</m:t>
               </m:r>
             </m:sub>
           </m:sSub>
